--- a/cv/CV_Russian_Urmas_Repinski.docx
+++ b/cv/CV_Russian_Urmas_Repinski.docx
@@ -189,7 +189,7 @@
             <wp:extent cx="1805940" cy="1820545"/>
             <wp:effectExtent b="0" l="0" r="0" t="0"/>
             <wp:wrapSquare wrapText="bothSides" distB="0" distT="0" distL="114935" distR="114935"/>
-            <wp:docPr id="4" name="image1.png"/>
+            <wp:docPr id="5" name="image1.png"/>
             <a:graphic>
               <a:graphicData uri="http://schemas.openxmlformats.org/drawingml/2006/picture">
                 <pic:pic>
@@ -1846,7 +1846,7 @@
           <w:szCs w:val="24"/>
           <w:rtl w:val="0"/>
         </w:rPr>
-        <w:t xml:space="preserve">1. Карта Сайта - https://urimus.github.io/index_rus.html?type=aboutme&amp;sortby=name . JavaScript Код, который обеспечивает работу этого раздела - https://urimus.github.io/scripts/showContents.js</w:t>
+        <w:t xml:space="preserve">1. Карта Сайта - https://urimus.github.io/site_map_rus.html?type=aboutme&amp;sortby=name . JavaScript Код, который обеспечивает работу этого раздела - https://urimus.github.io/scripts/showContents.js</w:t>
       </w:r>
     </w:p>
     <w:p>
@@ -2901,7 +2901,7 @@
         <w:widowControl w:val="0"/>
         <w:numPr>
           <w:ilvl w:val="0"/>
-          <w:numId w:val="8"/>
+          <w:numId w:val="10"/>
         </w:numPr>
         <w:pBdr>
           <w:top w:space="0" w:sz="0" w:val="nil"/>
@@ -2963,7 +2963,7 @@
         <w:widowControl w:val="0"/>
         <w:numPr>
           <w:ilvl w:val="0"/>
-          <w:numId w:val="8"/>
+          <w:numId w:val="10"/>
         </w:numPr>
         <w:pBdr>
           <w:top w:space="0" w:sz="0" w:val="nil"/>
@@ -3025,7 +3025,7 @@
         <w:widowControl w:val="0"/>
         <w:numPr>
           <w:ilvl w:val="0"/>
-          <w:numId w:val="8"/>
+          <w:numId w:val="10"/>
         </w:numPr>
         <w:pBdr>
           <w:top w:space="0" w:sz="0" w:val="nil"/>
@@ -3476,7 +3476,7 @@
         <w:widowControl w:val="0"/>
         <w:numPr>
           <w:ilvl w:val="0"/>
-          <w:numId w:val="8"/>
+          <w:numId w:val="10"/>
         </w:numPr>
         <w:pBdr>
           <w:top w:space="0" w:sz="0" w:val="nil"/>
@@ -3536,6 +3536,3608 @@
         <w:keepLines w:val="0"/>
         <w:pageBreakBefore w:val="0"/>
         <w:widowControl w:val="0"/>
+        <w:numPr>
+          <w:ilvl w:val="0"/>
+          <w:numId w:val="10"/>
+        </w:numPr>
+        <w:pBdr>
+          <w:top w:space="0" w:sz="0" w:val="nil"/>
+          <w:left w:space="0" w:sz="0" w:val="nil"/>
+          <w:bottom w:space="0" w:sz="0" w:val="nil"/>
+          <w:right w:space="0" w:sz="0" w:val="nil"/>
+          <w:between w:space="0" w:sz="0" w:val="nil"/>
+        </w:pBdr>
+        <w:shd w:fill="auto" w:val="clear"/>
+        <w:spacing w:after="0" w:before="0" w:line="240" w:lineRule="auto"/>
+        <w:ind w:left="0" w:right="0" w:firstLine="0"/>
+        <w:jc w:val="left"/>
+        <w:rPr>
+          <w:rFonts w:ascii="Open Sans" w:cs="Open Sans" w:eastAsia="Open Sans" w:hAnsi="Open Sans"/>
+          <w:b w:val="0"/>
+          <w:bCs w:val="0"/>
+          <w:i w:val="0"/>
+          <w:iCs w:val="0"/>
+          <w:smallCaps w:val="0"/>
+          <w:strike w:val="0"/>
+          <w:color w:val="000000"/>
+          <w:sz w:val="20"/>
+          <w:szCs w:val="20"/>
+          <w:u w:val="none"/>
+          <w:shd w:fill="auto" w:val="clear"/>
+          <w:vertAlign w:val="baseline"/>
+        </w:rPr>
+      </w:pPr>
+      <w:r>
+        <w:rPr>
+          <w:rFonts w:ascii="Times New Roman" w:cs="Times New Roman" w:eastAsia="Times New Roman" w:hAnsi="Times New Roman"/>
+          <w:b w:val="0"/>
+          <w:bCs w:val="0"/>
+          <w:i w:val="0"/>
+          <w:iCs w:val="0"/>
+          <w:smallCaps w:val="0"/>
+          <w:strike w:val="0"/>
+          <w:color w:val="000000"/>
+          <w:sz w:val="24"/>
+          <w:szCs w:val="24"/>
+          <w:u w:val="none"/>
+          <w:shd w:fill="auto" w:val="clear"/>
+          <w:vertAlign w:val="baseline"/>
+          <w:rtl w:val="0"/>
+        </w:rPr>
+        <w:t xml:space="preserve">Работа с Частичной Занятостью.</w:t>
+      </w:r>
+      <w:r>
+        <w:rPr>
+          <w:rtl w:val="0"/>
+        </w:rPr>
+      </w:r>
+    </w:p>
+    <w:p>
+      <w:pPr>
+        <w:keepNext w:val="0"/>
+        <w:keepLines w:val="0"/>
+        <w:pageBreakBefore w:val="0"/>
+        <w:widowControl w:val="0"/>
+        <w:pBdr>
+          <w:top w:space="0" w:sz="0" w:val="nil"/>
+          <w:left w:space="0" w:sz="0" w:val="nil"/>
+          <w:bottom w:space="0" w:sz="0" w:val="nil"/>
+          <w:right w:space="0" w:sz="0" w:val="nil"/>
+          <w:between w:space="0" w:sz="0" w:val="nil"/>
+        </w:pBdr>
+        <w:shd w:fill="auto" w:val="clear"/>
+        <w:spacing w:after="0" w:before="0" w:line="240" w:lineRule="auto"/>
+        <w:ind w:left="0" w:right="0" w:firstLine="0"/>
+        <w:jc w:val="left"/>
+        <w:rPr>
+          <w:rFonts w:ascii="Times New Roman" w:cs="Times New Roman" w:eastAsia="Times New Roman" w:hAnsi="Times New Roman"/>
+          <w:b w:val="0"/>
+          <w:bCs w:val="0"/>
+          <w:i w:val="0"/>
+          <w:iCs w:val="0"/>
+          <w:smallCaps w:val="0"/>
+          <w:strike w:val="0"/>
+          <w:color w:val="000000"/>
+          <w:sz w:val="24"/>
+          <w:szCs w:val="24"/>
+          <w:u w:val="none"/>
+          <w:shd w:fill="auto" w:val="clear"/>
+          <w:vertAlign w:val="baseline"/>
+        </w:rPr>
+      </w:pPr>
+      <w:r>
+        <w:rPr>
+          <w:rtl w:val="0"/>
+        </w:rPr>
+      </w:r>
+    </w:p>
+    <w:p>
+      <w:pPr>
+        <w:keepNext w:val="0"/>
+        <w:keepLines w:val="0"/>
+        <w:pageBreakBefore w:val="0"/>
+        <w:widowControl w:val="0"/>
+        <w:pBdr>
+          <w:top w:space="0" w:sz="0" w:val="nil"/>
+          <w:left w:space="0" w:sz="0" w:val="nil"/>
+          <w:bottom w:space="0" w:sz="0" w:val="nil"/>
+          <w:right w:space="0" w:sz="0" w:val="nil"/>
+          <w:between w:space="0" w:sz="0" w:val="nil"/>
+        </w:pBdr>
+        <w:shd w:fill="auto" w:val="clear"/>
+        <w:spacing w:after="0" w:before="0" w:line="240" w:lineRule="auto"/>
+        <w:ind w:left="0" w:right="0" w:firstLine="0"/>
+        <w:jc w:val="left"/>
+        <w:rPr>
+          <w:rFonts w:ascii="Times New Roman" w:cs="Times New Roman" w:eastAsia="Times New Roman" w:hAnsi="Times New Roman"/>
+          <w:b w:val="0"/>
+          <w:bCs w:val="0"/>
+          <w:i w:val="0"/>
+          <w:iCs w:val="0"/>
+          <w:smallCaps w:val="0"/>
+          <w:strike w:val="0"/>
+          <w:color w:val="000000"/>
+          <w:sz w:val="24"/>
+          <w:szCs w:val="24"/>
+          <w:u w:val="none"/>
+          <w:shd w:fill="auto" w:val="clear"/>
+          <w:vertAlign w:val="baseline"/>
+        </w:rPr>
+      </w:pPr>
+      <w:r>
+        <w:rPr>
+          <w:rtl w:val="0"/>
+        </w:rPr>
+      </w:r>
+    </w:p>
+    <w:p>
+      <w:pPr>
+        <w:keepNext w:val="0"/>
+        <w:keepLines w:val="0"/>
+        <w:pageBreakBefore w:val="0"/>
+        <w:widowControl w:val="0"/>
+        <w:pBdr>
+          <w:top w:space="0" w:sz="0" w:val="nil"/>
+          <w:left w:space="0" w:sz="0" w:val="nil"/>
+          <w:bottom w:space="0" w:sz="0" w:val="nil"/>
+          <w:right w:space="0" w:sz="0" w:val="nil"/>
+          <w:between w:space="0" w:sz="0" w:val="nil"/>
+        </w:pBdr>
+        <w:shd w:fill="auto" w:val="clear"/>
+        <w:spacing w:after="0" w:before="0" w:line="240" w:lineRule="auto"/>
+        <w:ind w:left="0" w:right="0" w:firstLine="0"/>
+        <w:jc w:val="left"/>
+        <w:rPr>
+          <w:rFonts w:ascii="Open Sans" w:cs="Open Sans" w:eastAsia="Open Sans" w:hAnsi="Open Sans"/>
+          <w:b w:val="0"/>
+          <w:bCs w:val="0"/>
+          <w:i w:val="0"/>
+          <w:iCs w:val="0"/>
+          <w:smallCaps w:val="0"/>
+          <w:strike w:val="0"/>
+          <w:color w:val="000000"/>
+          <w:sz w:val="20"/>
+          <w:szCs w:val="20"/>
+          <w:u w:val="none"/>
+          <w:shd w:fill="auto" w:val="clear"/>
+          <w:vertAlign w:val="baseline"/>
+        </w:rPr>
+      </w:pPr>
+      <w:r>
+        <w:rPr>
+          <w:rFonts w:ascii="Times New Roman" w:cs="Times New Roman" w:eastAsia="Times New Roman" w:hAnsi="Times New Roman"/>
+          <w:b w:val="1"/>
+          <w:bCs w:val="1"/>
+          <w:i w:val="0"/>
+          <w:iCs w:val="0"/>
+          <w:smallCaps w:val="0"/>
+          <w:strike w:val="0"/>
+          <w:color w:val="000000"/>
+          <w:sz w:val="24"/>
+          <w:szCs w:val="24"/>
+          <w:u w:val="none"/>
+          <w:shd w:fill="auto" w:val="clear"/>
+          <w:vertAlign w:val="baseline"/>
+          <w:rtl w:val="0"/>
+        </w:rPr>
+        <w:t xml:space="preserve">▪ Разнорабочий - Упаковщик в Staffline Recruitment, Май 2014 - Октябрь 2014.</w:t>
+      </w:r>
+      <w:r>
+        <w:rPr>
+          <w:rtl w:val="0"/>
+        </w:rPr>
+      </w:r>
+    </w:p>
+    <w:p>
+      <w:pPr>
+        <w:keepNext w:val="0"/>
+        <w:keepLines w:val="0"/>
+        <w:pageBreakBefore w:val="0"/>
+        <w:widowControl w:val="0"/>
+        <w:pBdr>
+          <w:top w:space="0" w:sz="0" w:val="nil"/>
+          <w:left w:space="0" w:sz="0" w:val="nil"/>
+          <w:bottom w:space="0" w:sz="0" w:val="nil"/>
+          <w:right w:space="0" w:sz="0" w:val="nil"/>
+          <w:between w:space="0" w:sz="0" w:val="nil"/>
+        </w:pBdr>
+        <w:shd w:fill="auto" w:val="clear"/>
+        <w:spacing w:after="0" w:before="0" w:line="240" w:lineRule="auto"/>
+        <w:ind w:left="0" w:right="0" w:firstLine="0"/>
+        <w:jc w:val="left"/>
+        <w:rPr>
+          <w:rFonts w:ascii="Open Sans" w:cs="Open Sans" w:eastAsia="Open Sans" w:hAnsi="Open Sans"/>
+          <w:b w:val="0"/>
+          <w:bCs w:val="0"/>
+          <w:i w:val="0"/>
+          <w:iCs w:val="0"/>
+          <w:smallCaps w:val="0"/>
+          <w:strike w:val="0"/>
+          <w:color w:val="000000"/>
+          <w:sz w:val="20"/>
+          <w:szCs w:val="20"/>
+          <w:u w:val="none"/>
+          <w:shd w:fill="auto" w:val="clear"/>
+          <w:vertAlign w:val="baseline"/>
+        </w:rPr>
+      </w:pPr>
+      <w:r>
+        <w:rPr>
+          <w:rFonts w:ascii="Times New Roman" w:cs="Times New Roman" w:eastAsia="Times New Roman" w:hAnsi="Times New Roman"/>
+          <w:b w:val="0"/>
+          <w:bCs w:val="0"/>
+          <w:i w:val="0"/>
+          <w:iCs w:val="0"/>
+          <w:smallCaps w:val="0"/>
+          <w:strike w:val="0"/>
+          <w:color w:val="000000"/>
+          <w:sz w:val="24"/>
+          <w:szCs w:val="24"/>
+          <w:u w:val="none"/>
+          <w:shd w:fill="auto" w:val="clear"/>
+          <w:vertAlign w:val="baseline"/>
+          <w:rtl w:val="0"/>
+        </w:rPr>
+        <w:t xml:space="preserve">Адрес: 21 Melford Rd, Righead Ind Est, Bellshill, Lanarkshire, UK, ML4 3LR</w:t>
+      </w:r>
+      <w:r>
+        <w:rPr>
+          <w:rtl w:val="0"/>
+        </w:rPr>
+      </w:r>
+    </w:p>
+    <w:p>
+      <w:pPr>
+        <w:keepNext w:val="0"/>
+        <w:keepLines w:val="0"/>
+        <w:pageBreakBefore w:val="0"/>
+        <w:widowControl w:val="0"/>
+        <w:pBdr>
+          <w:top w:space="0" w:sz="0" w:val="nil"/>
+          <w:left w:space="0" w:sz="0" w:val="nil"/>
+          <w:bottom w:space="0" w:sz="0" w:val="nil"/>
+          <w:right w:space="0" w:sz="0" w:val="nil"/>
+          <w:between w:space="0" w:sz="0" w:val="nil"/>
+        </w:pBdr>
+        <w:shd w:fill="auto" w:val="clear"/>
+        <w:spacing w:after="0" w:before="0" w:line="240" w:lineRule="auto"/>
+        <w:ind w:left="0" w:right="0" w:firstLine="0"/>
+        <w:jc w:val="left"/>
+        <w:rPr>
+          <w:rFonts w:ascii="Open Sans" w:cs="Open Sans" w:eastAsia="Open Sans" w:hAnsi="Open Sans"/>
+          <w:b w:val="0"/>
+          <w:bCs w:val="0"/>
+          <w:i w:val="0"/>
+          <w:iCs w:val="0"/>
+          <w:smallCaps w:val="0"/>
+          <w:strike w:val="0"/>
+          <w:color w:val="000000"/>
+          <w:sz w:val="20"/>
+          <w:szCs w:val="20"/>
+          <w:u w:val="none"/>
+          <w:shd w:fill="auto" w:val="clear"/>
+          <w:vertAlign w:val="baseline"/>
+        </w:rPr>
+      </w:pPr>
+      <w:r>
+        <w:rPr>
+          <w:rFonts w:ascii="Times New Roman" w:cs="Times New Roman" w:eastAsia="Times New Roman" w:hAnsi="Times New Roman"/>
+          <w:b w:val="0"/>
+          <w:bCs w:val="0"/>
+          <w:i w:val="0"/>
+          <w:iCs w:val="0"/>
+          <w:smallCaps w:val="0"/>
+          <w:strike w:val="0"/>
+          <w:color w:val="000000"/>
+          <w:sz w:val="24"/>
+          <w:szCs w:val="24"/>
+          <w:u w:val="none"/>
+          <w:shd w:fill="auto" w:val="clear"/>
+          <w:vertAlign w:val="baseline"/>
+          <w:rtl w:val="0"/>
+        </w:rPr>
+        <w:t xml:space="preserve">Телефон: 01698 748016</w:t>
+      </w:r>
+      <w:r>
+        <w:rPr>
+          <w:rtl w:val="0"/>
+        </w:rPr>
+      </w:r>
+    </w:p>
+    <w:p>
+      <w:pPr>
+        <w:keepNext w:val="0"/>
+        <w:keepLines w:val="0"/>
+        <w:pageBreakBefore w:val="0"/>
+        <w:widowControl w:val="0"/>
+        <w:pBdr>
+          <w:top w:space="0" w:sz="0" w:val="nil"/>
+          <w:left w:space="0" w:sz="0" w:val="nil"/>
+          <w:bottom w:space="0" w:sz="0" w:val="nil"/>
+          <w:right w:space="0" w:sz="0" w:val="nil"/>
+          <w:between w:space="0" w:sz="0" w:val="nil"/>
+        </w:pBdr>
+        <w:shd w:fill="auto" w:val="clear"/>
+        <w:spacing w:after="0" w:before="0" w:line="240" w:lineRule="auto"/>
+        <w:ind w:left="0" w:right="0" w:firstLine="0"/>
+        <w:jc w:val="left"/>
+        <w:rPr>
+          <w:rFonts w:ascii="Open Sans" w:cs="Open Sans" w:eastAsia="Open Sans" w:hAnsi="Open Sans"/>
+          <w:b w:val="0"/>
+          <w:bCs w:val="0"/>
+          <w:i w:val="0"/>
+          <w:iCs w:val="0"/>
+          <w:smallCaps w:val="0"/>
+          <w:strike w:val="0"/>
+          <w:color w:val="000000"/>
+          <w:sz w:val="20"/>
+          <w:szCs w:val="20"/>
+          <w:u w:val="none"/>
+          <w:shd w:fill="auto" w:val="clear"/>
+          <w:vertAlign w:val="baseline"/>
+        </w:rPr>
+      </w:pPr>
+      <w:r>
+        <w:rPr>
+          <w:rFonts w:ascii="Times New Roman" w:cs="Times New Roman" w:eastAsia="Times New Roman" w:hAnsi="Times New Roman"/>
+          <w:b w:val="0"/>
+          <w:bCs w:val="0"/>
+          <w:i w:val="0"/>
+          <w:iCs w:val="0"/>
+          <w:smallCaps w:val="0"/>
+          <w:strike w:val="0"/>
+          <w:color w:val="000000"/>
+          <w:sz w:val="24"/>
+          <w:szCs w:val="24"/>
+          <w:u w:val="none"/>
+          <w:shd w:fill="auto" w:val="clear"/>
+          <w:vertAlign w:val="baseline"/>
+          <w:rtl w:val="0"/>
+        </w:rPr>
+        <w:t xml:space="preserve">Email: enquiries@staffline.co.uk</w:t>
+      </w:r>
+      <w:r>
+        <w:rPr>
+          <w:rtl w:val="0"/>
+        </w:rPr>
+      </w:r>
+    </w:p>
+    <w:p>
+      <w:pPr>
+        <w:keepNext w:val="0"/>
+        <w:keepLines w:val="0"/>
+        <w:pageBreakBefore w:val="0"/>
+        <w:widowControl w:val="0"/>
+        <w:pBdr>
+          <w:top w:space="0" w:sz="0" w:val="nil"/>
+          <w:left w:space="0" w:sz="0" w:val="nil"/>
+          <w:bottom w:space="0" w:sz="0" w:val="nil"/>
+          <w:right w:space="0" w:sz="0" w:val="nil"/>
+          <w:between w:space="0" w:sz="0" w:val="nil"/>
+        </w:pBdr>
+        <w:shd w:fill="auto" w:val="clear"/>
+        <w:spacing w:after="0" w:before="0" w:line="240" w:lineRule="auto"/>
+        <w:ind w:left="0" w:right="0" w:firstLine="0"/>
+        <w:jc w:val="left"/>
+        <w:rPr>
+          <w:rFonts w:ascii="Open Sans" w:cs="Open Sans" w:eastAsia="Open Sans" w:hAnsi="Open Sans"/>
+          <w:b w:val="0"/>
+          <w:bCs w:val="0"/>
+          <w:i w:val="0"/>
+          <w:iCs w:val="0"/>
+          <w:smallCaps w:val="0"/>
+          <w:strike w:val="0"/>
+          <w:color w:val="000000"/>
+          <w:sz w:val="20"/>
+          <w:szCs w:val="20"/>
+          <w:u w:val="none"/>
+          <w:shd w:fill="auto" w:val="clear"/>
+          <w:vertAlign w:val="baseline"/>
+        </w:rPr>
+      </w:pPr>
+      <w:r>
+        <w:rPr>
+          <w:rFonts w:ascii="Times New Roman" w:cs="Times New Roman" w:eastAsia="Times New Roman" w:hAnsi="Times New Roman"/>
+          <w:b w:val="0"/>
+          <w:bCs w:val="0"/>
+          <w:i w:val="0"/>
+          <w:iCs w:val="0"/>
+          <w:smallCaps w:val="0"/>
+          <w:strike w:val="0"/>
+          <w:color w:val="000000"/>
+          <w:sz w:val="24"/>
+          <w:szCs w:val="24"/>
+          <w:u w:val="none"/>
+          <w:shd w:fill="auto" w:val="clear"/>
+          <w:vertAlign w:val="baseline"/>
+          <w:rtl w:val="0"/>
+        </w:rPr>
+        <w:t xml:space="preserve">Работал как Разнорабочий в Staffline Recruitment в Morrisons Warehouse, Bellshill, Schottland, UK. Мои задачи были:</w:t>
+      </w:r>
+      <w:r>
+        <w:rPr>
+          <w:rtl w:val="0"/>
+        </w:rPr>
+      </w:r>
+    </w:p>
+    <w:p>
+      <w:pPr>
+        <w:keepNext w:val="0"/>
+        <w:keepLines w:val="0"/>
+        <w:pageBreakBefore w:val="0"/>
+        <w:widowControl w:val="0"/>
+        <w:numPr>
+          <w:ilvl w:val="0"/>
+          <w:numId w:val="11"/>
+        </w:numPr>
+        <w:pBdr>
+          <w:top w:space="0" w:sz="0" w:val="nil"/>
+          <w:left w:space="0" w:sz="0" w:val="nil"/>
+          <w:bottom w:space="0" w:sz="0" w:val="nil"/>
+          <w:right w:space="0" w:sz="0" w:val="nil"/>
+          <w:between w:space="0" w:sz="0" w:val="nil"/>
+        </w:pBdr>
+        <w:shd w:fill="auto" w:val="clear"/>
+        <w:spacing w:after="0" w:before="0" w:line="240" w:lineRule="auto"/>
+        <w:ind w:left="0" w:right="0" w:firstLine="0"/>
+        <w:jc w:val="left"/>
+        <w:rPr>
+          <w:rFonts w:ascii="Open Sans" w:cs="Open Sans" w:eastAsia="Open Sans" w:hAnsi="Open Sans"/>
+          <w:b w:val="0"/>
+          <w:bCs w:val="0"/>
+          <w:i w:val="0"/>
+          <w:iCs w:val="0"/>
+          <w:smallCaps w:val="0"/>
+          <w:strike w:val="0"/>
+          <w:color w:val="000000"/>
+          <w:sz w:val="20"/>
+          <w:szCs w:val="20"/>
+          <w:u w:val="none"/>
+          <w:shd w:fill="auto" w:val="clear"/>
+          <w:vertAlign w:val="baseline"/>
+        </w:rPr>
+      </w:pPr>
+      <w:r>
+        <w:rPr>
+          <w:rFonts w:ascii="Times New Roman" w:cs="Times New Roman" w:eastAsia="Times New Roman" w:hAnsi="Times New Roman"/>
+          <w:b w:val="0"/>
+          <w:bCs w:val="0"/>
+          <w:i w:val="0"/>
+          <w:iCs w:val="0"/>
+          <w:smallCaps w:val="0"/>
+          <w:strike w:val="0"/>
+          <w:color w:val="000000"/>
+          <w:sz w:val="24"/>
+          <w:szCs w:val="24"/>
+          <w:u w:val="none"/>
+          <w:shd w:fill="auto" w:val="clear"/>
+          <w:vertAlign w:val="baseline"/>
+          <w:rtl w:val="0"/>
+        </w:rPr>
+        <w:t xml:space="preserve">Работа была 8 часов в день, 5-6 дней в неделю.</w:t>
+      </w:r>
+      <w:r>
+        <w:rPr>
+          <w:rtl w:val="0"/>
+        </w:rPr>
+      </w:r>
+    </w:p>
+    <w:p>
+      <w:pPr>
+        <w:keepNext w:val="0"/>
+        <w:keepLines w:val="0"/>
+        <w:pageBreakBefore w:val="0"/>
+        <w:widowControl w:val="0"/>
+        <w:numPr>
+          <w:ilvl w:val="0"/>
+          <w:numId w:val="11"/>
+        </w:numPr>
+        <w:pBdr>
+          <w:top w:space="0" w:sz="0" w:val="nil"/>
+          <w:left w:space="0" w:sz="0" w:val="nil"/>
+          <w:bottom w:space="0" w:sz="0" w:val="nil"/>
+          <w:right w:space="0" w:sz="0" w:val="nil"/>
+          <w:between w:space="0" w:sz="0" w:val="nil"/>
+        </w:pBdr>
+        <w:shd w:fill="auto" w:val="clear"/>
+        <w:spacing w:after="0" w:before="0" w:line="240" w:lineRule="auto"/>
+        <w:ind w:left="0" w:right="0" w:firstLine="0"/>
+        <w:jc w:val="left"/>
+        <w:rPr>
+          <w:rFonts w:ascii="Open Sans" w:cs="Open Sans" w:eastAsia="Open Sans" w:hAnsi="Open Sans"/>
+          <w:b w:val="0"/>
+          <w:bCs w:val="0"/>
+          <w:i w:val="0"/>
+          <w:iCs w:val="0"/>
+          <w:smallCaps w:val="0"/>
+          <w:strike w:val="0"/>
+          <w:color w:val="000000"/>
+          <w:sz w:val="20"/>
+          <w:szCs w:val="20"/>
+          <w:u w:val="none"/>
+          <w:shd w:fill="auto" w:val="clear"/>
+          <w:vertAlign w:val="baseline"/>
+        </w:rPr>
+      </w:pPr>
+      <w:r>
+        <w:rPr>
+          <w:rFonts w:ascii="Times New Roman" w:cs="Times New Roman" w:eastAsia="Times New Roman" w:hAnsi="Times New Roman"/>
+          <w:b w:val="0"/>
+          <w:bCs w:val="0"/>
+          <w:i w:val="0"/>
+          <w:iCs w:val="0"/>
+          <w:smallCaps w:val="0"/>
+          <w:strike w:val="0"/>
+          <w:color w:val="000000"/>
+          <w:sz w:val="24"/>
+          <w:szCs w:val="24"/>
+          <w:u w:val="none"/>
+          <w:shd w:fill="auto" w:val="clear"/>
+          <w:vertAlign w:val="baseline"/>
+          <w:rtl w:val="0"/>
+        </w:rPr>
+        <w:t xml:space="preserve">После Переехал в Лондон.</w:t>
+      </w:r>
+      <w:r>
+        <w:rPr>
+          <w:rtl w:val="0"/>
+        </w:rPr>
+      </w:r>
+    </w:p>
+    <w:p>
+      <w:pPr>
+        <w:keepNext w:val="0"/>
+        <w:keepLines w:val="0"/>
+        <w:pageBreakBefore w:val="0"/>
+        <w:widowControl w:val="0"/>
+        <w:pBdr>
+          <w:top w:space="0" w:sz="0" w:val="nil"/>
+          <w:left w:space="0" w:sz="0" w:val="nil"/>
+          <w:bottom w:space="0" w:sz="0" w:val="nil"/>
+          <w:right w:space="0" w:sz="0" w:val="nil"/>
+          <w:between w:space="0" w:sz="0" w:val="nil"/>
+        </w:pBdr>
+        <w:shd w:fill="auto" w:val="clear"/>
+        <w:spacing w:after="0" w:before="0" w:line="240" w:lineRule="auto"/>
+        <w:ind w:left="0" w:right="0" w:firstLine="0"/>
+        <w:jc w:val="left"/>
+        <w:rPr>
+          <w:rFonts w:ascii="Times New Roman" w:cs="Times New Roman" w:eastAsia="Times New Roman" w:hAnsi="Times New Roman"/>
+          <w:b w:val="0"/>
+          <w:bCs w:val="0"/>
+          <w:i w:val="0"/>
+          <w:iCs w:val="0"/>
+          <w:smallCaps w:val="0"/>
+          <w:strike w:val="0"/>
+          <w:color w:val="000000"/>
+          <w:sz w:val="24"/>
+          <w:szCs w:val="24"/>
+          <w:u w:val="none"/>
+          <w:shd w:fill="auto" w:val="clear"/>
+          <w:vertAlign w:val="baseline"/>
+        </w:rPr>
+      </w:pPr>
+      <w:r>
+        <w:rPr>
+          <w:rtl w:val="0"/>
+        </w:rPr>
+      </w:r>
+    </w:p>
+    <w:p>
+      <w:pPr>
+        <w:keepNext w:val="0"/>
+        <w:keepLines w:val="0"/>
+        <w:pageBreakBefore w:val="0"/>
+        <w:widowControl w:val="0"/>
+        <w:pBdr>
+          <w:top w:space="0" w:sz="0" w:val="nil"/>
+          <w:left w:space="0" w:sz="0" w:val="nil"/>
+          <w:bottom w:space="0" w:sz="0" w:val="nil"/>
+          <w:right w:space="0" w:sz="0" w:val="nil"/>
+          <w:between w:space="0" w:sz="0" w:val="nil"/>
+        </w:pBdr>
+        <w:shd w:fill="auto" w:val="clear"/>
+        <w:spacing w:after="0" w:before="0" w:line="240" w:lineRule="auto"/>
+        <w:ind w:left="0" w:right="0" w:firstLine="0"/>
+        <w:jc w:val="both"/>
+        <w:rPr>
+          <w:rFonts w:ascii="Times New Roman" w:cs="Times New Roman" w:eastAsia="Times New Roman" w:hAnsi="Times New Roman"/>
+          <w:b w:val="0"/>
+          <w:bCs w:val="0"/>
+          <w:i w:val="0"/>
+          <w:iCs w:val="0"/>
+          <w:smallCaps w:val="0"/>
+          <w:strike w:val="0"/>
+          <w:color w:val="000000"/>
+          <w:sz w:val="24"/>
+          <w:szCs w:val="24"/>
+          <w:u w:val="none"/>
+          <w:shd w:fill="auto" w:val="clear"/>
+          <w:vertAlign w:val="baseline"/>
+        </w:rPr>
+      </w:pPr>
+      <w:r>
+        <w:rPr>
+          <w:rtl w:val="0"/>
+        </w:rPr>
+      </w:r>
+    </w:p>
+    <w:p>
+      <w:pPr>
+        <w:keepNext w:val="0"/>
+        <w:keepLines w:val="0"/>
+        <w:pageBreakBefore w:val="0"/>
+        <w:widowControl w:val="0"/>
+        <w:pBdr>
+          <w:top w:space="0" w:sz="0" w:val="nil"/>
+          <w:left w:space="0" w:sz="0" w:val="nil"/>
+          <w:bottom w:space="0" w:sz="0" w:val="nil"/>
+          <w:right w:space="0" w:sz="0" w:val="nil"/>
+          <w:between w:space="0" w:sz="0" w:val="nil"/>
+        </w:pBdr>
+        <w:shd w:fill="auto" w:val="clear"/>
+        <w:spacing w:after="0" w:before="0" w:line="240" w:lineRule="auto"/>
+        <w:ind w:left="0" w:right="0" w:firstLine="0"/>
+        <w:jc w:val="both"/>
+        <w:rPr>
+          <w:rFonts w:ascii="Open Sans" w:cs="Open Sans" w:eastAsia="Open Sans" w:hAnsi="Open Sans"/>
+          <w:b w:val="0"/>
+          <w:bCs w:val="0"/>
+          <w:i w:val="0"/>
+          <w:iCs w:val="0"/>
+          <w:smallCaps w:val="0"/>
+          <w:strike w:val="0"/>
+          <w:color w:val="000000"/>
+          <w:sz w:val="20"/>
+          <w:szCs w:val="20"/>
+          <w:u w:val="none"/>
+          <w:shd w:fill="auto" w:val="clear"/>
+          <w:vertAlign w:val="baseline"/>
+        </w:rPr>
+      </w:pPr>
+      <w:r>
+        <w:rPr>
+          <w:rFonts w:ascii="Times New Roman" w:cs="Times New Roman" w:eastAsia="Times New Roman" w:hAnsi="Times New Roman"/>
+          <w:b w:val="1"/>
+          <w:bCs w:val="1"/>
+          <w:i w:val="0"/>
+          <w:iCs w:val="0"/>
+          <w:smallCaps w:val="0"/>
+          <w:strike w:val="0"/>
+          <w:color w:val="000000"/>
+          <w:sz w:val="24"/>
+          <w:szCs w:val="24"/>
+          <w:u w:val="none"/>
+          <w:shd w:fill="auto" w:val="clear"/>
+          <w:vertAlign w:val="baseline"/>
+          <w:rtl w:val="0"/>
+        </w:rPr>
+        <w:t xml:space="preserve">▪ PHP Разработчик – Satron RD (TOP-Tronic)</w:t>
+      </w:r>
+      <w:r>
+        <w:rPr>
+          <w:rtl w:val="0"/>
+        </w:rPr>
+      </w:r>
+    </w:p>
+    <w:p>
+      <w:pPr>
+        <w:keepNext w:val="0"/>
+        <w:keepLines w:val="0"/>
+        <w:pageBreakBefore w:val="0"/>
+        <w:widowControl w:val="0"/>
+        <w:pBdr>
+          <w:top w:space="0" w:sz="0" w:val="nil"/>
+          <w:left w:space="0" w:sz="0" w:val="nil"/>
+          <w:bottom w:space="0" w:sz="0" w:val="nil"/>
+          <w:right w:space="0" w:sz="0" w:val="nil"/>
+          <w:between w:space="0" w:sz="0" w:val="nil"/>
+        </w:pBdr>
+        <w:shd w:fill="auto" w:val="clear"/>
+        <w:tabs>
+          <w:tab w:val="left" w:leader="none" w:pos="3120"/>
+        </w:tabs>
+        <w:spacing w:after="0" w:before="0" w:line="240" w:lineRule="auto"/>
+        <w:ind w:left="0" w:right="0" w:firstLine="0"/>
+        <w:jc w:val="both"/>
+        <w:rPr>
+          <w:rFonts w:ascii="Open Sans" w:cs="Open Sans" w:eastAsia="Open Sans" w:hAnsi="Open Sans"/>
+          <w:b w:val="0"/>
+          <w:bCs w:val="0"/>
+          <w:i w:val="0"/>
+          <w:iCs w:val="0"/>
+          <w:smallCaps w:val="0"/>
+          <w:strike w:val="0"/>
+          <w:color w:val="000000"/>
+          <w:sz w:val="20"/>
+          <w:szCs w:val="20"/>
+          <w:u w:val="none"/>
+          <w:shd w:fill="auto" w:val="clear"/>
+          <w:vertAlign w:val="baseline"/>
+        </w:rPr>
+      </w:pPr>
+      <w:r>
+        <w:rPr>
+          <w:rFonts w:ascii="Times New Roman" w:cs="Times New Roman" w:eastAsia="Times New Roman" w:hAnsi="Times New Roman"/>
+          <w:b w:val="1"/>
+          <w:bCs w:val="1"/>
+          <w:i w:val="0"/>
+          <w:iCs w:val="0"/>
+          <w:smallCaps w:val="0"/>
+          <w:strike w:val="0"/>
+          <w:color w:val="000000"/>
+          <w:sz w:val="24"/>
+          <w:szCs w:val="24"/>
+          <w:u w:val="none"/>
+          <w:shd w:fill="auto" w:val="clear"/>
+          <w:vertAlign w:val="baseline"/>
+          <w:rtl w:val="0"/>
+        </w:rPr>
+        <w:t xml:space="preserve">Май 2012 – Июль 2012</w:t>
+        <w:tab/>
+      </w:r>
+      <w:r>
+        <w:rPr>
+          <w:rtl w:val="0"/>
+        </w:rPr>
+      </w:r>
+    </w:p>
+    <w:p>
+      <w:pPr>
+        <w:keepNext w:val="0"/>
+        <w:keepLines w:val="0"/>
+        <w:pageBreakBefore w:val="0"/>
+        <w:widowControl w:val="0"/>
+        <w:pBdr>
+          <w:top w:space="0" w:sz="0" w:val="nil"/>
+          <w:left w:space="0" w:sz="0" w:val="nil"/>
+          <w:bottom w:space="0" w:sz="0" w:val="nil"/>
+          <w:right w:space="0" w:sz="0" w:val="nil"/>
+          <w:between w:space="0" w:sz="0" w:val="nil"/>
+        </w:pBdr>
+        <w:shd w:fill="auto" w:val="clear"/>
+        <w:spacing w:after="0" w:before="0" w:line="240" w:lineRule="auto"/>
+        <w:ind w:left="0" w:right="0" w:firstLine="0"/>
+        <w:jc w:val="both"/>
+        <w:rPr>
+          <w:rFonts w:ascii="Times New Roman" w:cs="Times New Roman" w:eastAsia="Times New Roman" w:hAnsi="Times New Roman"/>
+          <w:b w:val="0"/>
+          <w:bCs w:val="0"/>
+          <w:i w:val="0"/>
+          <w:iCs w:val="0"/>
+          <w:smallCaps w:val="0"/>
+          <w:strike w:val="0"/>
+          <w:color w:val="000000"/>
+          <w:sz w:val="24"/>
+          <w:szCs w:val="24"/>
+          <w:u w:val="none"/>
+          <w:shd w:fill="auto" w:val="clear"/>
+          <w:vertAlign w:val="baseline"/>
+        </w:rPr>
+      </w:pPr>
+      <w:r>
+        <w:rPr>
+          <w:rtl w:val="0"/>
+        </w:rPr>
+      </w:r>
+    </w:p>
+    <w:p>
+      <w:pPr>
+        <w:keepNext w:val="0"/>
+        <w:keepLines w:val="0"/>
+        <w:pageBreakBefore w:val="0"/>
+        <w:widowControl w:val="0"/>
+        <w:pBdr>
+          <w:top w:space="0" w:sz="0" w:val="nil"/>
+          <w:left w:space="0" w:sz="0" w:val="nil"/>
+          <w:bottom w:space="0" w:sz="0" w:val="nil"/>
+          <w:right w:space="0" w:sz="0" w:val="nil"/>
+          <w:between w:space="0" w:sz="0" w:val="nil"/>
+        </w:pBdr>
+        <w:shd w:fill="auto" w:val="clear"/>
+        <w:spacing w:after="0" w:before="0" w:line="240" w:lineRule="auto"/>
+        <w:ind w:left="0" w:right="0" w:firstLine="0"/>
+        <w:jc w:val="both"/>
+        <w:rPr>
+          <w:rFonts w:ascii="Open Sans" w:cs="Open Sans" w:eastAsia="Open Sans" w:hAnsi="Open Sans"/>
+          <w:b w:val="0"/>
+          <w:bCs w:val="0"/>
+          <w:i w:val="0"/>
+          <w:iCs w:val="0"/>
+          <w:smallCaps w:val="0"/>
+          <w:strike w:val="0"/>
+          <w:color w:val="000000"/>
+          <w:sz w:val="20"/>
+          <w:szCs w:val="20"/>
+          <w:u w:val="none"/>
+          <w:shd w:fill="auto" w:val="clear"/>
+          <w:vertAlign w:val="baseline"/>
+        </w:rPr>
+      </w:pPr>
+      <w:r>
+        <w:rPr>
+          <w:rFonts w:ascii="Times New Roman" w:cs="Times New Roman" w:eastAsia="Times New Roman" w:hAnsi="Times New Roman"/>
+          <w:b w:val="0"/>
+          <w:bCs w:val="0"/>
+          <w:i w:val="0"/>
+          <w:iCs w:val="0"/>
+          <w:smallCaps w:val="0"/>
+          <w:strike w:val="0"/>
+          <w:color w:val="000000"/>
+          <w:sz w:val="24"/>
+          <w:szCs w:val="24"/>
+          <w:u w:val="none"/>
+          <w:shd w:fill="auto" w:val="clear"/>
+          <w:vertAlign w:val="baseline"/>
+          <w:rtl w:val="0"/>
+        </w:rPr>
+        <w:t xml:space="preserve">Работал как PHP Разработчик в Satron RD, Estonia</w:t>
+      </w:r>
+      <w:r>
+        <w:rPr>
+          <w:rtl w:val="0"/>
+        </w:rPr>
+      </w:r>
+    </w:p>
+    <w:p>
+      <w:pPr>
+        <w:keepNext w:val="0"/>
+        <w:keepLines w:val="0"/>
+        <w:pageBreakBefore w:val="0"/>
+        <w:widowControl w:val="0"/>
+        <w:numPr>
+          <w:ilvl w:val="0"/>
+          <w:numId w:val="2"/>
+        </w:numPr>
+        <w:pBdr>
+          <w:top w:space="0" w:sz="0" w:val="nil"/>
+          <w:left w:space="0" w:sz="0" w:val="nil"/>
+          <w:bottom w:space="0" w:sz="0" w:val="nil"/>
+          <w:right w:space="0" w:sz="0" w:val="nil"/>
+          <w:between w:space="0" w:sz="0" w:val="nil"/>
+        </w:pBdr>
+        <w:shd w:fill="auto" w:val="clear"/>
+        <w:spacing w:after="0" w:before="0" w:line="240" w:lineRule="auto"/>
+        <w:ind w:left="0" w:right="0" w:firstLine="0"/>
+        <w:jc w:val="both"/>
+        <w:rPr>
+          <w:rFonts w:ascii="Open Sans" w:cs="Open Sans" w:eastAsia="Open Sans" w:hAnsi="Open Sans"/>
+          <w:b w:val="0"/>
+          <w:bCs w:val="0"/>
+          <w:i w:val="0"/>
+          <w:iCs w:val="0"/>
+          <w:smallCaps w:val="0"/>
+          <w:strike w:val="0"/>
+          <w:color w:val="000000"/>
+          <w:sz w:val="20"/>
+          <w:szCs w:val="20"/>
+          <w:u w:val="none"/>
+          <w:shd w:fill="auto" w:val="clear"/>
+          <w:vertAlign w:val="baseline"/>
+        </w:rPr>
+      </w:pPr>
+      <w:r>
+        <w:rPr>
+          <w:rFonts w:ascii="Times New Roman" w:cs="Times New Roman" w:eastAsia="Times New Roman" w:hAnsi="Times New Roman"/>
+          <w:b w:val="0"/>
+          <w:bCs w:val="0"/>
+          <w:i w:val="0"/>
+          <w:iCs w:val="0"/>
+          <w:smallCaps w:val="0"/>
+          <w:strike w:val="0"/>
+          <w:color w:val="000000"/>
+          <w:sz w:val="24"/>
+          <w:szCs w:val="24"/>
+          <w:u w:val="none"/>
+          <w:shd w:fill="auto" w:val="clear"/>
+          <w:vertAlign w:val="baseline"/>
+          <w:rtl w:val="0"/>
+        </w:rPr>
+        <w:t xml:space="preserve">Был Ответственным за Разработку Обьект-Ориентированных Структур для PHP ПО.</w:t>
+      </w:r>
+      <w:r>
+        <w:rPr>
+          <w:rtl w:val="0"/>
+        </w:rPr>
+      </w:r>
+    </w:p>
+    <w:p>
+      <w:pPr>
+        <w:keepNext w:val="0"/>
+        <w:keepLines w:val="0"/>
+        <w:pageBreakBefore w:val="0"/>
+        <w:widowControl w:val="0"/>
+        <w:numPr>
+          <w:ilvl w:val="0"/>
+          <w:numId w:val="2"/>
+        </w:numPr>
+        <w:pBdr>
+          <w:top w:space="0" w:sz="0" w:val="nil"/>
+          <w:left w:space="0" w:sz="0" w:val="nil"/>
+          <w:bottom w:space="0" w:sz="0" w:val="nil"/>
+          <w:right w:space="0" w:sz="0" w:val="nil"/>
+          <w:between w:space="0" w:sz="0" w:val="nil"/>
+        </w:pBdr>
+        <w:shd w:fill="auto" w:val="clear"/>
+        <w:spacing w:after="0" w:before="0" w:line="240" w:lineRule="auto"/>
+        <w:ind w:left="0" w:right="0" w:firstLine="0"/>
+        <w:jc w:val="both"/>
+        <w:rPr>
+          <w:rFonts w:ascii="Open Sans" w:cs="Open Sans" w:eastAsia="Open Sans" w:hAnsi="Open Sans"/>
+          <w:b w:val="0"/>
+          <w:bCs w:val="0"/>
+          <w:i w:val="0"/>
+          <w:iCs w:val="0"/>
+          <w:smallCaps w:val="0"/>
+          <w:strike w:val="0"/>
+          <w:color w:val="000000"/>
+          <w:sz w:val="20"/>
+          <w:szCs w:val="20"/>
+          <w:u w:val="none"/>
+          <w:shd w:fill="auto" w:val="clear"/>
+          <w:vertAlign w:val="baseline"/>
+        </w:rPr>
+      </w:pPr>
+      <w:r>
+        <w:rPr>
+          <w:rFonts w:ascii="Times New Roman" w:cs="Times New Roman" w:eastAsia="Times New Roman" w:hAnsi="Times New Roman"/>
+          <w:b w:val="0"/>
+          <w:bCs w:val="0"/>
+          <w:i w:val="0"/>
+          <w:iCs w:val="0"/>
+          <w:smallCaps w:val="0"/>
+          <w:strike w:val="0"/>
+          <w:color w:val="000000"/>
+          <w:sz w:val="24"/>
+          <w:szCs w:val="24"/>
+          <w:u w:val="none"/>
+          <w:shd w:fill="auto" w:val="clear"/>
+          <w:vertAlign w:val="baseline"/>
+          <w:rtl w:val="0"/>
+        </w:rPr>
+        <w:t xml:space="preserve">Размер кода был более 5 тысяч строк.</w:t>
+      </w:r>
+      <w:r>
+        <w:rPr>
+          <w:rtl w:val="0"/>
+        </w:rPr>
+      </w:r>
+    </w:p>
+    <w:p>
+      <w:pPr>
+        <w:keepNext w:val="0"/>
+        <w:keepLines w:val="0"/>
+        <w:pageBreakBefore w:val="0"/>
+        <w:widowControl w:val="0"/>
+        <w:numPr>
+          <w:ilvl w:val="0"/>
+          <w:numId w:val="2"/>
+        </w:numPr>
+        <w:pBdr>
+          <w:top w:space="0" w:sz="0" w:val="nil"/>
+          <w:left w:space="0" w:sz="0" w:val="nil"/>
+          <w:bottom w:space="0" w:sz="0" w:val="nil"/>
+          <w:right w:space="0" w:sz="0" w:val="nil"/>
+          <w:between w:space="0" w:sz="0" w:val="nil"/>
+        </w:pBdr>
+        <w:shd w:fill="auto" w:val="clear"/>
+        <w:spacing w:after="0" w:before="0" w:line="240" w:lineRule="auto"/>
+        <w:ind w:left="0" w:right="0" w:firstLine="0"/>
+        <w:jc w:val="both"/>
+        <w:rPr>
+          <w:rFonts w:ascii="Open Sans" w:cs="Open Sans" w:eastAsia="Open Sans" w:hAnsi="Open Sans"/>
+          <w:b w:val="0"/>
+          <w:bCs w:val="0"/>
+          <w:i w:val="0"/>
+          <w:iCs w:val="0"/>
+          <w:smallCaps w:val="0"/>
+          <w:strike w:val="0"/>
+          <w:color w:val="000000"/>
+          <w:sz w:val="20"/>
+          <w:szCs w:val="20"/>
+          <w:u w:val="none"/>
+          <w:shd w:fill="auto" w:val="clear"/>
+          <w:vertAlign w:val="baseline"/>
+        </w:rPr>
+      </w:pPr>
+      <w:r>
+        <w:rPr>
+          <w:rFonts w:ascii="Times New Roman" w:cs="Times New Roman" w:eastAsia="Times New Roman" w:hAnsi="Times New Roman"/>
+          <w:b w:val="0"/>
+          <w:bCs w:val="0"/>
+          <w:i w:val="0"/>
+          <w:iCs w:val="0"/>
+          <w:smallCaps w:val="0"/>
+          <w:strike w:val="0"/>
+          <w:color w:val="000000"/>
+          <w:sz w:val="24"/>
+          <w:szCs w:val="24"/>
+          <w:u w:val="none"/>
+          <w:shd w:fill="auto" w:val="clear"/>
+          <w:vertAlign w:val="baseline"/>
+          <w:rtl w:val="0"/>
+        </w:rPr>
+        <w:t xml:space="preserve">Простое и Надёжное ПО для Редактирования Языков для Jura Coffee Machines.</w:t>
+      </w:r>
+      <w:r>
+        <w:rPr>
+          <w:rtl w:val="0"/>
+        </w:rPr>
+      </w:r>
+    </w:p>
+    <w:p>
+      <w:pPr>
+        <w:keepNext w:val="0"/>
+        <w:keepLines w:val="0"/>
+        <w:pageBreakBefore w:val="0"/>
+        <w:widowControl w:val="0"/>
+        <w:pBdr>
+          <w:top w:space="0" w:sz="0" w:val="nil"/>
+          <w:left w:space="0" w:sz="0" w:val="nil"/>
+          <w:bottom w:space="0" w:sz="0" w:val="nil"/>
+          <w:right w:space="0" w:sz="0" w:val="nil"/>
+          <w:between w:space="0" w:sz="0" w:val="nil"/>
+        </w:pBdr>
+        <w:shd w:fill="auto" w:val="clear"/>
+        <w:spacing w:after="0" w:before="0" w:line="240" w:lineRule="auto"/>
+        <w:ind w:left="0" w:right="0" w:firstLine="0"/>
+        <w:jc w:val="both"/>
+        <w:rPr>
+          <w:rFonts w:ascii="Times New Roman" w:cs="Times New Roman" w:eastAsia="Times New Roman" w:hAnsi="Times New Roman"/>
+          <w:b w:val="0"/>
+          <w:bCs w:val="0"/>
+          <w:i w:val="0"/>
+          <w:iCs w:val="0"/>
+          <w:smallCaps w:val="0"/>
+          <w:strike w:val="0"/>
+          <w:color w:val="000000"/>
+          <w:sz w:val="24"/>
+          <w:szCs w:val="24"/>
+          <w:u w:val="none"/>
+          <w:shd w:fill="auto" w:val="clear"/>
+          <w:vertAlign w:val="baseline"/>
+        </w:rPr>
+      </w:pPr>
+      <w:r>
+        <w:rPr>
+          <w:rtl w:val="0"/>
+        </w:rPr>
+      </w:r>
+    </w:p>
+    <w:p>
+      <w:pPr>
+        <w:keepNext w:val="0"/>
+        <w:keepLines w:val="0"/>
+        <w:pageBreakBefore w:val="0"/>
+        <w:widowControl w:val="0"/>
+        <w:pBdr>
+          <w:top w:space="0" w:sz="0" w:val="nil"/>
+          <w:left w:space="0" w:sz="0" w:val="nil"/>
+          <w:bottom w:space="0" w:sz="0" w:val="nil"/>
+          <w:right w:space="0" w:sz="0" w:val="nil"/>
+          <w:between w:space="0" w:sz="0" w:val="nil"/>
+        </w:pBdr>
+        <w:shd w:fill="auto" w:val="clear"/>
+        <w:spacing w:after="0" w:before="0" w:line="240" w:lineRule="auto"/>
+        <w:ind w:left="0" w:right="0" w:firstLine="0"/>
+        <w:jc w:val="both"/>
+        <w:rPr>
+          <w:rFonts w:ascii="Times New Roman" w:cs="Times New Roman" w:eastAsia="Times New Roman" w:hAnsi="Times New Roman"/>
+          <w:b w:val="0"/>
+          <w:bCs w:val="0"/>
+          <w:i w:val="0"/>
+          <w:iCs w:val="0"/>
+          <w:smallCaps w:val="0"/>
+          <w:strike w:val="0"/>
+          <w:color w:val="000000"/>
+          <w:sz w:val="24"/>
+          <w:szCs w:val="24"/>
+          <w:u w:val="none"/>
+          <w:shd w:fill="auto" w:val="clear"/>
+          <w:vertAlign w:val="baseline"/>
+        </w:rPr>
+      </w:pPr>
+      <w:r>
+        <w:rPr>
+          <w:rtl w:val="0"/>
+        </w:rPr>
+      </w:r>
+    </w:p>
+    <w:p>
+      <w:pPr>
+        <w:keepNext w:val="0"/>
+        <w:keepLines w:val="0"/>
+        <w:pageBreakBefore w:val="0"/>
+        <w:widowControl w:val="0"/>
+        <w:pBdr>
+          <w:top w:space="0" w:sz="0" w:val="nil"/>
+          <w:left w:space="0" w:sz="0" w:val="nil"/>
+          <w:bottom w:space="0" w:sz="0" w:val="nil"/>
+          <w:right w:space="0" w:sz="0" w:val="nil"/>
+          <w:between w:space="0" w:sz="0" w:val="nil"/>
+        </w:pBdr>
+        <w:shd w:fill="auto" w:val="clear"/>
+        <w:spacing w:after="0" w:before="0" w:line="240" w:lineRule="auto"/>
+        <w:ind w:left="0" w:right="0" w:firstLine="0"/>
+        <w:jc w:val="both"/>
+        <w:rPr>
+          <w:rFonts w:ascii="Open Sans" w:cs="Open Sans" w:eastAsia="Open Sans" w:hAnsi="Open Sans"/>
+          <w:b w:val="0"/>
+          <w:bCs w:val="0"/>
+          <w:i w:val="0"/>
+          <w:iCs w:val="0"/>
+          <w:smallCaps w:val="0"/>
+          <w:strike w:val="0"/>
+          <w:color w:val="000000"/>
+          <w:sz w:val="20"/>
+          <w:szCs w:val="20"/>
+          <w:u w:val="none"/>
+          <w:shd w:fill="auto" w:val="clear"/>
+          <w:vertAlign w:val="baseline"/>
+        </w:rPr>
+      </w:pPr>
+      <w:r>
+        <w:rPr>
+          <w:rFonts w:ascii="Times New Roman" w:cs="Times New Roman" w:eastAsia="Times New Roman" w:hAnsi="Times New Roman"/>
+          <w:b w:val="1"/>
+          <w:bCs w:val="1"/>
+          <w:i w:val="0"/>
+          <w:iCs w:val="0"/>
+          <w:smallCaps w:val="0"/>
+          <w:strike w:val="0"/>
+          <w:color w:val="000000"/>
+          <w:sz w:val="24"/>
+          <w:szCs w:val="24"/>
+          <w:u w:val="none"/>
+          <w:shd w:fill="auto" w:val="clear"/>
+          <w:vertAlign w:val="baseline"/>
+          <w:rtl w:val="0"/>
+        </w:rPr>
+        <w:t xml:space="preserve">▪ C++ Разработчик – Tallinn University of Technology</w:t>
+      </w:r>
+      <w:r>
+        <w:rPr>
+          <w:rtl w:val="0"/>
+        </w:rPr>
+      </w:r>
+    </w:p>
+    <w:p>
+      <w:pPr>
+        <w:keepNext w:val="0"/>
+        <w:keepLines w:val="0"/>
+        <w:pageBreakBefore w:val="0"/>
+        <w:widowControl w:val="0"/>
+        <w:pBdr>
+          <w:top w:space="0" w:sz="0" w:val="nil"/>
+          <w:left w:space="0" w:sz="0" w:val="nil"/>
+          <w:bottom w:space="0" w:sz="0" w:val="nil"/>
+          <w:right w:space="0" w:sz="0" w:val="nil"/>
+          <w:between w:space="0" w:sz="0" w:val="nil"/>
+        </w:pBdr>
+        <w:shd w:fill="auto" w:val="clear"/>
+        <w:tabs>
+          <w:tab w:val="left" w:leader="none" w:pos="3120"/>
+        </w:tabs>
+        <w:spacing w:after="0" w:before="0" w:line="240" w:lineRule="auto"/>
+        <w:ind w:left="0" w:right="0" w:firstLine="0"/>
+        <w:jc w:val="both"/>
+        <w:rPr>
+          <w:rFonts w:ascii="Open Sans" w:cs="Open Sans" w:eastAsia="Open Sans" w:hAnsi="Open Sans"/>
+          <w:b w:val="0"/>
+          <w:bCs w:val="0"/>
+          <w:i w:val="0"/>
+          <w:iCs w:val="0"/>
+          <w:smallCaps w:val="0"/>
+          <w:strike w:val="0"/>
+          <w:color w:val="000000"/>
+          <w:sz w:val="20"/>
+          <w:szCs w:val="20"/>
+          <w:u w:val="none"/>
+          <w:shd w:fill="auto" w:val="clear"/>
+          <w:vertAlign w:val="baseline"/>
+        </w:rPr>
+      </w:pPr>
+      <w:r>
+        <w:rPr>
+          <w:rFonts w:ascii="Times New Roman" w:cs="Times New Roman" w:eastAsia="Times New Roman" w:hAnsi="Times New Roman"/>
+          <w:b w:val="1"/>
+          <w:bCs w:val="1"/>
+          <w:i w:val="0"/>
+          <w:iCs w:val="0"/>
+          <w:smallCaps w:val="0"/>
+          <w:strike w:val="0"/>
+          <w:color w:val="000000"/>
+          <w:sz w:val="24"/>
+          <w:szCs w:val="24"/>
+          <w:u w:val="none"/>
+          <w:shd w:fill="auto" w:val="clear"/>
+          <w:vertAlign w:val="baseline"/>
+          <w:rtl w:val="0"/>
+        </w:rPr>
+        <w:t xml:space="preserve">Январь 2010 – Март 2012</w:t>
+        <w:tab/>
+      </w:r>
+      <w:r>
+        <w:rPr>
+          <w:rtl w:val="0"/>
+        </w:rPr>
+      </w:r>
+    </w:p>
+    <w:p>
+      <w:pPr>
+        <w:keepNext w:val="0"/>
+        <w:keepLines w:val="0"/>
+        <w:pageBreakBefore w:val="0"/>
+        <w:widowControl w:val="0"/>
+        <w:pBdr>
+          <w:top w:space="0" w:sz="0" w:val="nil"/>
+          <w:left w:space="0" w:sz="0" w:val="nil"/>
+          <w:bottom w:space="0" w:sz="0" w:val="nil"/>
+          <w:right w:space="0" w:sz="0" w:val="nil"/>
+          <w:between w:space="0" w:sz="0" w:val="nil"/>
+        </w:pBdr>
+        <w:shd w:fill="auto" w:val="clear"/>
+        <w:spacing w:after="0" w:before="0" w:line="240" w:lineRule="auto"/>
+        <w:ind w:left="0" w:right="0" w:firstLine="0"/>
+        <w:jc w:val="both"/>
+        <w:rPr>
+          <w:rFonts w:ascii="Times New Roman" w:cs="Times New Roman" w:eastAsia="Times New Roman" w:hAnsi="Times New Roman"/>
+          <w:b w:val="0"/>
+          <w:bCs w:val="0"/>
+          <w:i w:val="0"/>
+          <w:iCs w:val="0"/>
+          <w:smallCaps w:val="0"/>
+          <w:strike w:val="0"/>
+          <w:color w:val="000000"/>
+          <w:sz w:val="24"/>
+          <w:szCs w:val="24"/>
+          <w:u w:val="none"/>
+          <w:shd w:fill="auto" w:val="clear"/>
+          <w:vertAlign w:val="baseline"/>
+        </w:rPr>
+      </w:pPr>
+      <w:r>
+        <w:rPr>
+          <w:rtl w:val="0"/>
+        </w:rPr>
+      </w:r>
+    </w:p>
+    <w:p>
+      <w:pPr>
+        <w:keepNext w:val="0"/>
+        <w:keepLines w:val="0"/>
+        <w:pageBreakBefore w:val="0"/>
+        <w:widowControl w:val="0"/>
+        <w:pBdr>
+          <w:top w:space="0" w:sz="0" w:val="nil"/>
+          <w:left w:space="0" w:sz="0" w:val="nil"/>
+          <w:bottom w:space="0" w:sz="0" w:val="nil"/>
+          <w:right w:space="0" w:sz="0" w:val="nil"/>
+          <w:between w:space="0" w:sz="0" w:val="nil"/>
+        </w:pBdr>
+        <w:shd w:fill="auto" w:val="clear"/>
+        <w:spacing w:after="0" w:before="0" w:line="240" w:lineRule="auto"/>
+        <w:ind w:left="0" w:right="0" w:firstLine="0"/>
+        <w:jc w:val="both"/>
+        <w:rPr>
+          <w:rFonts w:ascii="Open Sans" w:cs="Open Sans" w:eastAsia="Open Sans" w:hAnsi="Open Sans"/>
+          <w:b w:val="0"/>
+          <w:bCs w:val="0"/>
+          <w:i w:val="0"/>
+          <w:iCs w:val="0"/>
+          <w:smallCaps w:val="0"/>
+          <w:strike w:val="0"/>
+          <w:color w:val="000000"/>
+          <w:sz w:val="20"/>
+          <w:szCs w:val="20"/>
+          <w:u w:val="none"/>
+          <w:shd w:fill="auto" w:val="clear"/>
+          <w:vertAlign w:val="baseline"/>
+        </w:rPr>
+      </w:pPr>
+      <w:r>
+        <w:rPr>
+          <w:rFonts w:ascii="Times New Roman" w:cs="Times New Roman" w:eastAsia="Times New Roman" w:hAnsi="Times New Roman"/>
+          <w:b w:val="0"/>
+          <w:bCs w:val="0"/>
+          <w:i w:val="0"/>
+          <w:iCs w:val="0"/>
+          <w:smallCaps w:val="0"/>
+          <w:strike w:val="0"/>
+          <w:color w:val="000000"/>
+          <w:sz w:val="24"/>
+          <w:szCs w:val="24"/>
+          <w:u w:val="none"/>
+          <w:shd w:fill="auto" w:val="clear"/>
+          <w:vertAlign w:val="baseline"/>
+          <w:rtl w:val="0"/>
+        </w:rPr>
+        <w:t xml:space="preserve">В 2010 начал работать как разработчик для Tallinn University of Technology.  Проект Был Основан на C++ Обьект-Ориентированной Модели, model-based error localisation and mutation-based error correction of C designs, и проект закончен.</w:t>
+      </w:r>
+      <w:r>
+        <w:rPr>
+          <w:rtl w:val="0"/>
+        </w:rPr>
+      </w:r>
+    </w:p>
+    <w:p>
+      <w:pPr>
+        <w:keepNext w:val="0"/>
+        <w:keepLines w:val="0"/>
+        <w:pageBreakBefore w:val="0"/>
+        <w:widowControl w:val="0"/>
+        <w:numPr>
+          <w:ilvl w:val="0"/>
+          <w:numId w:val="3"/>
+        </w:numPr>
+        <w:pBdr>
+          <w:top w:space="0" w:sz="0" w:val="nil"/>
+          <w:left w:space="0" w:sz="0" w:val="nil"/>
+          <w:bottom w:space="0" w:sz="0" w:val="nil"/>
+          <w:right w:space="0" w:sz="0" w:val="nil"/>
+          <w:between w:space="0" w:sz="0" w:val="nil"/>
+        </w:pBdr>
+        <w:shd w:fill="auto" w:val="clear"/>
+        <w:spacing w:after="0" w:before="0" w:line="240" w:lineRule="auto"/>
+        <w:ind w:left="0" w:right="0" w:firstLine="0"/>
+        <w:jc w:val="both"/>
+        <w:rPr>
+          <w:rFonts w:ascii="Open Sans" w:cs="Open Sans" w:eastAsia="Open Sans" w:hAnsi="Open Sans"/>
+          <w:b w:val="0"/>
+          <w:bCs w:val="0"/>
+          <w:i w:val="0"/>
+          <w:iCs w:val="0"/>
+          <w:smallCaps w:val="0"/>
+          <w:strike w:val="0"/>
+          <w:color w:val="000000"/>
+          <w:sz w:val="20"/>
+          <w:szCs w:val="20"/>
+          <w:u w:val="none"/>
+          <w:shd w:fill="auto" w:val="clear"/>
+          <w:vertAlign w:val="baseline"/>
+        </w:rPr>
+      </w:pPr>
+      <w:r>
+        <w:rPr>
+          <w:rFonts w:ascii="Times New Roman" w:cs="Times New Roman" w:eastAsia="Times New Roman" w:hAnsi="Times New Roman"/>
+          <w:b w:val="0"/>
+          <w:bCs w:val="0"/>
+          <w:i w:val="0"/>
+          <w:iCs w:val="0"/>
+          <w:smallCaps w:val="0"/>
+          <w:strike w:val="0"/>
+          <w:color w:val="000000"/>
+          <w:sz w:val="24"/>
+          <w:szCs w:val="24"/>
+          <w:u w:val="none"/>
+          <w:shd w:fill="auto" w:val="clear"/>
+          <w:vertAlign w:val="baseline"/>
+          <w:rtl w:val="0"/>
+        </w:rPr>
+        <w:t xml:space="preserve">Был Ответственен за Разработку Обьект-Ориентированной Структуры DIAMOND проекта.</w:t>
+      </w:r>
+      <w:r>
+        <w:rPr>
+          <w:rtl w:val="0"/>
+        </w:rPr>
+      </w:r>
+    </w:p>
+    <w:p>
+      <w:pPr>
+        <w:keepNext w:val="0"/>
+        <w:keepLines w:val="0"/>
+        <w:pageBreakBefore w:val="0"/>
+        <w:widowControl w:val="0"/>
+        <w:numPr>
+          <w:ilvl w:val="0"/>
+          <w:numId w:val="3"/>
+        </w:numPr>
+        <w:pBdr>
+          <w:top w:space="0" w:sz="0" w:val="nil"/>
+          <w:left w:space="0" w:sz="0" w:val="nil"/>
+          <w:bottom w:space="0" w:sz="0" w:val="nil"/>
+          <w:right w:space="0" w:sz="0" w:val="nil"/>
+          <w:between w:space="0" w:sz="0" w:val="nil"/>
+        </w:pBdr>
+        <w:shd w:fill="auto" w:val="clear"/>
+        <w:spacing w:after="0" w:before="0" w:line="240" w:lineRule="auto"/>
+        <w:ind w:left="0" w:right="0" w:firstLine="0"/>
+        <w:jc w:val="both"/>
+        <w:rPr>
+          <w:rFonts w:ascii="Open Sans" w:cs="Open Sans" w:eastAsia="Open Sans" w:hAnsi="Open Sans"/>
+          <w:b w:val="0"/>
+          <w:bCs w:val="0"/>
+          <w:i w:val="0"/>
+          <w:iCs w:val="0"/>
+          <w:smallCaps w:val="0"/>
+          <w:strike w:val="0"/>
+          <w:color w:val="000000"/>
+          <w:sz w:val="20"/>
+          <w:szCs w:val="20"/>
+          <w:u w:val="none"/>
+          <w:shd w:fill="auto" w:val="clear"/>
+          <w:vertAlign w:val="baseline"/>
+        </w:rPr>
+      </w:pPr>
+      <w:r>
+        <w:rPr>
+          <w:rFonts w:ascii="Times New Roman" w:cs="Times New Roman" w:eastAsia="Times New Roman" w:hAnsi="Times New Roman"/>
+          <w:b w:val="0"/>
+          <w:bCs w:val="0"/>
+          <w:i w:val="0"/>
+          <w:iCs w:val="0"/>
+          <w:smallCaps w:val="0"/>
+          <w:strike w:val="0"/>
+          <w:color w:val="000000"/>
+          <w:sz w:val="24"/>
+          <w:szCs w:val="24"/>
+          <w:u w:val="none"/>
+          <w:shd w:fill="auto" w:val="clear"/>
+          <w:vertAlign w:val="baseline"/>
+          <w:rtl w:val="0"/>
+        </w:rPr>
+        <w:t xml:space="preserve">Ответственен за Разработку error localisation and correction back-ends разрабатываемого ПО. </w:t>
+      </w:r>
+      <w:r>
+        <w:rPr>
+          <w:rtl w:val="0"/>
+        </w:rPr>
+      </w:r>
+    </w:p>
+    <w:p>
+      <w:pPr>
+        <w:keepNext w:val="0"/>
+        <w:keepLines w:val="0"/>
+        <w:pageBreakBefore w:val="0"/>
+        <w:widowControl w:val="0"/>
+        <w:numPr>
+          <w:ilvl w:val="0"/>
+          <w:numId w:val="3"/>
+        </w:numPr>
+        <w:pBdr>
+          <w:top w:space="0" w:sz="0" w:val="nil"/>
+          <w:left w:space="0" w:sz="0" w:val="nil"/>
+          <w:bottom w:space="0" w:sz="0" w:val="nil"/>
+          <w:right w:space="0" w:sz="0" w:val="nil"/>
+          <w:between w:space="0" w:sz="0" w:val="nil"/>
+        </w:pBdr>
+        <w:shd w:fill="auto" w:val="clear"/>
+        <w:spacing w:after="0" w:before="0" w:line="240" w:lineRule="auto"/>
+        <w:ind w:left="0" w:right="0" w:firstLine="0"/>
+        <w:jc w:val="both"/>
+        <w:rPr>
+          <w:rFonts w:ascii="Open Sans" w:cs="Open Sans" w:eastAsia="Open Sans" w:hAnsi="Open Sans"/>
+          <w:b w:val="0"/>
+          <w:bCs w:val="0"/>
+          <w:i w:val="0"/>
+          <w:iCs w:val="0"/>
+          <w:smallCaps w:val="0"/>
+          <w:strike w:val="0"/>
+          <w:color w:val="000000"/>
+          <w:sz w:val="20"/>
+          <w:szCs w:val="20"/>
+          <w:u w:val="none"/>
+          <w:shd w:fill="auto" w:val="clear"/>
+          <w:vertAlign w:val="baseline"/>
+        </w:rPr>
+      </w:pPr>
+      <w:r>
+        <w:rPr>
+          <w:rFonts w:ascii="Times New Roman" w:cs="Times New Roman" w:eastAsia="Times New Roman" w:hAnsi="Times New Roman"/>
+          <w:b w:val="0"/>
+          <w:bCs w:val="0"/>
+          <w:i w:val="0"/>
+          <w:iCs w:val="0"/>
+          <w:smallCaps w:val="0"/>
+          <w:strike w:val="0"/>
+          <w:color w:val="000000"/>
+          <w:sz w:val="24"/>
+          <w:szCs w:val="24"/>
+          <w:u w:val="none"/>
+          <w:shd w:fill="auto" w:val="clear"/>
+          <w:vertAlign w:val="baseline"/>
+          <w:rtl w:val="0"/>
+        </w:rPr>
+        <w:t xml:space="preserve">Протестировал ПО с различными C Дизайнами.</w:t>
+      </w:r>
+      <w:r>
+        <w:rPr>
+          <w:rtl w:val="0"/>
+        </w:rPr>
+      </w:r>
+    </w:p>
+    <w:p>
+      <w:pPr>
+        <w:keepNext w:val="0"/>
+        <w:keepLines w:val="0"/>
+        <w:pageBreakBefore w:val="0"/>
+        <w:widowControl w:val="0"/>
+        <w:numPr>
+          <w:ilvl w:val="0"/>
+          <w:numId w:val="3"/>
+        </w:numPr>
+        <w:pBdr>
+          <w:top w:space="0" w:sz="0" w:val="nil"/>
+          <w:left w:space="0" w:sz="0" w:val="nil"/>
+          <w:bottom w:space="0" w:sz="0" w:val="nil"/>
+          <w:right w:space="0" w:sz="0" w:val="nil"/>
+          <w:between w:space="0" w:sz="0" w:val="nil"/>
+        </w:pBdr>
+        <w:shd w:fill="auto" w:val="clear"/>
+        <w:spacing w:after="0" w:before="0" w:line="240" w:lineRule="auto"/>
+        <w:ind w:left="0" w:right="0" w:firstLine="0"/>
+        <w:jc w:val="both"/>
+        <w:rPr>
+          <w:rFonts w:ascii="Open Sans" w:cs="Open Sans" w:eastAsia="Open Sans" w:hAnsi="Open Sans"/>
+          <w:b w:val="0"/>
+          <w:bCs w:val="0"/>
+          <w:i w:val="0"/>
+          <w:iCs w:val="0"/>
+          <w:smallCaps w:val="0"/>
+          <w:strike w:val="0"/>
+          <w:color w:val="000000"/>
+          <w:sz w:val="20"/>
+          <w:szCs w:val="20"/>
+          <w:u w:val="none"/>
+          <w:shd w:fill="auto" w:val="clear"/>
+          <w:vertAlign w:val="baseline"/>
+        </w:rPr>
+      </w:pPr>
+      <w:r>
+        <w:rPr>
+          <w:rFonts w:ascii="Times New Roman" w:cs="Times New Roman" w:eastAsia="Times New Roman" w:hAnsi="Times New Roman"/>
+          <w:b w:val="0"/>
+          <w:bCs w:val="0"/>
+          <w:i w:val="0"/>
+          <w:iCs w:val="0"/>
+          <w:smallCaps w:val="0"/>
+          <w:strike w:val="0"/>
+          <w:color w:val="000000"/>
+          <w:sz w:val="24"/>
+          <w:szCs w:val="24"/>
+          <w:u w:val="none"/>
+          <w:shd w:fill="auto" w:val="clear"/>
+          <w:vertAlign w:val="baseline"/>
+          <w:rtl w:val="0"/>
+        </w:rPr>
+        <w:t xml:space="preserve">Размер ПО Был Более 20 тысяч строк кода и требовал более 50 C++ файлов.</w:t>
+      </w:r>
+      <w:r>
+        <w:rPr>
+          <w:rtl w:val="0"/>
+        </w:rPr>
+      </w:r>
+    </w:p>
+    <w:p>
+      <w:pPr>
+        <w:keepNext w:val="0"/>
+        <w:keepLines w:val="0"/>
+        <w:pageBreakBefore w:val="0"/>
+        <w:widowControl w:val="0"/>
+        <w:pBdr>
+          <w:top w:space="0" w:sz="0" w:val="nil"/>
+          <w:left w:space="0" w:sz="0" w:val="nil"/>
+          <w:bottom w:space="0" w:sz="0" w:val="nil"/>
+          <w:right w:space="0" w:sz="0" w:val="nil"/>
+          <w:between w:space="0" w:sz="0" w:val="nil"/>
+        </w:pBdr>
+        <w:shd w:fill="auto" w:val="clear"/>
+        <w:spacing w:after="0" w:before="0" w:line="240" w:lineRule="auto"/>
+        <w:ind w:left="0" w:right="0" w:firstLine="0"/>
+        <w:jc w:val="both"/>
+        <w:rPr>
+          <w:rFonts w:ascii="Times New Roman" w:cs="Times New Roman" w:eastAsia="Times New Roman" w:hAnsi="Times New Roman"/>
+          <w:b w:val="0"/>
+          <w:bCs w:val="0"/>
+          <w:i w:val="0"/>
+          <w:iCs w:val="0"/>
+          <w:smallCaps w:val="0"/>
+          <w:strike w:val="0"/>
+          <w:color w:val="000000"/>
+          <w:sz w:val="24"/>
+          <w:szCs w:val="24"/>
+          <w:u w:val="none"/>
+          <w:shd w:fill="auto" w:val="clear"/>
+          <w:vertAlign w:val="baseline"/>
+        </w:rPr>
+      </w:pPr>
+      <w:r>
+        <w:rPr>
+          <w:rtl w:val="0"/>
+        </w:rPr>
+      </w:r>
+    </w:p>
+    <w:p>
+      <w:pPr>
+        <w:keepNext w:val="0"/>
+        <w:keepLines w:val="0"/>
+        <w:pageBreakBefore w:val="0"/>
+        <w:widowControl w:val="0"/>
+        <w:pBdr>
+          <w:top w:space="0" w:sz="0" w:val="nil"/>
+          <w:left w:space="0" w:sz="0" w:val="nil"/>
+          <w:bottom w:space="0" w:sz="0" w:val="nil"/>
+          <w:right w:space="0" w:sz="0" w:val="nil"/>
+          <w:between w:space="0" w:sz="0" w:val="nil"/>
+        </w:pBdr>
+        <w:shd w:fill="auto" w:val="clear"/>
+        <w:spacing w:after="0" w:before="0" w:line="240" w:lineRule="auto"/>
+        <w:ind w:left="0" w:right="0" w:firstLine="0"/>
+        <w:jc w:val="both"/>
+        <w:rPr>
+          <w:rFonts w:ascii="Times New Roman" w:cs="Times New Roman" w:eastAsia="Times New Roman" w:hAnsi="Times New Roman"/>
+          <w:b w:val="0"/>
+          <w:bCs w:val="0"/>
+          <w:i w:val="0"/>
+          <w:iCs w:val="0"/>
+          <w:smallCaps w:val="0"/>
+          <w:strike w:val="0"/>
+          <w:color w:val="000000"/>
+          <w:sz w:val="24"/>
+          <w:szCs w:val="24"/>
+          <w:u w:val="none"/>
+          <w:shd w:fill="auto" w:val="clear"/>
+          <w:vertAlign w:val="baseline"/>
+        </w:rPr>
+      </w:pPr>
+      <w:r>
+        <w:rPr>
+          <w:rtl w:val="0"/>
+        </w:rPr>
+      </w:r>
+    </w:p>
+    <w:p>
+      <w:pPr>
+        <w:keepNext w:val="0"/>
+        <w:keepLines w:val="0"/>
+        <w:pageBreakBefore w:val="0"/>
+        <w:widowControl w:val="0"/>
+        <w:pBdr>
+          <w:top w:space="0" w:sz="0" w:val="nil"/>
+          <w:left w:space="0" w:sz="0" w:val="nil"/>
+          <w:bottom w:space="0" w:sz="0" w:val="nil"/>
+          <w:right w:space="0" w:sz="0" w:val="nil"/>
+          <w:between w:space="0" w:sz="0" w:val="nil"/>
+        </w:pBdr>
+        <w:shd w:fill="auto" w:val="clear"/>
+        <w:spacing w:after="0" w:before="0" w:line="240" w:lineRule="auto"/>
+        <w:ind w:left="0" w:right="0" w:firstLine="0"/>
+        <w:jc w:val="both"/>
+        <w:rPr>
+          <w:rFonts w:ascii="Open Sans" w:cs="Open Sans" w:eastAsia="Open Sans" w:hAnsi="Open Sans"/>
+          <w:b w:val="0"/>
+          <w:bCs w:val="0"/>
+          <w:i w:val="0"/>
+          <w:iCs w:val="0"/>
+          <w:smallCaps w:val="0"/>
+          <w:strike w:val="0"/>
+          <w:color w:val="000000"/>
+          <w:sz w:val="20"/>
+          <w:szCs w:val="20"/>
+          <w:u w:val="none"/>
+          <w:shd w:fill="auto" w:val="clear"/>
+          <w:vertAlign w:val="baseline"/>
+        </w:rPr>
+      </w:pPr>
+      <w:r>
+        <w:rPr>
+          <w:rFonts w:ascii="Times New Roman" w:cs="Times New Roman" w:eastAsia="Times New Roman" w:hAnsi="Times New Roman"/>
+          <w:b w:val="1"/>
+          <w:bCs w:val="1"/>
+          <w:i w:val="0"/>
+          <w:iCs w:val="0"/>
+          <w:smallCaps w:val="0"/>
+          <w:strike w:val="0"/>
+          <w:color w:val="000000"/>
+          <w:sz w:val="24"/>
+          <w:szCs w:val="24"/>
+          <w:u w:val="none"/>
+          <w:shd w:fill="auto" w:val="clear"/>
+          <w:vertAlign w:val="baseline"/>
+          <w:rtl w:val="0"/>
+        </w:rPr>
+        <w:t xml:space="preserve">▪ C++ Разработчик – Information Technology N</w:t>
+      </w:r>
+      <w:r>
+        <w:rPr>
+          <w:rtl w:val="0"/>
+        </w:rPr>
+      </w:r>
+    </w:p>
+    <w:p>
+      <w:pPr>
+        <w:keepNext w:val="0"/>
+        <w:keepLines w:val="0"/>
+        <w:pageBreakBefore w:val="0"/>
+        <w:widowControl w:val="0"/>
+        <w:pBdr>
+          <w:top w:space="0" w:sz="0" w:val="nil"/>
+          <w:left w:space="0" w:sz="0" w:val="nil"/>
+          <w:bottom w:space="0" w:sz="0" w:val="nil"/>
+          <w:right w:space="0" w:sz="0" w:val="nil"/>
+          <w:between w:space="0" w:sz="0" w:val="nil"/>
+        </w:pBdr>
+        <w:shd w:fill="auto" w:val="clear"/>
+        <w:spacing w:after="0" w:before="0" w:line="240" w:lineRule="auto"/>
+        <w:ind w:left="0" w:right="0" w:firstLine="0"/>
+        <w:jc w:val="both"/>
+        <w:rPr>
+          <w:rFonts w:ascii="Open Sans" w:cs="Open Sans" w:eastAsia="Open Sans" w:hAnsi="Open Sans"/>
+          <w:b w:val="0"/>
+          <w:bCs w:val="0"/>
+          <w:i w:val="0"/>
+          <w:iCs w:val="0"/>
+          <w:smallCaps w:val="0"/>
+          <w:strike w:val="0"/>
+          <w:color w:val="000000"/>
+          <w:sz w:val="20"/>
+          <w:szCs w:val="20"/>
+          <w:u w:val="none"/>
+          <w:shd w:fill="auto" w:val="clear"/>
+          <w:vertAlign w:val="baseline"/>
+        </w:rPr>
+      </w:pPr>
+      <w:r>
+        <w:rPr>
+          <w:rFonts w:ascii="Times New Roman" w:cs="Times New Roman" w:eastAsia="Times New Roman" w:hAnsi="Times New Roman"/>
+          <w:b w:val="1"/>
+          <w:bCs w:val="1"/>
+          <w:i w:val="0"/>
+          <w:iCs w:val="0"/>
+          <w:smallCaps w:val="0"/>
+          <w:strike w:val="0"/>
+          <w:color w:val="000000"/>
+          <w:sz w:val="24"/>
+          <w:szCs w:val="24"/>
+          <w:u w:val="none"/>
+          <w:shd w:fill="auto" w:val="clear"/>
+          <w:vertAlign w:val="baseline"/>
+          <w:rtl w:val="0"/>
+        </w:rPr>
+        <w:t xml:space="preserve">Февраль 2009 – Декабрь 2009</w:t>
+      </w:r>
+      <w:r>
+        <w:rPr>
+          <w:rtl w:val="0"/>
+        </w:rPr>
+      </w:r>
+    </w:p>
+    <w:p>
+      <w:pPr>
+        <w:keepNext w:val="0"/>
+        <w:keepLines w:val="0"/>
+        <w:pageBreakBefore w:val="0"/>
+        <w:widowControl w:val="0"/>
+        <w:pBdr>
+          <w:top w:space="0" w:sz="0" w:val="nil"/>
+          <w:left w:space="0" w:sz="0" w:val="nil"/>
+          <w:bottom w:space="0" w:sz="0" w:val="nil"/>
+          <w:right w:space="0" w:sz="0" w:val="nil"/>
+          <w:between w:space="0" w:sz="0" w:val="nil"/>
+        </w:pBdr>
+        <w:shd w:fill="auto" w:val="clear"/>
+        <w:spacing w:after="0" w:before="0" w:line="240" w:lineRule="auto"/>
+        <w:ind w:left="0" w:right="0" w:firstLine="0"/>
+        <w:jc w:val="both"/>
+        <w:rPr>
+          <w:rFonts w:ascii="Times New Roman" w:cs="Times New Roman" w:eastAsia="Times New Roman" w:hAnsi="Times New Roman"/>
+          <w:b w:val="0"/>
+          <w:bCs w:val="0"/>
+          <w:i w:val="0"/>
+          <w:iCs w:val="0"/>
+          <w:smallCaps w:val="0"/>
+          <w:strike w:val="0"/>
+          <w:color w:val="000000"/>
+          <w:sz w:val="24"/>
+          <w:szCs w:val="24"/>
+          <w:u w:val="none"/>
+          <w:shd w:fill="auto" w:val="clear"/>
+          <w:vertAlign w:val="baseline"/>
+        </w:rPr>
+      </w:pPr>
+      <w:r>
+        <w:rPr>
+          <w:rtl w:val="0"/>
+        </w:rPr>
+      </w:r>
+    </w:p>
+    <w:p>
+      <w:pPr>
+        <w:keepNext w:val="0"/>
+        <w:keepLines w:val="0"/>
+        <w:pageBreakBefore w:val="0"/>
+        <w:widowControl w:val="0"/>
+        <w:pBdr>
+          <w:top w:space="0" w:sz="0" w:val="nil"/>
+          <w:left w:space="0" w:sz="0" w:val="nil"/>
+          <w:bottom w:space="0" w:sz="0" w:val="nil"/>
+          <w:right w:space="0" w:sz="0" w:val="nil"/>
+          <w:between w:space="0" w:sz="0" w:val="nil"/>
+        </w:pBdr>
+        <w:shd w:fill="auto" w:val="clear"/>
+        <w:spacing w:after="0" w:before="0" w:line="240" w:lineRule="auto"/>
+        <w:ind w:left="0" w:right="0" w:firstLine="0"/>
+        <w:jc w:val="both"/>
+        <w:rPr>
+          <w:rFonts w:ascii="Open Sans" w:cs="Open Sans" w:eastAsia="Open Sans" w:hAnsi="Open Sans"/>
+          <w:b w:val="0"/>
+          <w:bCs w:val="0"/>
+          <w:i w:val="0"/>
+          <w:iCs w:val="0"/>
+          <w:smallCaps w:val="0"/>
+          <w:strike w:val="0"/>
+          <w:color w:val="000000"/>
+          <w:sz w:val="20"/>
+          <w:szCs w:val="20"/>
+          <w:u w:val="none"/>
+          <w:shd w:fill="auto" w:val="clear"/>
+          <w:vertAlign w:val="baseline"/>
+        </w:rPr>
+      </w:pPr>
+      <w:r>
+        <w:rPr>
+          <w:rFonts w:ascii="Times New Roman" w:cs="Times New Roman" w:eastAsia="Times New Roman" w:hAnsi="Times New Roman"/>
+          <w:b w:val="0"/>
+          <w:bCs w:val="0"/>
+          <w:i w:val="0"/>
+          <w:iCs w:val="0"/>
+          <w:smallCaps w:val="0"/>
+          <w:strike w:val="0"/>
+          <w:color w:val="000000"/>
+          <w:sz w:val="24"/>
+          <w:szCs w:val="24"/>
+          <w:u w:val="none"/>
+          <w:shd w:fill="auto" w:val="clear"/>
+          <w:vertAlign w:val="baseline"/>
+          <w:rtl w:val="0"/>
+        </w:rPr>
+        <w:t xml:space="preserve">В 2009 Работал как c++ разработчик в Information Technology Ń, Итальянская Компания. </w:t>
+      </w:r>
+      <w:r>
+        <w:rPr>
+          <w:rtl w:val="0"/>
+        </w:rPr>
+      </w:r>
+    </w:p>
+    <w:p>
+      <w:pPr>
+        <w:keepNext w:val="0"/>
+        <w:keepLines w:val="0"/>
+        <w:pageBreakBefore w:val="0"/>
+        <w:widowControl w:val="0"/>
+        <w:numPr>
+          <w:ilvl w:val="0"/>
+          <w:numId w:val="4"/>
+        </w:numPr>
+        <w:pBdr>
+          <w:top w:space="0" w:sz="0" w:val="nil"/>
+          <w:left w:space="0" w:sz="0" w:val="nil"/>
+          <w:bottom w:space="0" w:sz="0" w:val="nil"/>
+          <w:right w:space="0" w:sz="0" w:val="nil"/>
+          <w:between w:space="0" w:sz="0" w:val="nil"/>
+        </w:pBdr>
+        <w:shd w:fill="auto" w:val="clear"/>
+        <w:spacing w:after="0" w:before="0" w:line="240" w:lineRule="auto"/>
+        <w:ind w:left="0" w:right="0" w:firstLine="0"/>
+        <w:jc w:val="both"/>
+        <w:rPr>
+          <w:rFonts w:ascii="Open Sans" w:cs="Open Sans" w:eastAsia="Open Sans" w:hAnsi="Open Sans"/>
+          <w:b w:val="0"/>
+          <w:bCs w:val="0"/>
+          <w:i w:val="0"/>
+          <w:iCs w:val="0"/>
+          <w:smallCaps w:val="0"/>
+          <w:strike w:val="0"/>
+          <w:color w:val="000000"/>
+          <w:sz w:val="20"/>
+          <w:szCs w:val="20"/>
+          <w:u w:val="none"/>
+          <w:shd w:fill="auto" w:val="clear"/>
+          <w:vertAlign w:val="baseline"/>
+        </w:rPr>
+      </w:pPr>
+      <w:r>
+        <w:rPr>
+          <w:rFonts w:ascii="Times New Roman" w:cs="Times New Roman" w:eastAsia="Times New Roman" w:hAnsi="Times New Roman"/>
+          <w:b w:val="0"/>
+          <w:bCs w:val="0"/>
+          <w:i w:val="0"/>
+          <w:iCs w:val="0"/>
+          <w:smallCaps w:val="0"/>
+          <w:strike w:val="0"/>
+          <w:color w:val="000000"/>
+          <w:sz w:val="24"/>
+          <w:szCs w:val="24"/>
+          <w:u w:val="none"/>
+          <w:shd w:fill="auto" w:val="clear"/>
+          <w:vertAlign w:val="baseline"/>
+          <w:rtl w:val="0"/>
+        </w:rPr>
+        <w:t xml:space="preserve">Ответственен за Разработку Обьект-Ориентированной Структуры для проекта 3D моделлирования.</w:t>
+      </w:r>
+      <w:r>
+        <w:rPr>
+          <w:rtl w:val="0"/>
+        </w:rPr>
+      </w:r>
+    </w:p>
+    <w:p>
+      <w:pPr>
+        <w:keepNext w:val="0"/>
+        <w:keepLines w:val="0"/>
+        <w:pageBreakBefore w:val="0"/>
+        <w:widowControl w:val="0"/>
+        <w:numPr>
+          <w:ilvl w:val="0"/>
+          <w:numId w:val="4"/>
+        </w:numPr>
+        <w:pBdr>
+          <w:top w:space="0" w:sz="0" w:val="nil"/>
+          <w:left w:space="0" w:sz="0" w:val="nil"/>
+          <w:bottom w:space="0" w:sz="0" w:val="nil"/>
+          <w:right w:space="0" w:sz="0" w:val="nil"/>
+          <w:between w:space="0" w:sz="0" w:val="nil"/>
+        </w:pBdr>
+        <w:shd w:fill="auto" w:val="clear"/>
+        <w:spacing w:after="0" w:before="0" w:line="240" w:lineRule="auto"/>
+        <w:ind w:left="0" w:right="0" w:firstLine="0"/>
+        <w:jc w:val="both"/>
+        <w:rPr>
+          <w:rFonts w:ascii="Open Sans" w:cs="Open Sans" w:eastAsia="Open Sans" w:hAnsi="Open Sans"/>
+          <w:b w:val="0"/>
+          <w:bCs w:val="0"/>
+          <w:i w:val="0"/>
+          <w:iCs w:val="0"/>
+          <w:smallCaps w:val="0"/>
+          <w:strike w:val="0"/>
+          <w:color w:val="000000"/>
+          <w:sz w:val="20"/>
+          <w:szCs w:val="20"/>
+          <w:u w:val="none"/>
+          <w:shd w:fill="auto" w:val="clear"/>
+          <w:vertAlign w:val="baseline"/>
+        </w:rPr>
+      </w:pPr>
+      <w:r>
+        <w:rPr>
+          <w:rFonts w:ascii="Times New Roman" w:cs="Times New Roman" w:eastAsia="Times New Roman" w:hAnsi="Times New Roman"/>
+          <w:b w:val="0"/>
+          <w:bCs w:val="0"/>
+          <w:i w:val="0"/>
+          <w:iCs w:val="0"/>
+          <w:smallCaps w:val="0"/>
+          <w:strike w:val="0"/>
+          <w:color w:val="000000"/>
+          <w:sz w:val="24"/>
+          <w:szCs w:val="24"/>
+          <w:u w:val="none"/>
+          <w:shd w:fill="auto" w:val="clear"/>
+          <w:vertAlign w:val="baseline"/>
+          <w:rtl w:val="0"/>
+        </w:rPr>
+        <w:t xml:space="preserve">Протестировал ПО 3D моделлирования.</w:t>
+      </w:r>
+      <w:r>
+        <w:rPr>
+          <w:rtl w:val="0"/>
+        </w:rPr>
+      </w:r>
+    </w:p>
+    <w:p>
+      <w:pPr>
+        <w:keepNext w:val="0"/>
+        <w:keepLines w:val="0"/>
+        <w:pageBreakBefore w:val="0"/>
+        <w:widowControl w:val="0"/>
+        <w:numPr>
+          <w:ilvl w:val="0"/>
+          <w:numId w:val="4"/>
+        </w:numPr>
+        <w:pBdr>
+          <w:top w:space="0" w:sz="0" w:val="nil"/>
+          <w:left w:space="0" w:sz="0" w:val="nil"/>
+          <w:bottom w:space="0" w:sz="0" w:val="nil"/>
+          <w:right w:space="0" w:sz="0" w:val="nil"/>
+          <w:between w:space="0" w:sz="0" w:val="nil"/>
+        </w:pBdr>
+        <w:shd w:fill="auto" w:val="clear"/>
+        <w:spacing w:after="0" w:before="0" w:line="240" w:lineRule="auto"/>
+        <w:ind w:left="0" w:right="0" w:firstLine="0"/>
+        <w:jc w:val="both"/>
+        <w:rPr>
+          <w:rFonts w:ascii="Open Sans" w:cs="Open Sans" w:eastAsia="Open Sans" w:hAnsi="Open Sans"/>
+          <w:b w:val="0"/>
+          <w:bCs w:val="0"/>
+          <w:i w:val="0"/>
+          <w:iCs w:val="0"/>
+          <w:smallCaps w:val="0"/>
+          <w:strike w:val="0"/>
+          <w:color w:val="000000"/>
+          <w:sz w:val="20"/>
+          <w:szCs w:val="20"/>
+          <w:u w:val="none"/>
+          <w:shd w:fill="auto" w:val="clear"/>
+          <w:vertAlign w:val="baseline"/>
+        </w:rPr>
+      </w:pPr>
+      <w:r>
+        <w:rPr>
+          <w:rFonts w:ascii="Times New Roman" w:cs="Times New Roman" w:eastAsia="Times New Roman" w:hAnsi="Times New Roman"/>
+          <w:b w:val="0"/>
+          <w:bCs w:val="0"/>
+          <w:i w:val="0"/>
+          <w:iCs w:val="0"/>
+          <w:smallCaps w:val="0"/>
+          <w:strike w:val="0"/>
+          <w:color w:val="000000"/>
+          <w:sz w:val="24"/>
+          <w:szCs w:val="24"/>
+          <w:u w:val="none"/>
+          <w:shd w:fill="auto" w:val="clear"/>
+          <w:vertAlign w:val="baseline"/>
+          <w:rtl w:val="0"/>
+        </w:rPr>
+        <w:t xml:space="preserve">Использовал AutoCAD для Разработки.</w:t>
+      </w:r>
+      <w:r>
+        <w:rPr>
+          <w:rtl w:val="0"/>
+        </w:rPr>
+      </w:r>
+    </w:p>
+    <w:p>
+      <w:pPr>
+        <w:keepNext w:val="0"/>
+        <w:keepLines w:val="0"/>
+        <w:pageBreakBefore w:val="0"/>
+        <w:widowControl w:val="0"/>
+        <w:numPr>
+          <w:ilvl w:val="0"/>
+          <w:numId w:val="4"/>
+        </w:numPr>
+        <w:pBdr>
+          <w:top w:space="0" w:sz="0" w:val="nil"/>
+          <w:left w:space="0" w:sz="0" w:val="nil"/>
+          <w:bottom w:space="0" w:sz="0" w:val="nil"/>
+          <w:right w:space="0" w:sz="0" w:val="nil"/>
+          <w:between w:space="0" w:sz="0" w:val="nil"/>
+        </w:pBdr>
+        <w:shd w:fill="auto" w:val="clear"/>
+        <w:spacing w:after="0" w:before="0" w:line="240" w:lineRule="auto"/>
+        <w:ind w:left="0" w:right="0" w:firstLine="0"/>
+        <w:jc w:val="both"/>
+        <w:rPr>
+          <w:rFonts w:ascii="Open Sans" w:cs="Open Sans" w:eastAsia="Open Sans" w:hAnsi="Open Sans"/>
+          <w:b w:val="0"/>
+          <w:bCs w:val="0"/>
+          <w:i w:val="0"/>
+          <w:iCs w:val="0"/>
+          <w:smallCaps w:val="0"/>
+          <w:strike w:val="0"/>
+          <w:color w:val="000000"/>
+          <w:sz w:val="20"/>
+          <w:szCs w:val="20"/>
+          <w:u w:val="none"/>
+          <w:shd w:fill="auto" w:val="clear"/>
+          <w:vertAlign w:val="baseline"/>
+        </w:rPr>
+      </w:pPr>
+      <w:r>
+        <w:rPr>
+          <w:rFonts w:ascii="Times New Roman" w:cs="Times New Roman" w:eastAsia="Times New Roman" w:hAnsi="Times New Roman"/>
+          <w:b w:val="0"/>
+          <w:bCs w:val="0"/>
+          <w:i w:val="0"/>
+          <w:iCs w:val="0"/>
+          <w:smallCaps w:val="0"/>
+          <w:strike w:val="0"/>
+          <w:color w:val="000000"/>
+          <w:sz w:val="24"/>
+          <w:szCs w:val="24"/>
+          <w:u w:val="none"/>
+          <w:shd w:fill="auto" w:val="clear"/>
+          <w:vertAlign w:val="baseline"/>
+          <w:rtl w:val="0"/>
+        </w:rPr>
+        <w:t xml:space="preserve">Размер ПО Был Более 5 тысяч строк кода и требовал более 50 C++ файлов.</w:t>
+      </w:r>
+      <w:r>
+        <w:rPr>
+          <w:rtl w:val="0"/>
+        </w:rPr>
+      </w:r>
+    </w:p>
+    <w:p>
+      <w:pPr>
+        <w:keepNext w:val="0"/>
+        <w:keepLines w:val="0"/>
+        <w:pageBreakBefore w:val="0"/>
+        <w:widowControl w:val="0"/>
+        <w:pBdr>
+          <w:top w:space="0" w:sz="0" w:val="nil"/>
+          <w:left w:space="0" w:sz="0" w:val="nil"/>
+          <w:bottom w:space="0" w:sz="0" w:val="nil"/>
+          <w:right w:space="0" w:sz="0" w:val="nil"/>
+          <w:between w:space="0" w:sz="0" w:val="nil"/>
+        </w:pBdr>
+        <w:shd w:fill="auto" w:val="clear"/>
+        <w:spacing w:after="0" w:before="0" w:line="240" w:lineRule="auto"/>
+        <w:ind w:left="0" w:right="0" w:firstLine="0"/>
+        <w:jc w:val="both"/>
+        <w:rPr>
+          <w:rFonts w:ascii="Times New Roman" w:cs="Times New Roman" w:eastAsia="Times New Roman" w:hAnsi="Times New Roman"/>
+          <w:b w:val="0"/>
+          <w:bCs w:val="0"/>
+          <w:i w:val="0"/>
+          <w:iCs w:val="0"/>
+          <w:smallCaps w:val="0"/>
+          <w:strike w:val="0"/>
+          <w:color w:val="000000"/>
+          <w:sz w:val="24"/>
+          <w:szCs w:val="24"/>
+          <w:u w:val="none"/>
+          <w:shd w:fill="auto" w:val="clear"/>
+          <w:vertAlign w:val="baseline"/>
+        </w:rPr>
+      </w:pPr>
+      <w:r>
+        <w:rPr>
+          <w:rtl w:val="0"/>
+        </w:rPr>
+      </w:r>
+    </w:p>
+    <w:p>
+      <w:pPr>
+        <w:keepNext w:val="0"/>
+        <w:keepLines w:val="0"/>
+        <w:pageBreakBefore w:val="0"/>
+        <w:widowControl w:val="0"/>
+        <w:pBdr>
+          <w:top w:space="0" w:sz="0" w:val="nil"/>
+          <w:left w:space="0" w:sz="0" w:val="nil"/>
+          <w:bottom w:space="0" w:sz="0" w:val="nil"/>
+          <w:right w:space="0" w:sz="0" w:val="nil"/>
+          <w:between w:space="0" w:sz="0" w:val="nil"/>
+        </w:pBdr>
+        <w:shd w:fill="auto" w:val="clear"/>
+        <w:spacing w:after="0" w:before="0" w:line="240" w:lineRule="auto"/>
+        <w:ind w:left="0" w:right="0" w:firstLine="0"/>
+        <w:jc w:val="both"/>
+        <w:rPr>
+          <w:rFonts w:ascii="Times New Roman" w:cs="Times New Roman" w:eastAsia="Times New Roman" w:hAnsi="Times New Roman"/>
+          <w:b w:val="0"/>
+          <w:bCs w:val="0"/>
+          <w:i w:val="0"/>
+          <w:iCs w:val="0"/>
+          <w:smallCaps w:val="0"/>
+          <w:strike w:val="0"/>
+          <w:color w:val="000000"/>
+          <w:sz w:val="24"/>
+          <w:szCs w:val="24"/>
+          <w:u w:val="none"/>
+          <w:shd w:fill="auto" w:val="clear"/>
+          <w:vertAlign w:val="baseline"/>
+        </w:rPr>
+      </w:pPr>
+      <w:r>
+        <w:rPr>
+          <w:rtl w:val="0"/>
+        </w:rPr>
+      </w:r>
+    </w:p>
+    <w:p>
+      <w:pPr>
+        <w:keepNext w:val="0"/>
+        <w:keepLines w:val="0"/>
+        <w:pageBreakBefore w:val="0"/>
+        <w:widowControl w:val="0"/>
+        <w:pBdr>
+          <w:top w:space="0" w:sz="0" w:val="nil"/>
+          <w:left w:space="0" w:sz="0" w:val="nil"/>
+          <w:bottom w:space="0" w:sz="0" w:val="nil"/>
+          <w:right w:space="0" w:sz="0" w:val="nil"/>
+          <w:between w:space="0" w:sz="0" w:val="nil"/>
+        </w:pBdr>
+        <w:shd w:fill="auto" w:val="clear"/>
+        <w:spacing w:after="0" w:before="0" w:line="240" w:lineRule="auto"/>
+        <w:ind w:left="0" w:right="0" w:firstLine="0"/>
+        <w:jc w:val="both"/>
+        <w:rPr>
+          <w:rFonts w:ascii="Open Sans" w:cs="Open Sans" w:eastAsia="Open Sans" w:hAnsi="Open Sans"/>
+          <w:b w:val="0"/>
+          <w:bCs w:val="0"/>
+          <w:i w:val="0"/>
+          <w:iCs w:val="0"/>
+          <w:smallCaps w:val="0"/>
+          <w:strike w:val="0"/>
+          <w:color w:val="000000"/>
+          <w:sz w:val="20"/>
+          <w:szCs w:val="20"/>
+          <w:u w:val="none"/>
+          <w:shd w:fill="auto" w:val="clear"/>
+          <w:vertAlign w:val="baseline"/>
+        </w:rPr>
+      </w:pPr>
+      <w:r>
+        <w:rPr>
+          <w:rFonts w:ascii="Times New Roman" w:cs="Times New Roman" w:eastAsia="Times New Roman" w:hAnsi="Times New Roman"/>
+          <w:b w:val="1"/>
+          <w:bCs w:val="1"/>
+          <w:i w:val="0"/>
+          <w:iCs w:val="0"/>
+          <w:smallCaps w:val="0"/>
+          <w:strike w:val="0"/>
+          <w:color w:val="000000"/>
+          <w:sz w:val="24"/>
+          <w:szCs w:val="24"/>
+          <w:u w:val="none"/>
+          <w:shd w:fill="auto" w:val="clear"/>
+          <w:vertAlign w:val="baseline"/>
+          <w:rtl w:val="0"/>
+        </w:rPr>
+        <w:t xml:space="preserve">▪ Рабочий на Линии – Пищевые Фабрики в UK</w:t>
+      </w:r>
+      <w:r>
+        <w:rPr>
+          <w:rtl w:val="0"/>
+        </w:rPr>
+      </w:r>
+    </w:p>
+    <w:p>
+      <w:pPr>
+        <w:keepNext w:val="0"/>
+        <w:keepLines w:val="0"/>
+        <w:pageBreakBefore w:val="0"/>
+        <w:widowControl w:val="0"/>
+        <w:pBdr>
+          <w:top w:space="0" w:sz="0" w:val="nil"/>
+          <w:left w:space="0" w:sz="0" w:val="nil"/>
+          <w:bottom w:space="0" w:sz="0" w:val="nil"/>
+          <w:right w:space="0" w:sz="0" w:val="nil"/>
+          <w:between w:space="0" w:sz="0" w:val="nil"/>
+        </w:pBdr>
+        <w:shd w:fill="auto" w:val="clear"/>
+        <w:spacing w:after="0" w:before="0" w:line="240" w:lineRule="auto"/>
+        <w:ind w:left="0" w:right="0" w:firstLine="0"/>
+        <w:jc w:val="both"/>
+        <w:rPr>
+          <w:rFonts w:ascii="Open Sans" w:cs="Open Sans" w:eastAsia="Open Sans" w:hAnsi="Open Sans"/>
+          <w:b w:val="0"/>
+          <w:bCs w:val="0"/>
+          <w:i w:val="0"/>
+          <w:iCs w:val="0"/>
+          <w:smallCaps w:val="0"/>
+          <w:strike w:val="0"/>
+          <w:color w:val="000000"/>
+          <w:sz w:val="20"/>
+          <w:szCs w:val="20"/>
+          <w:u w:val="none"/>
+          <w:shd w:fill="auto" w:val="clear"/>
+          <w:vertAlign w:val="baseline"/>
+        </w:rPr>
+      </w:pPr>
+      <w:r>
+        <w:rPr>
+          <w:rFonts w:ascii="Times New Roman" w:cs="Times New Roman" w:eastAsia="Times New Roman" w:hAnsi="Times New Roman"/>
+          <w:b w:val="1"/>
+          <w:bCs w:val="1"/>
+          <w:i w:val="0"/>
+          <w:iCs w:val="0"/>
+          <w:smallCaps w:val="0"/>
+          <w:strike w:val="0"/>
+          <w:color w:val="000000"/>
+          <w:sz w:val="24"/>
+          <w:szCs w:val="24"/>
+          <w:u w:val="none"/>
+          <w:shd w:fill="auto" w:val="clear"/>
+          <w:vertAlign w:val="baseline"/>
+          <w:rtl w:val="0"/>
+        </w:rPr>
+        <w:t xml:space="preserve">Январь 2008 – Март 2009</w:t>
+      </w:r>
+      <w:r>
+        <w:rPr>
+          <w:rtl w:val="0"/>
+        </w:rPr>
+      </w:r>
+    </w:p>
+    <w:p>
+      <w:pPr>
+        <w:keepNext w:val="0"/>
+        <w:keepLines w:val="0"/>
+        <w:pageBreakBefore w:val="0"/>
+        <w:widowControl w:val="0"/>
+        <w:pBdr>
+          <w:top w:space="0" w:sz="0" w:val="nil"/>
+          <w:left w:space="0" w:sz="0" w:val="nil"/>
+          <w:bottom w:space="0" w:sz="0" w:val="nil"/>
+          <w:right w:space="0" w:sz="0" w:val="nil"/>
+          <w:between w:space="0" w:sz="0" w:val="nil"/>
+        </w:pBdr>
+        <w:shd w:fill="auto" w:val="clear"/>
+        <w:spacing w:after="0" w:before="0" w:line="240" w:lineRule="auto"/>
+        <w:ind w:left="0" w:right="0" w:firstLine="0"/>
+        <w:jc w:val="both"/>
+        <w:rPr>
+          <w:rFonts w:ascii="Times New Roman" w:cs="Times New Roman" w:eastAsia="Times New Roman" w:hAnsi="Times New Roman"/>
+          <w:b w:val="0"/>
+          <w:bCs w:val="0"/>
+          <w:i w:val="0"/>
+          <w:iCs w:val="0"/>
+          <w:smallCaps w:val="0"/>
+          <w:strike w:val="0"/>
+          <w:color w:val="000000"/>
+          <w:sz w:val="24"/>
+          <w:szCs w:val="24"/>
+          <w:u w:val="none"/>
+          <w:shd w:fill="auto" w:val="clear"/>
+          <w:vertAlign w:val="baseline"/>
+        </w:rPr>
+      </w:pPr>
+      <w:r>
+        <w:rPr>
+          <w:rtl w:val="0"/>
+        </w:rPr>
+      </w:r>
+    </w:p>
+    <w:p>
+      <w:pPr>
+        <w:keepNext w:val="0"/>
+        <w:keepLines w:val="0"/>
+        <w:pageBreakBefore w:val="0"/>
+        <w:widowControl w:val="0"/>
+        <w:pBdr>
+          <w:top w:space="0" w:sz="0" w:val="nil"/>
+          <w:left w:space="0" w:sz="0" w:val="nil"/>
+          <w:bottom w:space="0" w:sz="0" w:val="nil"/>
+          <w:right w:space="0" w:sz="0" w:val="nil"/>
+          <w:between w:space="0" w:sz="0" w:val="nil"/>
+        </w:pBdr>
+        <w:shd w:fill="auto" w:val="clear"/>
+        <w:spacing w:after="0" w:before="0" w:line="240" w:lineRule="auto"/>
+        <w:ind w:left="0" w:right="0" w:firstLine="0"/>
+        <w:jc w:val="both"/>
+        <w:rPr>
+          <w:rFonts w:ascii="Open Sans" w:cs="Open Sans" w:eastAsia="Open Sans" w:hAnsi="Open Sans"/>
+          <w:b w:val="0"/>
+          <w:bCs w:val="0"/>
+          <w:i w:val="0"/>
+          <w:iCs w:val="0"/>
+          <w:smallCaps w:val="0"/>
+          <w:strike w:val="0"/>
+          <w:color w:val="000000"/>
+          <w:sz w:val="20"/>
+          <w:szCs w:val="20"/>
+          <w:u w:val="none"/>
+          <w:shd w:fill="auto" w:val="clear"/>
+          <w:vertAlign w:val="baseline"/>
+        </w:rPr>
+      </w:pPr>
+      <w:r>
+        <w:rPr>
+          <w:rFonts w:ascii="Times New Roman" w:cs="Times New Roman" w:eastAsia="Times New Roman" w:hAnsi="Times New Roman"/>
+          <w:b w:val="0"/>
+          <w:bCs w:val="0"/>
+          <w:i w:val="0"/>
+          <w:iCs w:val="0"/>
+          <w:smallCaps w:val="0"/>
+          <w:strike w:val="0"/>
+          <w:color w:val="000000"/>
+          <w:sz w:val="24"/>
+          <w:szCs w:val="24"/>
+          <w:u w:val="none"/>
+          <w:shd w:fill="auto" w:val="clear"/>
+          <w:vertAlign w:val="baseline"/>
+          <w:rtl w:val="0"/>
+        </w:rPr>
+        <w:t xml:space="preserve">Работал как Рабочий на линии в Пищевых Фабриках, Boston, UK. Мои задачи были:</w:t>
+      </w:r>
+      <w:r>
+        <w:rPr>
+          <w:rtl w:val="0"/>
+        </w:rPr>
+      </w:r>
+    </w:p>
+    <w:p>
+      <w:pPr>
+        <w:keepNext w:val="0"/>
+        <w:keepLines w:val="0"/>
+        <w:pageBreakBefore w:val="0"/>
+        <w:widowControl w:val="0"/>
+        <w:numPr>
+          <w:ilvl w:val="0"/>
+          <w:numId w:val="5"/>
+        </w:numPr>
+        <w:pBdr>
+          <w:top w:space="0" w:sz="0" w:val="nil"/>
+          <w:left w:space="0" w:sz="0" w:val="nil"/>
+          <w:bottom w:space="0" w:sz="0" w:val="nil"/>
+          <w:right w:space="0" w:sz="0" w:val="nil"/>
+          <w:between w:space="0" w:sz="0" w:val="nil"/>
+        </w:pBdr>
+        <w:shd w:fill="auto" w:val="clear"/>
+        <w:spacing w:after="0" w:before="0" w:line="240" w:lineRule="auto"/>
+        <w:ind w:left="0" w:right="0" w:firstLine="0"/>
+        <w:jc w:val="both"/>
+        <w:rPr>
+          <w:rFonts w:ascii="Open Sans" w:cs="Open Sans" w:eastAsia="Open Sans" w:hAnsi="Open Sans"/>
+          <w:b w:val="0"/>
+          <w:bCs w:val="0"/>
+          <w:i w:val="0"/>
+          <w:iCs w:val="0"/>
+          <w:smallCaps w:val="0"/>
+          <w:strike w:val="0"/>
+          <w:color w:val="000000"/>
+          <w:sz w:val="20"/>
+          <w:szCs w:val="20"/>
+          <w:u w:val="none"/>
+          <w:shd w:fill="auto" w:val="clear"/>
+          <w:vertAlign w:val="baseline"/>
+        </w:rPr>
+      </w:pPr>
+      <w:r>
+        <w:rPr>
+          <w:rFonts w:ascii="Times New Roman" w:cs="Times New Roman" w:eastAsia="Times New Roman" w:hAnsi="Times New Roman"/>
+          <w:b w:val="0"/>
+          <w:bCs w:val="0"/>
+          <w:i w:val="0"/>
+          <w:iCs w:val="0"/>
+          <w:smallCaps w:val="0"/>
+          <w:strike w:val="0"/>
+          <w:color w:val="000000"/>
+          <w:sz w:val="24"/>
+          <w:szCs w:val="24"/>
+          <w:u w:val="none"/>
+          <w:shd w:fill="auto" w:val="clear"/>
+          <w:vertAlign w:val="baseline"/>
+          <w:rtl w:val="0"/>
+        </w:rPr>
+        <w:t xml:space="preserve">Работа на линии.</w:t>
+      </w:r>
+      <w:r>
+        <w:rPr>
+          <w:rtl w:val="0"/>
+        </w:rPr>
+      </w:r>
+    </w:p>
+    <w:p>
+      <w:pPr>
+        <w:keepNext w:val="0"/>
+        <w:keepLines w:val="0"/>
+        <w:pageBreakBefore w:val="0"/>
+        <w:widowControl w:val="0"/>
+        <w:numPr>
+          <w:ilvl w:val="0"/>
+          <w:numId w:val="5"/>
+        </w:numPr>
+        <w:pBdr>
+          <w:top w:space="0" w:sz="0" w:val="nil"/>
+          <w:left w:space="0" w:sz="0" w:val="nil"/>
+          <w:bottom w:space="0" w:sz="0" w:val="nil"/>
+          <w:right w:space="0" w:sz="0" w:val="nil"/>
+          <w:between w:space="0" w:sz="0" w:val="nil"/>
+        </w:pBdr>
+        <w:shd w:fill="auto" w:val="clear"/>
+        <w:spacing w:after="0" w:before="0" w:line="240" w:lineRule="auto"/>
+        <w:ind w:left="0" w:right="0" w:firstLine="0"/>
+        <w:jc w:val="both"/>
+        <w:rPr>
+          <w:rFonts w:ascii="Open Sans" w:cs="Open Sans" w:eastAsia="Open Sans" w:hAnsi="Open Sans"/>
+          <w:b w:val="0"/>
+          <w:bCs w:val="0"/>
+          <w:i w:val="0"/>
+          <w:iCs w:val="0"/>
+          <w:smallCaps w:val="0"/>
+          <w:strike w:val="0"/>
+          <w:color w:val="000000"/>
+          <w:sz w:val="20"/>
+          <w:szCs w:val="20"/>
+          <w:u w:val="none"/>
+          <w:shd w:fill="auto" w:val="clear"/>
+          <w:vertAlign w:val="baseline"/>
+        </w:rPr>
+      </w:pPr>
+      <w:r>
+        <w:rPr>
+          <w:rFonts w:ascii="Times New Roman" w:cs="Times New Roman" w:eastAsia="Times New Roman" w:hAnsi="Times New Roman"/>
+          <w:b w:val="0"/>
+          <w:bCs w:val="0"/>
+          <w:i w:val="0"/>
+          <w:iCs w:val="0"/>
+          <w:smallCaps w:val="0"/>
+          <w:strike w:val="0"/>
+          <w:color w:val="000000"/>
+          <w:sz w:val="24"/>
+          <w:szCs w:val="24"/>
+          <w:u w:val="none"/>
+          <w:shd w:fill="auto" w:val="clear"/>
+          <w:vertAlign w:val="baseline"/>
+          <w:rtl w:val="0"/>
+        </w:rPr>
+        <w:t xml:space="preserve">40 Часов в неделю.</w:t>
+      </w:r>
+      <w:r>
+        <w:rPr>
+          <w:rtl w:val="0"/>
+        </w:rPr>
+      </w:r>
+    </w:p>
+    <w:p>
+      <w:pPr>
+        <w:keepNext w:val="0"/>
+        <w:keepLines w:val="0"/>
+        <w:pageBreakBefore w:val="0"/>
+        <w:widowControl w:val="0"/>
+        <w:numPr>
+          <w:ilvl w:val="0"/>
+          <w:numId w:val="5"/>
+        </w:numPr>
+        <w:pBdr>
+          <w:top w:space="0" w:sz="0" w:val="nil"/>
+          <w:left w:space="0" w:sz="0" w:val="nil"/>
+          <w:bottom w:space="0" w:sz="0" w:val="nil"/>
+          <w:right w:space="0" w:sz="0" w:val="nil"/>
+          <w:between w:space="0" w:sz="0" w:val="nil"/>
+        </w:pBdr>
+        <w:shd w:fill="auto" w:val="clear"/>
+        <w:spacing w:after="0" w:before="0" w:line="240" w:lineRule="auto"/>
+        <w:ind w:left="0" w:right="0" w:firstLine="0"/>
+        <w:jc w:val="both"/>
+        <w:rPr>
+          <w:rFonts w:ascii="Open Sans" w:cs="Open Sans" w:eastAsia="Open Sans" w:hAnsi="Open Sans"/>
+          <w:b w:val="0"/>
+          <w:bCs w:val="0"/>
+          <w:i w:val="0"/>
+          <w:iCs w:val="0"/>
+          <w:smallCaps w:val="0"/>
+          <w:strike w:val="0"/>
+          <w:color w:val="000000"/>
+          <w:sz w:val="20"/>
+          <w:szCs w:val="20"/>
+          <w:u w:val="none"/>
+          <w:shd w:fill="auto" w:val="clear"/>
+          <w:vertAlign w:val="baseline"/>
+        </w:rPr>
+      </w:pPr>
+      <w:r>
+        <w:rPr>
+          <w:rFonts w:ascii="Times New Roman" w:cs="Times New Roman" w:eastAsia="Times New Roman" w:hAnsi="Times New Roman"/>
+          <w:b w:val="0"/>
+          <w:bCs w:val="0"/>
+          <w:i w:val="0"/>
+          <w:iCs w:val="0"/>
+          <w:smallCaps w:val="0"/>
+          <w:strike w:val="0"/>
+          <w:color w:val="000000"/>
+          <w:sz w:val="24"/>
+          <w:szCs w:val="24"/>
+          <w:u w:val="none"/>
+          <w:shd w:fill="auto" w:val="clear"/>
+          <w:vertAlign w:val="baseline"/>
+          <w:rtl w:val="0"/>
+        </w:rPr>
+        <w:t xml:space="preserve">После Переехал в Таллинн.</w:t>
+      </w:r>
+      <w:r>
+        <w:rPr>
+          <w:rtl w:val="0"/>
+        </w:rPr>
+      </w:r>
+    </w:p>
+    <w:p>
+      <w:pPr>
+        <w:keepNext w:val="0"/>
+        <w:keepLines w:val="0"/>
+        <w:pageBreakBefore w:val="0"/>
+        <w:widowControl w:val="0"/>
+        <w:pBdr>
+          <w:top w:space="0" w:sz="0" w:val="nil"/>
+          <w:left w:space="0" w:sz="0" w:val="nil"/>
+          <w:bottom w:space="0" w:sz="0" w:val="nil"/>
+          <w:right w:space="0" w:sz="0" w:val="nil"/>
+          <w:between w:space="0" w:sz="0" w:val="nil"/>
+        </w:pBdr>
+        <w:shd w:fill="auto" w:val="clear"/>
+        <w:spacing w:after="0" w:before="0" w:line="240" w:lineRule="auto"/>
+        <w:ind w:left="0" w:right="0" w:firstLine="0"/>
+        <w:jc w:val="left"/>
+        <w:rPr>
+          <w:rFonts w:ascii="Times New Roman" w:cs="Times New Roman" w:eastAsia="Times New Roman" w:hAnsi="Times New Roman"/>
+          <w:b w:val="0"/>
+          <w:bCs w:val="0"/>
+          <w:i w:val="0"/>
+          <w:iCs w:val="0"/>
+          <w:smallCaps w:val="0"/>
+          <w:strike w:val="0"/>
+          <w:color w:val="000000"/>
+          <w:sz w:val="24"/>
+          <w:szCs w:val="24"/>
+          <w:u w:val="none"/>
+          <w:shd w:fill="auto" w:val="clear"/>
+          <w:vertAlign w:val="baseline"/>
+        </w:rPr>
+      </w:pPr>
+      <w:r>
+        <w:rPr>
+          <w:rtl w:val="0"/>
+        </w:rPr>
+      </w:r>
+    </w:p>
+    <w:p>
+      <w:pPr>
+        <w:keepNext w:val="0"/>
+        <w:keepLines w:val="0"/>
+        <w:pageBreakBefore w:val="0"/>
+        <w:widowControl w:val="0"/>
+        <w:pBdr>
+          <w:top w:space="0" w:sz="0" w:val="nil"/>
+          <w:left w:space="0" w:sz="0" w:val="nil"/>
+          <w:bottom w:space="0" w:sz="0" w:val="nil"/>
+          <w:right w:space="0" w:sz="0" w:val="nil"/>
+          <w:between w:space="0" w:sz="0" w:val="nil"/>
+        </w:pBdr>
+        <w:shd w:fill="auto" w:val="clear"/>
+        <w:spacing w:after="0" w:before="0" w:line="240" w:lineRule="auto"/>
+        <w:ind w:left="0" w:right="0" w:firstLine="0"/>
+        <w:jc w:val="both"/>
+        <w:rPr>
+          <w:rFonts w:ascii="Times New Roman" w:cs="Times New Roman" w:eastAsia="Times New Roman" w:hAnsi="Times New Roman"/>
+          <w:b w:val="0"/>
+          <w:bCs w:val="0"/>
+          <w:i w:val="0"/>
+          <w:iCs w:val="0"/>
+          <w:smallCaps w:val="0"/>
+          <w:strike w:val="0"/>
+          <w:color w:val="000000"/>
+          <w:sz w:val="24"/>
+          <w:szCs w:val="24"/>
+          <w:u w:val="none"/>
+          <w:shd w:fill="auto" w:val="clear"/>
+          <w:vertAlign w:val="baseline"/>
+        </w:rPr>
+      </w:pPr>
+      <w:r>
+        <w:rPr>
+          <w:rtl w:val="0"/>
+        </w:rPr>
+      </w:r>
+    </w:p>
+    <w:p>
+      <w:pPr>
+        <w:keepNext w:val="0"/>
+        <w:keepLines w:val="0"/>
+        <w:pageBreakBefore w:val="0"/>
+        <w:widowControl w:val="0"/>
+        <w:pBdr>
+          <w:top w:space="0" w:sz="0" w:val="nil"/>
+          <w:left w:space="0" w:sz="0" w:val="nil"/>
+          <w:bottom w:space="0" w:sz="0" w:val="nil"/>
+          <w:right w:space="0" w:sz="0" w:val="nil"/>
+          <w:between w:space="0" w:sz="0" w:val="nil"/>
+        </w:pBdr>
+        <w:shd w:fill="auto" w:val="clear"/>
+        <w:spacing w:after="0" w:before="0" w:line="240" w:lineRule="auto"/>
+        <w:ind w:left="0" w:right="0" w:firstLine="0"/>
+        <w:jc w:val="both"/>
+        <w:rPr>
+          <w:rFonts w:ascii="Open Sans" w:cs="Open Sans" w:eastAsia="Open Sans" w:hAnsi="Open Sans"/>
+          <w:b w:val="0"/>
+          <w:bCs w:val="0"/>
+          <w:i w:val="0"/>
+          <w:iCs w:val="0"/>
+          <w:smallCaps w:val="0"/>
+          <w:strike w:val="0"/>
+          <w:color w:val="000000"/>
+          <w:sz w:val="20"/>
+          <w:szCs w:val="20"/>
+          <w:u w:val="none"/>
+          <w:shd w:fill="auto" w:val="clear"/>
+          <w:vertAlign w:val="baseline"/>
+        </w:rPr>
+      </w:pPr>
+      <w:r>
+        <w:rPr>
+          <w:rFonts w:ascii="Times New Roman" w:cs="Times New Roman" w:eastAsia="Times New Roman" w:hAnsi="Times New Roman"/>
+          <w:b w:val="1"/>
+          <w:bCs w:val="1"/>
+          <w:i w:val="0"/>
+          <w:iCs w:val="0"/>
+          <w:smallCaps w:val="0"/>
+          <w:strike w:val="0"/>
+          <w:color w:val="000000"/>
+          <w:sz w:val="24"/>
+          <w:szCs w:val="24"/>
+          <w:u w:val="none"/>
+          <w:shd w:fill="auto" w:val="clear"/>
+          <w:vertAlign w:val="baseline"/>
+          <w:rtl w:val="0"/>
+        </w:rPr>
+        <w:t xml:space="preserve">▪ PHP Разработчик – Titanium Systems</w:t>
+      </w:r>
+      <w:r>
+        <w:rPr>
+          <w:rtl w:val="0"/>
+        </w:rPr>
+      </w:r>
+    </w:p>
+    <w:p>
+      <w:pPr>
+        <w:keepNext w:val="0"/>
+        <w:keepLines w:val="0"/>
+        <w:pageBreakBefore w:val="0"/>
+        <w:widowControl w:val="0"/>
+        <w:pBdr>
+          <w:top w:space="0" w:sz="0" w:val="nil"/>
+          <w:left w:space="0" w:sz="0" w:val="nil"/>
+          <w:bottom w:space="0" w:sz="0" w:val="nil"/>
+          <w:right w:space="0" w:sz="0" w:val="nil"/>
+          <w:between w:space="0" w:sz="0" w:val="nil"/>
+        </w:pBdr>
+        <w:shd w:fill="auto" w:val="clear"/>
+        <w:spacing w:after="0" w:before="0" w:line="240" w:lineRule="auto"/>
+        <w:ind w:left="0" w:right="0" w:firstLine="0"/>
+        <w:jc w:val="both"/>
+        <w:rPr>
+          <w:rFonts w:ascii="Open Sans" w:cs="Open Sans" w:eastAsia="Open Sans" w:hAnsi="Open Sans"/>
+          <w:b w:val="0"/>
+          <w:bCs w:val="0"/>
+          <w:i w:val="0"/>
+          <w:iCs w:val="0"/>
+          <w:smallCaps w:val="0"/>
+          <w:strike w:val="0"/>
+          <w:color w:val="000000"/>
+          <w:sz w:val="20"/>
+          <w:szCs w:val="20"/>
+          <w:u w:val="none"/>
+          <w:shd w:fill="auto" w:val="clear"/>
+          <w:vertAlign w:val="baseline"/>
+        </w:rPr>
+      </w:pPr>
+      <w:r>
+        <w:rPr>
+          <w:rFonts w:ascii="Times New Roman" w:cs="Times New Roman" w:eastAsia="Times New Roman" w:hAnsi="Times New Roman"/>
+          <w:b w:val="1"/>
+          <w:bCs w:val="1"/>
+          <w:i w:val="0"/>
+          <w:iCs w:val="0"/>
+          <w:smallCaps w:val="0"/>
+          <w:strike w:val="0"/>
+          <w:color w:val="000000"/>
+          <w:sz w:val="24"/>
+          <w:szCs w:val="24"/>
+          <w:u w:val="none"/>
+          <w:shd w:fill="auto" w:val="clear"/>
+          <w:vertAlign w:val="baseline"/>
+          <w:rtl w:val="0"/>
+        </w:rPr>
+        <w:t xml:space="preserve">Ноябрь 2006 – Декабрь 2007</w:t>
+      </w:r>
+      <w:r>
+        <w:rPr>
+          <w:rtl w:val="0"/>
+        </w:rPr>
+      </w:r>
+    </w:p>
+    <w:p>
+      <w:pPr>
+        <w:keepNext w:val="0"/>
+        <w:keepLines w:val="0"/>
+        <w:pageBreakBefore w:val="0"/>
+        <w:widowControl w:val="0"/>
+        <w:pBdr>
+          <w:top w:space="0" w:sz="0" w:val="nil"/>
+          <w:left w:space="0" w:sz="0" w:val="nil"/>
+          <w:bottom w:space="0" w:sz="0" w:val="nil"/>
+          <w:right w:space="0" w:sz="0" w:val="nil"/>
+          <w:between w:space="0" w:sz="0" w:val="nil"/>
+        </w:pBdr>
+        <w:shd w:fill="auto" w:val="clear"/>
+        <w:spacing w:after="0" w:before="0" w:line="240" w:lineRule="auto"/>
+        <w:ind w:left="0" w:right="0" w:firstLine="0"/>
+        <w:jc w:val="both"/>
+        <w:rPr>
+          <w:rFonts w:ascii="Times New Roman" w:cs="Times New Roman" w:eastAsia="Times New Roman" w:hAnsi="Times New Roman"/>
+          <w:b w:val="0"/>
+          <w:bCs w:val="0"/>
+          <w:i w:val="0"/>
+          <w:iCs w:val="0"/>
+          <w:smallCaps w:val="0"/>
+          <w:strike w:val="0"/>
+          <w:color w:val="000000"/>
+          <w:sz w:val="24"/>
+          <w:szCs w:val="24"/>
+          <w:u w:val="none"/>
+          <w:shd w:fill="auto" w:val="clear"/>
+          <w:vertAlign w:val="baseline"/>
+        </w:rPr>
+      </w:pPr>
+      <w:r>
+        <w:rPr>
+          <w:rtl w:val="0"/>
+        </w:rPr>
+      </w:r>
+    </w:p>
+    <w:p>
+      <w:pPr>
+        <w:keepNext w:val="0"/>
+        <w:keepLines w:val="0"/>
+        <w:pageBreakBefore w:val="0"/>
+        <w:widowControl w:val="0"/>
+        <w:pBdr>
+          <w:top w:space="0" w:sz="0" w:val="nil"/>
+          <w:left w:space="0" w:sz="0" w:val="nil"/>
+          <w:bottom w:space="0" w:sz="0" w:val="nil"/>
+          <w:right w:space="0" w:sz="0" w:val="nil"/>
+          <w:between w:space="0" w:sz="0" w:val="nil"/>
+        </w:pBdr>
+        <w:shd w:fill="auto" w:val="clear"/>
+        <w:spacing w:after="0" w:before="0" w:line="240" w:lineRule="auto"/>
+        <w:ind w:left="0" w:right="0" w:firstLine="0"/>
+        <w:jc w:val="both"/>
+        <w:rPr>
+          <w:rFonts w:ascii="Open Sans" w:cs="Open Sans" w:eastAsia="Open Sans" w:hAnsi="Open Sans"/>
+          <w:b w:val="0"/>
+          <w:bCs w:val="0"/>
+          <w:i w:val="0"/>
+          <w:iCs w:val="0"/>
+          <w:smallCaps w:val="0"/>
+          <w:strike w:val="0"/>
+          <w:color w:val="000000"/>
+          <w:sz w:val="20"/>
+          <w:szCs w:val="20"/>
+          <w:u w:val="none"/>
+          <w:shd w:fill="auto" w:val="clear"/>
+          <w:vertAlign w:val="baseline"/>
+        </w:rPr>
+      </w:pPr>
+      <w:r>
+        <w:rPr>
+          <w:rFonts w:ascii="Times New Roman" w:cs="Times New Roman" w:eastAsia="Times New Roman" w:hAnsi="Times New Roman"/>
+          <w:b w:val="0"/>
+          <w:bCs w:val="0"/>
+          <w:i w:val="0"/>
+          <w:iCs w:val="0"/>
+          <w:smallCaps w:val="0"/>
+          <w:strike w:val="0"/>
+          <w:color w:val="000000"/>
+          <w:sz w:val="24"/>
+          <w:szCs w:val="24"/>
+          <w:u w:val="none"/>
+          <w:shd w:fill="auto" w:val="clear"/>
+          <w:vertAlign w:val="baseline"/>
+          <w:rtl w:val="0"/>
+        </w:rPr>
+        <w:t xml:space="preserve">В 2006 работал как PHP Разработчик в Titanium Systems, Estonia.</w:t>
+      </w:r>
+      <w:r>
+        <w:rPr>
+          <w:rtl w:val="0"/>
+        </w:rPr>
+      </w:r>
+    </w:p>
+    <w:p>
+      <w:pPr>
+        <w:keepNext w:val="0"/>
+        <w:keepLines w:val="0"/>
+        <w:pageBreakBefore w:val="0"/>
+        <w:widowControl w:val="0"/>
+        <w:numPr>
+          <w:ilvl w:val="0"/>
+          <w:numId w:val="6"/>
+        </w:numPr>
+        <w:pBdr>
+          <w:top w:space="0" w:sz="0" w:val="nil"/>
+          <w:left w:space="0" w:sz="0" w:val="nil"/>
+          <w:bottom w:space="0" w:sz="0" w:val="nil"/>
+          <w:right w:space="0" w:sz="0" w:val="nil"/>
+          <w:between w:space="0" w:sz="0" w:val="nil"/>
+        </w:pBdr>
+        <w:shd w:fill="auto" w:val="clear"/>
+        <w:spacing w:after="0" w:before="0" w:line="240" w:lineRule="auto"/>
+        <w:ind w:left="0" w:right="0" w:firstLine="0"/>
+        <w:jc w:val="both"/>
+        <w:rPr>
+          <w:rFonts w:ascii="Open Sans" w:cs="Open Sans" w:eastAsia="Open Sans" w:hAnsi="Open Sans"/>
+          <w:b w:val="0"/>
+          <w:bCs w:val="0"/>
+          <w:i w:val="0"/>
+          <w:iCs w:val="0"/>
+          <w:smallCaps w:val="0"/>
+          <w:strike w:val="0"/>
+          <w:color w:val="000000"/>
+          <w:sz w:val="20"/>
+          <w:szCs w:val="20"/>
+          <w:u w:val="none"/>
+          <w:shd w:fill="auto" w:val="clear"/>
+          <w:vertAlign w:val="baseline"/>
+        </w:rPr>
+      </w:pPr>
+      <w:r>
+        <w:rPr>
+          <w:rFonts w:ascii="Times New Roman" w:cs="Times New Roman" w:eastAsia="Times New Roman" w:hAnsi="Times New Roman"/>
+          <w:b w:val="0"/>
+          <w:bCs w:val="0"/>
+          <w:i w:val="0"/>
+          <w:iCs w:val="0"/>
+          <w:smallCaps w:val="0"/>
+          <w:strike w:val="0"/>
+          <w:color w:val="000000"/>
+          <w:sz w:val="24"/>
+          <w:szCs w:val="24"/>
+          <w:u w:val="none"/>
+          <w:shd w:fill="auto" w:val="clear"/>
+          <w:vertAlign w:val="baseline"/>
+          <w:rtl w:val="0"/>
+        </w:rPr>
+        <w:t xml:space="preserve">Был ответственен за Разработку Административного Back-End Интернет-Страницы Аренды машин.</w:t>
+      </w:r>
+      <w:r>
+        <w:rPr>
+          <w:rtl w:val="0"/>
+        </w:rPr>
+      </w:r>
+    </w:p>
+    <w:p>
+      <w:pPr>
+        <w:keepNext w:val="0"/>
+        <w:keepLines w:val="0"/>
+        <w:pageBreakBefore w:val="0"/>
+        <w:widowControl w:val="0"/>
+        <w:numPr>
+          <w:ilvl w:val="0"/>
+          <w:numId w:val="6"/>
+        </w:numPr>
+        <w:pBdr>
+          <w:top w:space="0" w:sz="0" w:val="nil"/>
+          <w:left w:space="0" w:sz="0" w:val="nil"/>
+          <w:bottom w:space="0" w:sz="0" w:val="nil"/>
+          <w:right w:space="0" w:sz="0" w:val="nil"/>
+          <w:between w:space="0" w:sz="0" w:val="nil"/>
+        </w:pBdr>
+        <w:shd w:fill="auto" w:val="clear"/>
+        <w:spacing w:after="0" w:before="0" w:line="240" w:lineRule="auto"/>
+        <w:ind w:left="0" w:right="0" w:firstLine="0"/>
+        <w:jc w:val="both"/>
+        <w:rPr>
+          <w:rFonts w:ascii="Open Sans" w:cs="Open Sans" w:eastAsia="Open Sans" w:hAnsi="Open Sans"/>
+          <w:b w:val="0"/>
+          <w:bCs w:val="0"/>
+          <w:i w:val="0"/>
+          <w:iCs w:val="0"/>
+          <w:smallCaps w:val="0"/>
+          <w:strike w:val="0"/>
+          <w:color w:val="000000"/>
+          <w:sz w:val="20"/>
+          <w:szCs w:val="20"/>
+          <w:u w:val="none"/>
+          <w:shd w:fill="auto" w:val="clear"/>
+          <w:vertAlign w:val="baseline"/>
+        </w:rPr>
+      </w:pPr>
+      <w:r>
+        <w:rPr>
+          <w:rFonts w:ascii="Times New Roman" w:cs="Times New Roman" w:eastAsia="Times New Roman" w:hAnsi="Times New Roman"/>
+          <w:b w:val="0"/>
+          <w:bCs w:val="0"/>
+          <w:i w:val="0"/>
+          <w:iCs w:val="0"/>
+          <w:smallCaps w:val="0"/>
+          <w:strike w:val="0"/>
+          <w:color w:val="000000"/>
+          <w:sz w:val="24"/>
+          <w:szCs w:val="24"/>
+          <w:u w:val="none"/>
+          <w:shd w:fill="auto" w:val="clear"/>
+          <w:vertAlign w:val="baseline"/>
+          <w:rtl w:val="0"/>
+        </w:rPr>
+        <w:t xml:space="preserve">Протестировал Разрабатываемое ПО.</w:t>
+      </w:r>
+      <w:r>
+        <w:rPr>
+          <w:rtl w:val="0"/>
+        </w:rPr>
+      </w:r>
+    </w:p>
+    <w:p>
+      <w:pPr>
+        <w:keepNext w:val="0"/>
+        <w:keepLines w:val="0"/>
+        <w:pageBreakBefore w:val="0"/>
+        <w:widowControl w:val="0"/>
+        <w:pBdr>
+          <w:top w:space="0" w:sz="0" w:val="nil"/>
+          <w:left w:space="0" w:sz="0" w:val="nil"/>
+          <w:bottom w:space="0" w:sz="0" w:val="nil"/>
+          <w:right w:space="0" w:sz="0" w:val="nil"/>
+          <w:between w:space="0" w:sz="0" w:val="nil"/>
+        </w:pBdr>
+        <w:shd w:fill="auto" w:val="clear"/>
+        <w:spacing w:after="0" w:before="0" w:line="240" w:lineRule="auto"/>
+        <w:ind w:left="0" w:right="0" w:firstLine="0"/>
+        <w:jc w:val="both"/>
+        <w:rPr>
+          <w:rFonts w:ascii="Times New Roman" w:cs="Times New Roman" w:eastAsia="Times New Roman" w:hAnsi="Times New Roman"/>
+          <w:b w:val="0"/>
+          <w:bCs w:val="0"/>
+          <w:i w:val="0"/>
+          <w:iCs w:val="0"/>
+          <w:smallCaps w:val="0"/>
+          <w:strike w:val="0"/>
+          <w:color w:val="000000"/>
+          <w:sz w:val="24"/>
+          <w:szCs w:val="24"/>
+          <w:u w:val="none"/>
+          <w:shd w:fill="auto" w:val="clear"/>
+          <w:vertAlign w:val="baseline"/>
+        </w:rPr>
+      </w:pPr>
+      <w:r>
+        <w:rPr>
+          <w:rtl w:val="0"/>
+        </w:rPr>
+      </w:r>
+    </w:p>
+    <w:p>
+      <w:pPr>
+        <w:keepNext w:val="0"/>
+        <w:keepLines w:val="0"/>
+        <w:pageBreakBefore w:val="0"/>
+        <w:widowControl w:val="0"/>
+        <w:pBdr>
+          <w:top w:space="0" w:sz="0" w:val="nil"/>
+          <w:left w:space="0" w:sz="0" w:val="nil"/>
+          <w:bottom w:space="0" w:sz="0" w:val="nil"/>
+          <w:right w:space="0" w:sz="0" w:val="nil"/>
+          <w:between w:space="0" w:sz="0" w:val="nil"/>
+        </w:pBdr>
+        <w:shd w:fill="auto" w:val="clear"/>
+        <w:spacing w:after="0" w:before="0" w:line="240" w:lineRule="auto"/>
+        <w:ind w:left="0" w:right="0" w:firstLine="0"/>
+        <w:jc w:val="both"/>
+        <w:rPr>
+          <w:rFonts w:ascii="Open Sans" w:cs="Open Sans" w:eastAsia="Open Sans" w:hAnsi="Open Sans"/>
+          <w:b w:val="0"/>
+          <w:bCs w:val="0"/>
+          <w:i w:val="0"/>
+          <w:iCs w:val="0"/>
+          <w:smallCaps w:val="0"/>
+          <w:strike w:val="0"/>
+          <w:color w:val="000000"/>
+          <w:sz w:val="20"/>
+          <w:szCs w:val="20"/>
+          <w:u w:val="none"/>
+          <w:shd w:fill="auto" w:val="clear"/>
+          <w:vertAlign w:val="baseline"/>
+        </w:rPr>
+      </w:pPr>
+      <w:r>
+        <w:rPr>
+          <w:rFonts w:ascii="Times New Roman" w:cs="Times New Roman" w:eastAsia="Times New Roman" w:hAnsi="Times New Roman"/>
+          <w:b w:val="1"/>
+          <w:bCs w:val="1"/>
+          <w:i w:val="0"/>
+          <w:iCs w:val="0"/>
+          <w:smallCaps w:val="0"/>
+          <w:strike w:val="0"/>
+          <w:color w:val="000000"/>
+          <w:sz w:val="24"/>
+          <w:szCs w:val="24"/>
+          <w:u w:val="none"/>
+          <w:shd w:fill="auto" w:val="clear"/>
+          <w:vertAlign w:val="baseline"/>
+          <w:rtl w:val="0"/>
+        </w:rPr>
+        <w:t xml:space="preserve">▪ Обрабртка Изображений – Evotec Technologies</w:t>
+      </w:r>
+      <w:r>
+        <w:rPr>
+          <w:rtl w:val="0"/>
+        </w:rPr>
+      </w:r>
+    </w:p>
+    <w:p>
+      <w:pPr>
+        <w:keepNext w:val="0"/>
+        <w:keepLines w:val="0"/>
+        <w:pageBreakBefore w:val="0"/>
+        <w:widowControl w:val="0"/>
+        <w:pBdr>
+          <w:top w:space="0" w:sz="0" w:val="nil"/>
+          <w:left w:space="0" w:sz="0" w:val="nil"/>
+          <w:bottom w:space="0" w:sz="0" w:val="nil"/>
+          <w:right w:space="0" w:sz="0" w:val="nil"/>
+          <w:between w:space="0" w:sz="0" w:val="nil"/>
+        </w:pBdr>
+        <w:shd w:fill="auto" w:val="clear"/>
+        <w:spacing w:after="0" w:before="0" w:line="240" w:lineRule="auto"/>
+        <w:ind w:left="0" w:right="0" w:firstLine="0"/>
+        <w:jc w:val="both"/>
+        <w:rPr>
+          <w:rFonts w:ascii="Open Sans" w:cs="Open Sans" w:eastAsia="Open Sans" w:hAnsi="Open Sans"/>
+          <w:b w:val="0"/>
+          <w:bCs w:val="0"/>
+          <w:i w:val="0"/>
+          <w:iCs w:val="0"/>
+          <w:smallCaps w:val="0"/>
+          <w:strike w:val="0"/>
+          <w:color w:val="000000"/>
+          <w:sz w:val="20"/>
+          <w:szCs w:val="20"/>
+          <w:u w:val="none"/>
+          <w:shd w:fill="auto" w:val="clear"/>
+          <w:vertAlign w:val="baseline"/>
+        </w:rPr>
+      </w:pPr>
+      <w:r>
+        <w:rPr>
+          <w:rFonts w:ascii="Times New Roman" w:cs="Times New Roman" w:eastAsia="Times New Roman" w:hAnsi="Times New Roman"/>
+          <w:b w:val="1"/>
+          <w:bCs w:val="1"/>
+          <w:i w:val="0"/>
+          <w:iCs w:val="0"/>
+          <w:smallCaps w:val="0"/>
+          <w:strike w:val="0"/>
+          <w:color w:val="000000"/>
+          <w:sz w:val="24"/>
+          <w:szCs w:val="24"/>
+          <w:u w:val="none"/>
+          <w:shd w:fill="auto" w:val="clear"/>
+          <w:vertAlign w:val="baseline"/>
+          <w:rtl w:val="0"/>
+        </w:rPr>
+        <w:t xml:space="preserve">Декабрь 2003 – Май 2006</w:t>
+      </w:r>
+      <w:r>
+        <w:rPr>
+          <w:rtl w:val="0"/>
+        </w:rPr>
+      </w:r>
+    </w:p>
+    <w:p>
+      <w:pPr>
+        <w:keepNext w:val="0"/>
+        <w:keepLines w:val="0"/>
+        <w:pageBreakBefore w:val="0"/>
+        <w:widowControl w:val="0"/>
+        <w:pBdr>
+          <w:top w:space="0" w:sz="0" w:val="nil"/>
+          <w:left w:space="0" w:sz="0" w:val="nil"/>
+          <w:bottom w:space="0" w:sz="0" w:val="nil"/>
+          <w:right w:space="0" w:sz="0" w:val="nil"/>
+          <w:between w:space="0" w:sz="0" w:val="nil"/>
+        </w:pBdr>
+        <w:shd w:fill="auto" w:val="clear"/>
+        <w:spacing w:after="0" w:before="0" w:line="240" w:lineRule="auto"/>
+        <w:ind w:left="0" w:right="0" w:firstLine="0"/>
+        <w:jc w:val="both"/>
+        <w:rPr>
+          <w:rFonts w:ascii="Times New Roman" w:cs="Times New Roman" w:eastAsia="Times New Roman" w:hAnsi="Times New Roman"/>
+          <w:b w:val="0"/>
+          <w:bCs w:val="0"/>
+          <w:i w:val="0"/>
+          <w:iCs w:val="0"/>
+          <w:smallCaps w:val="0"/>
+          <w:strike w:val="0"/>
+          <w:color w:val="000000"/>
+          <w:sz w:val="24"/>
+          <w:szCs w:val="24"/>
+          <w:u w:val="none"/>
+          <w:shd w:fill="auto" w:val="clear"/>
+          <w:vertAlign w:val="baseline"/>
+        </w:rPr>
+      </w:pPr>
+      <w:r>
+        <w:rPr>
+          <w:rtl w:val="0"/>
+        </w:rPr>
+      </w:r>
+    </w:p>
+    <w:p>
+      <w:pPr>
+        <w:keepNext w:val="0"/>
+        <w:keepLines w:val="0"/>
+        <w:pageBreakBefore w:val="0"/>
+        <w:widowControl w:val="0"/>
+        <w:pBdr>
+          <w:top w:space="0" w:sz="0" w:val="nil"/>
+          <w:left w:space="0" w:sz="0" w:val="nil"/>
+          <w:bottom w:space="0" w:sz="0" w:val="nil"/>
+          <w:right w:space="0" w:sz="0" w:val="nil"/>
+          <w:between w:space="0" w:sz="0" w:val="nil"/>
+        </w:pBdr>
+        <w:shd w:fill="auto" w:val="clear"/>
+        <w:spacing w:after="0" w:before="0" w:line="240" w:lineRule="auto"/>
+        <w:ind w:left="0" w:right="0" w:firstLine="0"/>
+        <w:jc w:val="both"/>
+        <w:rPr>
+          <w:rFonts w:ascii="Open Sans" w:cs="Open Sans" w:eastAsia="Open Sans" w:hAnsi="Open Sans"/>
+          <w:b w:val="0"/>
+          <w:bCs w:val="0"/>
+          <w:i w:val="0"/>
+          <w:iCs w:val="0"/>
+          <w:smallCaps w:val="0"/>
+          <w:strike w:val="0"/>
+          <w:color w:val="000000"/>
+          <w:sz w:val="20"/>
+          <w:szCs w:val="20"/>
+          <w:u w:val="none"/>
+          <w:shd w:fill="auto" w:val="clear"/>
+          <w:vertAlign w:val="baseline"/>
+        </w:rPr>
+      </w:pPr>
+      <w:r>
+        <w:rPr>
+          <w:rFonts w:ascii="Times New Roman" w:cs="Times New Roman" w:eastAsia="Times New Roman" w:hAnsi="Times New Roman"/>
+          <w:b w:val="0"/>
+          <w:bCs w:val="0"/>
+          <w:i w:val="0"/>
+          <w:iCs w:val="0"/>
+          <w:smallCaps w:val="0"/>
+          <w:strike w:val="0"/>
+          <w:color w:val="000000"/>
+          <w:sz w:val="24"/>
+          <w:szCs w:val="24"/>
+          <w:u w:val="none"/>
+          <w:shd w:fill="auto" w:val="clear"/>
+          <w:vertAlign w:val="baseline"/>
+          <w:rtl w:val="0"/>
+        </w:rPr>
+        <w:t xml:space="preserve">В 2003 работал как Разработчик ПО для обработки изображений в Evotec Technologies, Немецкая Фирма.</w:t>
+      </w:r>
+      <w:r>
+        <w:rPr>
+          <w:rtl w:val="0"/>
+        </w:rPr>
+      </w:r>
+    </w:p>
+    <w:p>
+      <w:pPr>
+        <w:keepNext w:val="0"/>
+        <w:keepLines w:val="0"/>
+        <w:pageBreakBefore w:val="0"/>
+        <w:widowControl w:val="0"/>
+        <w:numPr>
+          <w:ilvl w:val="0"/>
+          <w:numId w:val="7"/>
+        </w:numPr>
+        <w:pBdr>
+          <w:top w:space="0" w:sz="0" w:val="nil"/>
+          <w:left w:space="0" w:sz="0" w:val="nil"/>
+          <w:bottom w:space="0" w:sz="0" w:val="nil"/>
+          <w:right w:space="0" w:sz="0" w:val="nil"/>
+          <w:between w:space="0" w:sz="0" w:val="nil"/>
+        </w:pBdr>
+        <w:shd w:fill="auto" w:val="clear"/>
+        <w:spacing w:after="0" w:before="0" w:line="240" w:lineRule="auto"/>
+        <w:ind w:left="0" w:right="0" w:firstLine="0"/>
+        <w:jc w:val="both"/>
+        <w:rPr>
+          <w:rFonts w:ascii="Open Sans" w:cs="Open Sans" w:eastAsia="Open Sans" w:hAnsi="Open Sans"/>
+          <w:b w:val="0"/>
+          <w:bCs w:val="0"/>
+          <w:i w:val="0"/>
+          <w:iCs w:val="0"/>
+          <w:smallCaps w:val="0"/>
+          <w:strike w:val="0"/>
+          <w:color w:val="000000"/>
+          <w:sz w:val="20"/>
+          <w:szCs w:val="20"/>
+          <w:u w:val="none"/>
+          <w:shd w:fill="auto" w:val="clear"/>
+          <w:vertAlign w:val="baseline"/>
+        </w:rPr>
+      </w:pPr>
+      <w:r>
+        <w:rPr>
+          <w:rFonts w:ascii="Times New Roman" w:cs="Times New Roman" w:eastAsia="Times New Roman" w:hAnsi="Times New Roman"/>
+          <w:b w:val="0"/>
+          <w:bCs w:val="0"/>
+          <w:i w:val="0"/>
+          <w:iCs w:val="0"/>
+          <w:smallCaps w:val="0"/>
+          <w:strike w:val="0"/>
+          <w:color w:val="000000"/>
+          <w:sz w:val="24"/>
+          <w:szCs w:val="24"/>
+          <w:u w:val="none"/>
+          <w:shd w:fill="auto" w:val="clear"/>
+          <w:vertAlign w:val="baseline"/>
+          <w:rtl w:val="0"/>
+        </w:rPr>
+        <w:t xml:space="preserve">Был ответственен за Разработку Скриптов Обработки Изображений.</w:t>
+      </w:r>
+      <w:r>
+        <w:rPr>
+          <w:rtl w:val="0"/>
+        </w:rPr>
+      </w:r>
+    </w:p>
+    <w:p>
+      <w:pPr>
+        <w:keepNext w:val="0"/>
+        <w:keepLines w:val="0"/>
+        <w:pageBreakBefore w:val="0"/>
+        <w:widowControl w:val="0"/>
+        <w:numPr>
+          <w:ilvl w:val="0"/>
+          <w:numId w:val="7"/>
+        </w:numPr>
+        <w:pBdr>
+          <w:top w:space="0" w:sz="0" w:val="nil"/>
+          <w:left w:space="0" w:sz="0" w:val="nil"/>
+          <w:bottom w:space="0" w:sz="0" w:val="nil"/>
+          <w:right w:space="0" w:sz="0" w:val="nil"/>
+          <w:between w:space="0" w:sz="0" w:val="nil"/>
+        </w:pBdr>
+        <w:shd w:fill="auto" w:val="clear"/>
+        <w:spacing w:after="0" w:before="0" w:line="240" w:lineRule="auto"/>
+        <w:ind w:left="0" w:right="0" w:firstLine="0"/>
+        <w:jc w:val="both"/>
+        <w:rPr>
+          <w:rFonts w:ascii="Open Sans" w:cs="Open Sans" w:eastAsia="Open Sans" w:hAnsi="Open Sans"/>
+          <w:b w:val="0"/>
+          <w:bCs w:val="0"/>
+          <w:i w:val="0"/>
+          <w:iCs w:val="0"/>
+          <w:smallCaps w:val="0"/>
+          <w:strike w:val="0"/>
+          <w:color w:val="000000"/>
+          <w:sz w:val="20"/>
+          <w:szCs w:val="20"/>
+          <w:u w:val="none"/>
+          <w:shd w:fill="auto" w:val="clear"/>
+          <w:vertAlign w:val="baseline"/>
+        </w:rPr>
+      </w:pPr>
+      <w:r>
+        <w:rPr>
+          <w:rFonts w:ascii="Times New Roman" w:cs="Times New Roman" w:eastAsia="Times New Roman" w:hAnsi="Times New Roman"/>
+          <w:b w:val="0"/>
+          <w:bCs w:val="0"/>
+          <w:i w:val="0"/>
+          <w:iCs w:val="0"/>
+          <w:smallCaps w:val="0"/>
+          <w:strike w:val="0"/>
+          <w:color w:val="000000"/>
+          <w:sz w:val="24"/>
+          <w:szCs w:val="24"/>
+          <w:u w:val="none"/>
+          <w:shd w:fill="auto" w:val="clear"/>
+          <w:vertAlign w:val="baseline"/>
+          <w:rtl w:val="0"/>
+        </w:rPr>
+        <w:t xml:space="preserve">Реализовал много статистических алгоритмов визуализаций используя Acapella Язык Программирования.</w:t>
+      </w:r>
+      <w:r>
+        <w:rPr>
+          <w:rtl w:val="0"/>
+        </w:rPr>
+      </w:r>
+    </w:p>
+    <w:p>
+      <w:pPr>
+        <w:keepNext w:val="0"/>
+        <w:keepLines w:val="0"/>
+        <w:pageBreakBefore w:val="0"/>
+        <w:widowControl w:val="0"/>
+        <w:numPr>
+          <w:ilvl w:val="0"/>
+          <w:numId w:val="7"/>
+        </w:numPr>
+        <w:pBdr>
+          <w:top w:space="0" w:sz="0" w:val="nil"/>
+          <w:left w:space="0" w:sz="0" w:val="nil"/>
+          <w:bottom w:space="0" w:sz="0" w:val="nil"/>
+          <w:right w:space="0" w:sz="0" w:val="nil"/>
+          <w:between w:space="0" w:sz="0" w:val="nil"/>
+        </w:pBdr>
+        <w:shd w:fill="auto" w:val="clear"/>
+        <w:spacing w:after="0" w:before="0" w:line="240" w:lineRule="auto"/>
+        <w:ind w:left="0" w:right="0" w:firstLine="0"/>
+        <w:jc w:val="both"/>
+        <w:rPr>
+          <w:rFonts w:ascii="Open Sans" w:cs="Open Sans" w:eastAsia="Open Sans" w:hAnsi="Open Sans"/>
+          <w:b w:val="0"/>
+          <w:bCs w:val="0"/>
+          <w:i w:val="0"/>
+          <w:iCs w:val="0"/>
+          <w:smallCaps w:val="0"/>
+          <w:strike w:val="0"/>
+          <w:color w:val="000000"/>
+          <w:sz w:val="20"/>
+          <w:szCs w:val="20"/>
+          <w:u w:val="none"/>
+          <w:shd w:fill="auto" w:val="clear"/>
+          <w:vertAlign w:val="baseline"/>
+        </w:rPr>
+      </w:pPr>
+      <w:r>
+        <w:rPr>
+          <w:rFonts w:ascii="Times New Roman" w:cs="Times New Roman" w:eastAsia="Times New Roman" w:hAnsi="Times New Roman"/>
+          <w:b w:val="0"/>
+          <w:bCs w:val="0"/>
+          <w:i w:val="0"/>
+          <w:iCs w:val="0"/>
+          <w:smallCaps w:val="0"/>
+          <w:strike w:val="0"/>
+          <w:color w:val="000000"/>
+          <w:sz w:val="24"/>
+          <w:szCs w:val="24"/>
+          <w:u w:val="none"/>
+          <w:shd w:fill="auto" w:val="clear"/>
+          <w:vertAlign w:val="baseline"/>
+          <w:rtl w:val="0"/>
+        </w:rPr>
+        <w:t xml:space="preserve">Протестировал Разрабатываемое ПО.</w:t>
+      </w:r>
+      <w:r>
+        <w:rPr>
+          <w:rtl w:val="0"/>
+        </w:rPr>
+      </w:r>
+    </w:p>
+    <w:p>
+      <w:pPr>
+        <w:keepNext w:val="0"/>
+        <w:keepLines w:val="0"/>
+        <w:pageBreakBefore w:val="0"/>
+        <w:widowControl w:val="0"/>
+        <w:pBdr>
+          <w:top w:space="0" w:sz="0" w:val="nil"/>
+          <w:left w:space="0" w:sz="0" w:val="nil"/>
+          <w:bottom w:space="0" w:sz="0" w:val="nil"/>
+          <w:right w:space="0" w:sz="0" w:val="nil"/>
+          <w:between w:space="0" w:sz="0" w:val="nil"/>
+        </w:pBdr>
+        <w:shd w:fill="auto" w:val="clear"/>
+        <w:spacing w:after="0" w:before="0" w:line="240" w:lineRule="auto"/>
+        <w:ind w:left="0" w:right="0" w:firstLine="0"/>
+        <w:jc w:val="both"/>
+        <w:rPr>
+          <w:rFonts w:ascii="Times New Roman" w:cs="Times New Roman" w:eastAsia="Times New Roman" w:hAnsi="Times New Roman"/>
+          <w:b w:val="0"/>
+          <w:bCs w:val="0"/>
+          <w:i w:val="0"/>
+          <w:iCs w:val="0"/>
+          <w:smallCaps w:val="0"/>
+          <w:strike w:val="0"/>
+          <w:color w:val="000000"/>
+          <w:sz w:val="24"/>
+          <w:szCs w:val="24"/>
+          <w:u w:val="none"/>
+          <w:shd w:fill="auto" w:val="clear"/>
+          <w:vertAlign w:val="baseline"/>
+        </w:rPr>
+      </w:pPr>
+      <w:r>
+        <w:rPr>
+          <w:rtl w:val="0"/>
+        </w:rPr>
+      </w:r>
+    </w:p>
+    <w:p>
+      <w:pPr>
+        <w:keepNext w:val="0"/>
+        <w:keepLines w:val="0"/>
+        <w:pageBreakBefore w:val="0"/>
+        <w:widowControl w:val="0"/>
+        <w:pBdr>
+          <w:top w:space="0" w:sz="0" w:val="nil"/>
+          <w:left w:space="0" w:sz="0" w:val="nil"/>
+          <w:bottom w:space="0" w:sz="0" w:val="nil"/>
+          <w:right w:space="0" w:sz="0" w:val="nil"/>
+          <w:between w:space="0" w:sz="0" w:val="nil"/>
+        </w:pBdr>
+        <w:shd w:fill="auto" w:val="clear"/>
+        <w:spacing w:after="0" w:before="0" w:line="240" w:lineRule="auto"/>
+        <w:ind w:left="0" w:right="0" w:firstLine="0"/>
+        <w:jc w:val="both"/>
+        <w:rPr>
+          <w:rFonts w:ascii="Open Sans" w:cs="Open Sans" w:eastAsia="Open Sans" w:hAnsi="Open Sans"/>
+          <w:b w:val="0"/>
+          <w:bCs w:val="0"/>
+          <w:i w:val="0"/>
+          <w:iCs w:val="0"/>
+          <w:smallCaps w:val="0"/>
+          <w:strike w:val="0"/>
+          <w:color w:val="000000"/>
+          <w:sz w:val="20"/>
+          <w:szCs w:val="20"/>
+          <w:u w:val="none"/>
+          <w:shd w:fill="auto" w:val="clear"/>
+          <w:vertAlign w:val="baseline"/>
+        </w:rPr>
+      </w:pPr>
+      <w:r>
+        <w:rPr>
+          <w:rFonts w:ascii="Times New Roman" w:cs="Times New Roman" w:eastAsia="Times New Roman" w:hAnsi="Times New Roman"/>
+          <w:b w:val="1"/>
+          <w:bCs w:val="1"/>
+          <w:i w:val="0"/>
+          <w:iCs w:val="0"/>
+          <w:smallCaps w:val="0"/>
+          <w:strike w:val="0"/>
+          <w:color w:val="000000"/>
+          <w:sz w:val="24"/>
+          <w:szCs w:val="24"/>
+          <w:u w:val="none"/>
+          <w:shd w:fill="auto" w:val="clear"/>
+          <w:vertAlign w:val="baseline"/>
+          <w:rtl w:val="0"/>
+        </w:rPr>
+        <w:t xml:space="preserve">Публикации:</w:t>
+      </w:r>
+      <w:r>
+        <w:rPr>
+          <w:rFonts w:ascii="Times New Roman" w:cs="Times New Roman" w:eastAsia="Times New Roman" w:hAnsi="Times New Roman"/>
+          <w:b w:val="0"/>
+          <w:bCs w:val="0"/>
+          <w:i w:val="0"/>
+          <w:iCs w:val="0"/>
+          <w:smallCaps w:val="0"/>
+          <w:strike w:val="0"/>
+          <w:color w:val="000000"/>
+          <w:sz w:val="24"/>
+          <w:szCs w:val="24"/>
+          <w:u w:val="none"/>
+          <w:shd w:fill="auto" w:val="clear"/>
+          <w:vertAlign w:val="baseline"/>
+          <w:rtl w:val="0"/>
+        </w:rPr>
+        <w:tab/>
+      </w:r>
+      <w:r>
+        <w:rPr>
+          <w:rtl w:val="0"/>
+        </w:rPr>
+      </w:r>
+    </w:p>
+    <w:p>
+      <w:pPr>
+        <w:keepNext w:val="0"/>
+        <w:keepLines w:val="0"/>
+        <w:pageBreakBefore w:val="0"/>
+        <w:widowControl w:val="0"/>
+        <w:pBdr>
+          <w:top w:space="0" w:sz="0" w:val="nil"/>
+          <w:left w:space="0" w:sz="0" w:val="nil"/>
+          <w:bottom w:space="0" w:sz="0" w:val="nil"/>
+          <w:right w:space="0" w:sz="0" w:val="nil"/>
+          <w:between w:space="0" w:sz="0" w:val="nil"/>
+        </w:pBdr>
+        <w:shd w:fill="auto" w:val="clear"/>
+        <w:spacing w:after="0" w:before="0" w:line="240" w:lineRule="auto"/>
+        <w:ind w:left="0" w:right="0" w:firstLine="0"/>
+        <w:jc w:val="both"/>
+        <w:rPr>
+          <w:rFonts w:ascii="Times New Roman" w:cs="Times New Roman" w:eastAsia="Times New Roman" w:hAnsi="Times New Roman"/>
+          <w:b w:val="0"/>
+          <w:bCs w:val="0"/>
+          <w:i w:val="0"/>
+          <w:iCs w:val="0"/>
+          <w:smallCaps w:val="0"/>
+          <w:strike w:val="0"/>
+          <w:color w:val="000000"/>
+          <w:sz w:val="24"/>
+          <w:szCs w:val="24"/>
+          <w:u w:val="none"/>
+          <w:shd w:fill="auto" w:val="clear"/>
+          <w:vertAlign w:val="baseline"/>
+        </w:rPr>
+      </w:pPr>
+      <w:r>
+        <w:rPr>
+          <w:rtl w:val="0"/>
+        </w:rPr>
+      </w:r>
+    </w:p>
+    <w:p>
+      <w:pPr>
+        <w:keepNext w:val="0"/>
+        <w:keepLines w:val="0"/>
+        <w:pageBreakBefore w:val="0"/>
+        <w:widowControl w:val="1"/>
         <w:numPr>
           <w:ilvl w:val="0"/>
           <w:numId w:val="8"/>
@@ -3584,98 +7186,24 @@
           <w:vertAlign w:val="baseline"/>
           <w:rtl w:val="0"/>
         </w:rPr>
-        <w:t xml:space="preserve">Работа с Частичной Занятостью.</w:t>
-      </w:r>
-      <w:r>
-        <w:rPr>
-          <w:rtl w:val="0"/>
-        </w:rPr>
-      </w:r>
-    </w:p>
-    <w:p>
-      <w:pPr>
-        <w:keepNext w:val="0"/>
-        <w:keepLines w:val="0"/>
-        <w:pageBreakBefore w:val="0"/>
-        <w:widowControl w:val="0"/>
-        <w:pBdr>
-          <w:top w:space="0" w:sz="0" w:val="nil"/>
-          <w:left w:space="0" w:sz="0" w:val="nil"/>
-          <w:bottom w:space="0" w:sz="0" w:val="nil"/>
-          <w:right w:space="0" w:sz="0" w:val="nil"/>
-          <w:between w:space="0" w:sz="0" w:val="nil"/>
-        </w:pBdr>
-        <w:shd w:fill="auto" w:val="clear"/>
-        <w:spacing w:after="0" w:before="0" w:line="240" w:lineRule="auto"/>
-        <w:ind w:left="0" w:right="0" w:firstLine="0"/>
-        <w:jc w:val="left"/>
-        <w:rPr>
-          <w:rFonts w:ascii="Times New Roman" w:cs="Times New Roman" w:eastAsia="Times New Roman" w:hAnsi="Times New Roman"/>
-          <w:b w:val="0"/>
-          <w:bCs w:val="0"/>
-          <w:i w:val="0"/>
-          <w:iCs w:val="0"/>
-          <w:smallCaps w:val="0"/>
-          <w:strike w:val="0"/>
-          <w:color w:val="000000"/>
-          <w:sz w:val="24"/>
-          <w:szCs w:val="24"/>
-          <w:u w:val="none"/>
-          <w:shd w:fill="auto" w:val="clear"/>
-          <w:vertAlign w:val="baseline"/>
-        </w:rPr>
-      </w:pPr>
-      <w:r>
-        <w:rPr>
-          <w:rtl w:val="0"/>
-        </w:rPr>
-      </w:r>
-    </w:p>
-    <w:p>
-      <w:pPr>
-        <w:keepNext w:val="0"/>
-        <w:keepLines w:val="0"/>
-        <w:pageBreakBefore w:val="0"/>
-        <w:widowControl w:val="0"/>
-        <w:pBdr>
-          <w:top w:space="0" w:sz="0" w:val="nil"/>
-          <w:left w:space="0" w:sz="0" w:val="nil"/>
-          <w:bottom w:space="0" w:sz="0" w:val="nil"/>
-          <w:right w:space="0" w:sz="0" w:val="nil"/>
-          <w:between w:space="0" w:sz="0" w:val="nil"/>
-        </w:pBdr>
-        <w:shd w:fill="auto" w:val="clear"/>
-        <w:spacing w:after="0" w:before="0" w:line="240" w:lineRule="auto"/>
-        <w:ind w:left="0" w:right="0" w:firstLine="0"/>
-        <w:jc w:val="left"/>
-        <w:rPr>
-          <w:rFonts w:ascii="Times New Roman" w:cs="Times New Roman" w:eastAsia="Times New Roman" w:hAnsi="Times New Roman"/>
-          <w:b w:val="0"/>
-          <w:bCs w:val="0"/>
-          <w:i w:val="0"/>
-          <w:iCs w:val="0"/>
-          <w:smallCaps w:val="0"/>
-          <w:strike w:val="0"/>
-          <w:color w:val="000000"/>
-          <w:sz w:val="24"/>
-          <w:szCs w:val="24"/>
-          <w:u w:val="none"/>
-          <w:shd w:fill="auto" w:val="clear"/>
-          <w:vertAlign w:val="baseline"/>
-        </w:rPr>
-      </w:pPr>
-      <w:r>
-        <w:rPr>
-          <w:rtl w:val="0"/>
-        </w:rPr>
-      </w:r>
-    </w:p>
-    <w:p>
-      <w:pPr>
-        <w:keepNext w:val="0"/>
-        <w:keepLines w:val="0"/>
-        <w:pageBreakBefore w:val="0"/>
-        <w:widowControl w:val="0"/>
+        <w:t xml:space="preserve">Repinski, Urmas (2012). Model-based Verification with Error Localization and Error Correction for C Designs. Программные продукты и системы, No 100, pp. 221 - 229.</w:t>
+      </w:r>
+      <w:r>
+        <w:rPr>
+          <w:rtl w:val="0"/>
+        </w:rPr>
+      </w:r>
+    </w:p>
+    <w:p>
+      <w:pPr>
+        <w:keepNext w:val="0"/>
+        <w:keepLines w:val="0"/>
+        <w:pageBreakBefore w:val="0"/>
+        <w:widowControl w:val="1"/>
+        <w:numPr>
+          <w:ilvl w:val="0"/>
+          <w:numId w:val="8"/>
+        </w:numPr>
         <w:pBdr>
           <w:top w:space="0" w:sz="0" w:val="nil"/>
           <w:left w:space="0" w:sz="0" w:val="nil"/>
@@ -3706,6 +7234,227 @@
       <w:r>
         <w:rPr>
           <w:rFonts w:ascii="Times New Roman" w:cs="Times New Roman" w:eastAsia="Times New Roman" w:hAnsi="Times New Roman"/>
+          <w:b w:val="0"/>
+          <w:bCs w:val="0"/>
+          <w:i w:val="0"/>
+          <w:iCs w:val="0"/>
+          <w:smallCaps w:val="0"/>
+          <w:strike w:val="0"/>
+          <w:color w:val="000000"/>
+          <w:sz w:val="24"/>
+          <w:szCs w:val="24"/>
+          <w:u w:val="none"/>
+          <w:shd w:fill="auto" w:val="clear"/>
+          <w:vertAlign w:val="baseline"/>
+          <w:rtl w:val="0"/>
+        </w:rPr>
+        <w:t xml:space="preserve">Репинский, Урмас (2012). Нахождение и исправление ошибок в С дизайнах. Программные продукты и системы, N 100, стр. 229 - 237.</w:t>
+      </w:r>
+      <w:r>
+        <w:rPr>
+          <w:rtl w:val="0"/>
+        </w:rPr>
+      </w:r>
+    </w:p>
+    <w:p>
+      <w:pPr>
+        <w:keepNext w:val="0"/>
+        <w:keepLines w:val="0"/>
+        <w:pageBreakBefore w:val="0"/>
+        <w:widowControl w:val="1"/>
+        <w:numPr>
+          <w:ilvl w:val="0"/>
+          <w:numId w:val="8"/>
+        </w:numPr>
+        <w:pBdr>
+          <w:top w:space="0" w:sz="0" w:val="nil"/>
+          <w:left w:space="0" w:sz="0" w:val="nil"/>
+          <w:bottom w:space="0" w:sz="0" w:val="nil"/>
+          <w:right w:space="0" w:sz="0" w:val="nil"/>
+          <w:between w:space="0" w:sz="0" w:val="nil"/>
+        </w:pBdr>
+        <w:shd w:fill="auto" w:val="clear"/>
+        <w:spacing w:after="0" w:before="0" w:line="240" w:lineRule="auto"/>
+        <w:ind w:left="0" w:right="0" w:firstLine="0"/>
+        <w:jc w:val="left"/>
+        <w:rPr>
+          <w:rFonts w:ascii="Open Sans" w:cs="Open Sans" w:eastAsia="Open Sans" w:hAnsi="Open Sans"/>
+          <w:b w:val="0"/>
+          <w:bCs w:val="0"/>
+          <w:i w:val="0"/>
+          <w:iCs w:val="0"/>
+          <w:smallCaps w:val="0"/>
+          <w:strike w:val="0"/>
+          <w:color w:val="000000"/>
+          <w:sz w:val="20"/>
+          <w:szCs w:val="20"/>
+          <w:u w:val="none"/>
+          <w:shd w:fill="auto" w:val="clear"/>
+          <w:vertAlign w:val="baseline"/>
+        </w:rPr>
+      </w:pPr>
+      <w:r>
+        <w:rPr>
+          <w:rFonts w:ascii="Times New Roman" w:cs="Times New Roman" w:eastAsia="Times New Roman" w:hAnsi="Times New Roman"/>
+          <w:b w:val="0"/>
+          <w:bCs w:val="0"/>
+          <w:i w:val="0"/>
+          <w:iCs w:val="0"/>
+          <w:smallCaps w:val="0"/>
+          <w:strike w:val="0"/>
+          <w:color w:val="000000"/>
+          <w:sz w:val="24"/>
+          <w:szCs w:val="24"/>
+          <w:u w:val="none"/>
+          <w:shd w:fill="auto" w:val="clear"/>
+          <w:vertAlign w:val="baseline"/>
+          <w:rtl w:val="0"/>
+        </w:rPr>
+        <w:t xml:space="preserve">Repinski, Urmas; Raik, Jaan (2013). Comparison of Model-Based Error Localization Algorithms for C Designs. East-West Design &amp; Test Symposium, (1 - 4). IEEE Computer Society Press.</w:t>
+      </w:r>
+      <w:r>
+        <w:rPr>
+          <w:rtl w:val="0"/>
+        </w:rPr>
+      </w:r>
+    </w:p>
+    <w:p>
+      <w:pPr>
+        <w:keepNext w:val="0"/>
+        <w:keepLines w:val="0"/>
+        <w:pageBreakBefore w:val="0"/>
+        <w:widowControl w:val="1"/>
+        <w:numPr>
+          <w:ilvl w:val="0"/>
+          <w:numId w:val="8"/>
+        </w:numPr>
+        <w:pBdr>
+          <w:top w:space="0" w:sz="0" w:val="nil"/>
+          <w:left w:space="0" w:sz="0" w:val="nil"/>
+          <w:bottom w:space="0" w:sz="0" w:val="nil"/>
+          <w:right w:space="0" w:sz="0" w:val="nil"/>
+          <w:between w:space="0" w:sz="0" w:val="nil"/>
+        </w:pBdr>
+        <w:shd w:fill="auto" w:val="clear"/>
+        <w:spacing w:after="0" w:before="0" w:line="240" w:lineRule="auto"/>
+        <w:ind w:left="0" w:right="0" w:firstLine="0"/>
+        <w:jc w:val="left"/>
+        <w:rPr>
+          <w:rFonts w:ascii="Open Sans" w:cs="Open Sans" w:eastAsia="Open Sans" w:hAnsi="Open Sans"/>
+          <w:b w:val="0"/>
+          <w:bCs w:val="0"/>
+          <w:i w:val="0"/>
+          <w:iCs w:val="0"/>
+          <w:smallCaps w:val="0"/>
+          <w:strike w:val="0"/>
+          <w:color w:val="000000"/>
+          <w:sz w:val="20"/>
+          <w:szCs w:val="20"/>
+          <w:u w:val="none"/>
+          <w:shd w:fill="auto" w:val="clear"/>
+          <w:vertAlign w:val="baseline"/>
+        </w:rPr>
+      </w:pPr>
+      <w:r>
+        <w:rPr>
+          <w:rFonts w:ascii="Times New Roman" w:cs="Times New Roman" w:eastAsia="Times New Roman" w:hAnsi="Times New Roman"/>
+          <w:b w:val="0"/>
+          <w:bCs w:val="0"/>
+          <w:i w:val="0"/>
+          <w:iCs w:val="0"/>
+          <w:smallCaps w:val="0"/>
+          <w:strike w:val="0"/>
+          <w:color w:val="000000"/>
+          <w:sz w:val="24"/>
+          <w:szCs w:val="24"/>
+          <w:u w:val="none"/>
+          <w:shd w:fill="auto" w:val="clear"/>
+          <w:vertAlign w:val="baseline"/>
+          <w:rtl w:val="0"/>
+        </w:rPr>
+        <w:t xml:space="preserve">Bloem, Roderick; Drechsler, Rolf; Fey, Goerschwin; Finder, Alexander; Hofferek, Georg; Koenighofer, Robert; Raik, Jaan; Repinski, Urmas; Suelflow, Andre (2012). FoREnSiC - An Automatic Debugging Environment for C Programs. Haifa Verification Conference (1 - 6). IBM Research Labs, Haifa, Israel: IBM</w:t>
+      </w:r>
+      <w:r>
+        <w:rPr>
+          <w:rtl w:val="0"/>
+        </w:rPr>
+      </w:r>
+    </w:p>
+    <w:p>
+      <w:pPr>
+        <w:keepNext w:val="0"/>
+        <w:keepLines w:val="0"/>
+        <w:pageBreakBefore w:val="0"/>
+        <w:widowControl w:val="0"/>
+        <w:pBdr>
+          <w:top w:space="0" w:sz="0" w:val="nil"/>
+          <w:left w:space="0" w:sz="0" w:val="nil"/>
+          <w:bottom w:space="0" w:sz="0" w:val="nil"/>
+          <w:right w:space="0" w:sz="0" w:val="nil"/>
+          <w:between w:space="0" w:sz="0" w:val="nil"/>
+        </w:pBdr>
+        <w:shd w:fill="auto" w:val="clear"/>
+        <w:spacing w:after="0" w:before="0" w:line="240" w:lineRule="auto"/>
+        <w:ind w:left="0" w:right="0" w:firstLine="0"/>
+        <w:jc w:val="both"/>
+        <w:rPr>
+          <w:rFonts w:ascii="Times New Roman" w:cs="Times New Roman" w:eastAsia="Times New Roman" w:hAnsi="Times New Roman"/>
+          <w:b w:val="0"/>
+          <w:bCs w:val="0"/>
+          <w:i w:val="0"/>
+          <w:iCs w:val="0"/>
+          <w:smallCaps w:val="0"/>
+          <w:strike w:val="0"/>
+          <w:color w:val="000000"/>
+          <w:sz w:val="24"/>
+          <w:szCs w:val="24"/>
+          <w:u w:val="none"/>
+          <w:shd w:fill="auto" w:val="clear"/>
+          <w:vertAlign w:val="baseline"/>
+        </w:rPr>
+      </w:pPr>
+      <w:r>
+        <w:rPr>
+          <w:rtl w:val="0"/>
+        </w:rPr>
+      </w:r>
+    </w:p>
+    <w:p>
+      <w:pPr>
+        <w:keepNext w:val="0"/>
+        <w:keepLines w:val="0"/>
+        <w:pageBreakBefore w:val="0"/>
+        <w:widowControl w:val="0"/>
+        <w:pBdr>
+          <w:top w:space="0" w:sz="0" w:val="nil"/>
+          <w:left w:space="0" w:sz="0" w:val="nil"/>
+          <w:bottom w:space="0" w:sz="0" w:val="nil"/>
+          <w:right w:space="0" w:sz="0" w:val="nil"/>
+          <w:between w:space="0" w:sz="0" w:val="nil"/>
+        </w:pBdr>
+        <w:shd w:fill="auto" w:val="clear"/>
+        <w:spacing w:after="0" w:before="0" w:line="240" w:lineRule="auto"/>
+        <w:ind w:left="0" w:right="0" w:firstLine="0"/>
+        <w:jc w:val="both"/>
+        <w:rPr>
+          <w:rFonts w:ascii="Open Sans" w:cs="Open Sans" w:eastAsia="Open Sans" w:hAnsi="Open Sans"/>
+          <w:b w:val="0"/>
+          <w:bCs w:val="0"/>
+          <w:i w:val="0"/>
+          <w:iCs w:val="0"/>
+          <w:smallCaps w:val="0"/>
+          <w:strike w:val="0"/>
+          <w:color w:val="000000"/>
+          <w:sz w:val="20"/>
+          <w:szCs w:val="20"/>
+          <w:u w:val="none"/>
+          <w:shd w:fill="auto" w:val="clear"/>
+          <w:vertAlign w:val="baseline"/>
+        </w:rPr>
+      </w:pPr>
+      <w:r>
+        <w:rPr>
+          <w:rFonts w:ascii="Times New Roman" w:cs="Times New Roman" w:eastAsia="Times New Roman" w:hAnsi="Times New Roman"/>
           <w:b w:val="1"/>
           <w:bCs w:val="1"/>
           <w:i w:val="0"/>
@@ -3720,240 +7469,47 @@
           <w:vertAlign w:val="baseline"/>
           <w:rtl w:val="0"/>
         </w:rPr>
-        <w:t xml:space="preserve">▪ Разнорабочий - Упаковщик в Staffline Recruitment, Май 2014 - Октябрь 2014.</w:t>
-      </w:r>
-      <w:r>
-        <w:rPr>
-          <w:rtl w:val="0"/>
-        </w:rPr>
-      </w:r>
-    </w:p>
-    <w:p>
-      <w:pPr>
-        <w:keepNext w:val="0"/>
-        <w:keepLines w:val="0"/>
-        <w:pageBreakBefore w:val="0"/>
-        <w:widowControl w:val="0"/>
-        <w:pBdr>
-          <w:top w:space="0" w:sz="0" w:val="nil"/>
-          <w:left w:space="0" w:sz="0" w:val="nil"/>
-          <w:bottom w:space="0" w:sz="0" w:val="nil"/>
-          <w:right w:space="0" w:sz="0" w:val="nil"/>
-          <w:between w:space="0" w:sz="0" w:val="nil"/>
-        </w:pBdr>
-        <w:shd w:fill="auto" w:val="clear"/>
-        <w:spacing w:after="0" w:before="0" w:line="240" w:lineRule="auto"/>
-        <w:ind w:left="0" w:right="0" w:firstLine="0"/>
-        <w:jc w:val="left"/>
-        <w:rPr>
-          <w:rFonts w:ascii="Open Sans" w:cs="Open Sans" w:eastAsia="Open Sans" w:hAnsi="Open Sans"/>
-          <w:b w:val="0"/>
-          <w:bCs w:val="0"/>
-          <w:i w:val="0"/>
-          <w:iCs w:val="0"/>
-          <w:smallCaps w:val="0"/>
-          <w:strike w:val="0"/>
-          <w:color w:val="000000"/>
-          <w:sz w:val="20"/>
-          <w:szCs w:val="20"/>
-          <w:u w:val="none"/>
-          <w:shd w:fill="auto" w:val="clear"/>
-          <w:vertAlign w:val="baseline"/>
-        </w:rPr>
-      </w:pPr>
-      <w:r>
-        <w:rPr>
-          <w:rFonts w:ascii="Times New Roman" w:cs="Times New Roman" w:eastAsia="Times New Roman" w:hAnsi="Times New Roman"/>
-          <w:b w:val="0"/>
-          <w:bCs w:val="0"/>
-          <w:i w:val="0"/>
-          <w:iCs w:val="0"/>
-          <w:smallCaps w:val="0"/>
-          <w:strike w:val="0"/>
-          <w:color w:val="000000"/>
-          <w:sz w:val="24"/>
-          <w:szCs w:val="24"/>
-          <w:u w:val="none"/>
-          <w:shd w:fill="auto" w:val="clear"/>
-          <w:vertAlign w:val="baseline"/>
-          <w:rtl w:val="0"/>
-        </w:rPr>
-        <w:t xml:space="preserve">Адрес: 21 Melford Rd, Righead Ind Est, Bellshill, Lanarkshire, UK, ML4 3LR</w:t>
-      </w:r>
-      <w:r>
-        <w:rPr>
-          <w:rtl w:val="0"/>
-        </w:rPr>
-      </w:r>
-    </w:p>
-    <w:p>
-      <w:pPr>
-        <w:keepNext w:val="0"/>
-        <w:keepLines w:val="0"/>
-        <w:pageBreakBefore w:val="0"/>
-        <w:widowControl w:val="0"/>
-        <w:pBdr>
-          <w:top w:space="0" w:sz="0" w:val="nil"/>
-          <w:left w:space="0" w:sz="0" w:val="nil"/>
-          <w:bottom w:space="0" w:sz="0" w:val="nil"/>
-          <w:right w:space="0" w:sz="0" w:val="nil"/>
-          <w:between w:space="0" w:sz="0" w:val="nil"/>
-        </w:pBdr>
-        <w:shd w:fill="auto" w:val="clear"/>
-        <w:spacing w:after="0" w:before="0" w:line="240" w:lineRule="auto"/>
-        <w:ind w:left="0" w:right="0" w:firstLine="0"/>
-        <w:jc w:val="left"/>
-        <w:rPr>
-          <w:rFonts w:ascii="Open Sans" w:cs="Open Sans" w:eastAsia="Open Sans" w:hAnsi="Open Sans"/>
-          <w:b w:val="0"/>
-          <w:bCs w:val="0"/>
-          <w:i w:val="0"/>
-          <w:iCs w:val="0"/>
-          <w:smallCaps w:val="0"/>
-          <w:strike w:val="0"/>
-          <w:color w:val="000000"/>
-          <w:sz w:val="20"/>
-          <w:szCs w:val="20"/>
-          <w:u w:val="none"/>
-          <w:shd w:fill="auto" w:val="clear"/>
-          <w:vertAlign w:val="baseline"/>
-        </w:rPr>
-      </w:pPr>
-      <w:r>
-        <w:rPr>
-          <w:rFonts w:ascii="Times New Roman" w:cs="Times New Roman" w:eastAsia="Times New Roman" w:hAnsi="Times New Roman"/>
-          <w:b w:val="0"/>
-          <w:bCs w:val="0"/>
-          <w:i w:val="0"/>
-          <w:iCs w:val="0"/>
-          <w:smallCaps w:val="0"/>
-          <w:strike w:val="0"/>
-          <w:color w:val="000000"/>
-          <w:sz w:val="24"/>
-          <w:szCs w:val="24"/>
-          <w:u w:val="none"/>
-          <w:shd w:fill="auto" w:val="clear"/>
-          <w:vertAlign w:val="baseline"/>
-          <w:rtl w:val="0"/>
-        </w:rPr>
-        <w:t xml:space="preserve">Телефон: 01698 748016</w:t>
-      </w:r>
-      <w:r>
-        <w:rPr>
-          <w:rtl w:val="0"/>
-        </w:rPr>
-      </w:r>
-    </w:p>
-    <w:p>
-      <w:pPr>
-        <w:keepNext w:val="0"/>
-        <w:keepLines w:val="0"/>
-        <w:pageBreakBefore w:val="0"/>
-        <w:widowControl w:val="0"/>
-        <w:pBdr>
-          <w:top w:space="0" w:sz="0" w:val="nil"/>
-          <w:left w:space="0" w:sz="0" w:val="nil"/>
-          <w:bottom w:space="0" w:sz="0" w:val="nil"/>
-          <w:right w:space="0" w:sz="0" w:val="nil"/>
-          <w:between w:space="0" w:sz="0" w:val="nil"/>
-        </w:pBdr>
-        <w:shd w:fill="auto" w:val="clear"/>
-        <w:spacing w:after="0" w:before="0" w:line="240" w:lineRule="auto"/>
-        <w:ind w:left="0" w:right="0" w:firstLine="0"/>
-        <w:jc w:val="left"/>
-        <w:rPr>
-          <w:rFonts w:ascii="Open Sans" w:cs="Open Sans" w:eastAsia="Open Sans" w:hAnsi="Open Sans"/>
-          <w:b w:val="0"/>
-          <w:bCs w:val="0"/>
-          <w:i w:val="0"/>
-          <w:iCs w:val="0"/>
-          <w:smallCaps w:val="0"/>
-          <w:strike w:val="0"/>
-          <w:color w:val="000000"/>
-          <w:sz w:val="20"/>
-          <w:szCs w:val="20"/>
-          <w:u w:val="none"/>
-          <w:shd w:fill="auto" w:val="clear"/>
-          <w:vertAlign w:val="baseline"/>
-        </w:rPr>
-      </w:pPr>
-      <w:r>
-        <w:rPr>
-          <w:rFonts w:ascii="Times New Roman" w:cs="Times New Roman" w:eastAsia="Times New Roman" w:hAnsi="Times New Roman"/>
-          <w:b w:val="0"/>
-          <w:bCs w:val="0"/>
-          <w:i w:val="0"/>
-          <w:iCs w:val="0"/>
-          <w:smallCaps w:val="0"/>
-          <w:strike w:val="0"/>
-          <w:color w:val="000000"/>
-          <w:sz w:val="24"/>
-          <w:szCs w:val="24"/>
-          <w:u w:val="none"/>
-          <w:shd w:fill="auto" w:val="clear"/>
-          <w:vertAlign w:val="baseline"/>
-          <w:rtl w:val="0"/>
-        </w:rPr>
-        <w:t xml:space="preserve">Email: enquiries@staffline.co.uk</w:t>
-      </w:r>
-      <w:r>
-        <w:rPr>
-          <w:rtl w:val="0"/>
-        </w:rPr>
-      </w:r>
-    </w:p>
-    <w:p>
-      <w:pPr>
-        <w:keepNext w:val="0"/>
-        <w:keepLines w:val="0"/>
-        <w:pageBreakBefore w:val="0"/>
-        <w:widowControl w:val="0"/>
-        <w:pBdr>
-          <w:top w:space="0" w:sz="0" w:val="nil"/>
-          <w:left w:space="0" w:sz="0" w:val="nil"/>
-          <w:bottom w:space="0" w:sz="0" w:val="nil"/>
-          <w:right w:space="0" w:sz="0" w:val="nil"/>
-          <w:between w:space="0" w:sz="0" w:val="nil"/>
-        </w:pBdr>
-        <w:shd w:fill="auto" w:val="clear"/>
-        <w:spacing w:after="0" w:before="0" w:line="240" w:lineRule="auto"/>
-        <w:ind w:left="0" w:right="0" w:firstLine="0"/>
-        <w:jc w:val="left"/>
-        <w:rPr>
-          <w:rFonts w:ascii="Open Sans" w:cs="Open Sans" w:eastAsia="Open Sans" w:hAnsi="Open Sans"/>
-          <w:b w:val="0"/>
-          <w:bCs w:val="0"/>
-          <w:i w:val="0"/>
-          <w:iCs w:val="0"/>
-          <w:smallCaps w:val="0"/>
-          <w:strike w:val="0"/>
-          <w:color w:val="000000"/>
-          <w:sz w:val="20"/>
-          <w:szCs w:val="20"/>
-          <w:u w:val="none"/>
-          <w:shd w:fill="auto" w:val="clear"/>
-          <w:vertAlign w:val="baseline"/>
-        </w:rPr>
-      </w:pPr>
-      <w:r>
-        <w:rPr>
-          <w:rFonts w:ascii="Times New Roman" w:cs="Times New Roman" w:eastAsia="Times New Roman" w:hAnsi="Times New Roman"/>
-          <w:b w:val="0"/>
-          <w:bCs w:val="0"/>
-          <w:i w:val="0"/>
-          <w:iCs w:val="0"/>
-          <w:smallCaps w:val="0"/>
-          <w:strike w:val="0"/>
-          <w:color w:val="000000"/>
-          <w:sz w:val="24"/>
-          <w:szCs w:val="24"/>
-          <w:u w:val="none"/>
-          <w:shd w:fill="auto" w:val="clear"/>
-          <w:vertAlign w:val="baseline"/>
-          <w:rtl w:val="0"/>
-        </w:rPr>
-        <w:t xml:space="preserve">Работал как Разнорабочий в Staffline Recruitment в Morrisons Warehouse, Bellshill, Schottland, UK. Мои задачи были:</w:t>
-      </w:r>
+        <w:t xml:space="preserve">Языки:</w:t>
+      </w:r>
+      <w:r>
+        <w:rPr>
+          <w:rtl w:val="0"/>
+        </w:rPr>
+      </w:r>
+    </w:p>
+    <w:p>
+      <w:pPr>
+        <w:keepNext w:val="0"/>
+        <w:keepLines w:val="0"/>
+        <w:pageBreakBefore w:val="0"/>
+        <w:widowControl w:val="0"/>
+        <w:pBdr>
+          <w:top w:space="0" w:sz="0" w:val="nil"/>
+          <w:left w:space="0" w:sz="0" w:val="nil"/>
+          <w:bottom w:space="0" w:sz="0" w:val="nil"/>
+          <w:right w:space="0" w:sz="0" w:val="nil"/>
+          <w:between w:space="0" w:sz="0" w:val="nil"/>
+        </w:pBdr>
+        <w:shd w:fill="auto" w:val="clear"/>
+        <w:spacing w:after="0" w:before="0" w:line="240" w:lineRule="auto"/>
+        <w:ind w:left="0" w:right="0" w:firstLine="0"/>
+        <w:jc w:val="both"/>
+        <w:rPr>
+          <w:rFonts w:ascii="Times New Roman" w:cs="Times New Roman" w:eastAsia="Times New Roman" w:hAnsi="Times New Roman"/>
+          <w:b w:val="0"/>
+          <w:bCs w:val="0"/>
+          <w:i w:val="0"/>
+          <w:iCs w:val="0"/>
+          <w:smallCaps w:val="0"/>
+          <w:strike w:val="0"/>
+          <w:color w:val="000000"/>
+          <w:sz w:val="24"/>
+          <w:szCs w:val="24"/>
+          <w:u w:val="none"/>
+          <w:shd w:fill="auto" w:val="clear"/>
+          <w:vertAlign w:val="baseline"/>
+        </w:rPr>
+      </w:pPr>
       <w:r>
         <w:rPr>
           <w:rtl w:val="0"/>
@@ -3980,7 +7536,7 @@
         <w:shd w:fill="auto" w:val="clear"/>
         <w:spacing w:after="0" w:before="0" w:line="240" w:lineRule="auto"/>
         <w:ind w:left="0" w:right="0" w:firstLine="0"/>
-        <w:jc w:val="left"/>
+        <w:jc w:val="both"/>
         <w:rPr>
           <w:rFonts w:ascii="Open Sans" w:cs="Open Sans" w:eastAsia="Open Sans" w:hAnsi="Open Sans"/>
           <w:b w:val="0"/>
@@ -4014,7 +7570,7 @@
           <w:vertAlign w:val="baseline"/>
           <w:rtl w:val="0"/>
         </w:rPr>
-        <w:t xml:space="preserve">Работа была 8 часов в день, 5-6 дней в неделю.</w:t>
+        <w:t xml:space="preserve">Русский - родной</w:t>
       </w:r>
       <w:r>
         <w:rPr>
@@ -4040,343 +7596,43 @@
           <w:between w:space="0" w:sz="0" w:val="nil"/>
         </w:pBdr>
         <w:shd w:fill="auto" w:val="clear"/>
-        <w:spacing w:after="0" w:before="0" w:line="240" w:lineRule="auto"/>
+        <w:spacing w:after="100" w:before="100" w:line="240" w:lineRule="auto"/>
         <w:ind w:left="0" w:right="0" w:firstLine="0"/>
         <w:jc w:val="left"/>
         <w:rPr>
-          <w:rFonts w:ascii="Open Sans" w:cs="Open Sans" w:eastAsia="Open Sans" w:hAnsi="Open Sans"/>
-          <w:b w:val="0"/>
-          <w:bCs w:val="0"/>
-          <w:i w:val="0"/>
-          <w:iCs w:val="0"/>
-          <w:smallCaps w:val="0"/>
-          <w:strike w:val="0"/>
-          <w:color w:val="000000"/>
-          <w:sz w:val="20"/>
-          <w:szCs w:val="20"/>
-          <w:u w:val="none"/>
-          <w:shd w:fill="auto" w:val="clear"/>
-          <w:vertAlign w:val="baseline"/>
-        </w:rPr>
-      </w:pPr>
-      <w:r>
-        <w:rPr>
-          <w:rFonts w:ascii="Times New Roman" w:cs="Times New Roman" w:eastAsia="Times New Roman" w:hAnsi="Times New Roman"/>
-          <w:b w:val="0"/>
-          <w:bCs w:val="0"/>
-          <w:i w:val="0"/>
-          <w:iCs w:val="0"/>
-          <w:smallCaps w:val="0"/>
-          <w:strike w:val="0"/>
-          <w:color w:val="000000"/>
-          <w:sz w:val="24"/>
-          <w:szCs w:val="24"/>
-          <w:u w:val="none"/>
-          <w:shd w:fill="auto" w:val="clear"/>
-          <w:vertAlign w:val="baseline"/>
-          <w:rtl w:val="0"/>
-        </w:rPr>
-        <w:t xml:space="preserve">После Переехал в Лондон.</w:t>
-      </w:r>
-      <w:r>
-        <w:rPr>
-          <w:rtl w:val="0"/>
-        </w:rPr>
-      </w:r>
-    </w:p>
-    <w:p>
-      <w:pPr>
-        <w:keepNext w:val="0"/>
-        <w:keepLines w:val="0"/>
-        <w:pageBreakBefore w:val="0"/>
-        <w:widowControl w:val="0"/>
-        <w:pBdr>
-          <w:top w:space="0" w:sz="0" w:val="nil"/>
-          <w:left w:space="0" w:sz="0" w:val="nil"/>
-          <w:bottom w:space="0" w:sz="0" w:val="nil"/>
-          <w:right w:space="0" w:sz="0" w:val="nil"/>
-          <w:between w:space="0" w:sz="0" w:val="nil"/>
-        </w:pBdr>
-        <w:shd w:fill="auto" w:val="clear"/>
-        <w:spacing w:after="0" w:before="0" w:line="240" w:lineRule="auto"/>
-        <w:ind w:left="0" w:right="0" w:firstLine="0"/>
-        <w:jc w:val="left"/>
-        <w:rPr>
-          <w:rFonts w:ascii="Times New Roman" w:cs="Times New Roman" w:eastAsia="Times New Roman" w:hAnsi="Times New Roman"/>
-          <w:b w:val="0"/>
-          <w:bCs w:val="0"/>
-          <w:i w:val="0"/>
-          <w:iCs w:val="0"/>
-          <w:smallCaps w:val="0"/>
-          <w:strike w:val="0"/>
-          <w:color w:val="000000"/>
-          <w:sz w:val="24"/>
-          <w:szCs w:val="24"/>
-          <w:u w:val="none"/>
-          <w:shd w:fill="auto" w:val="clear"/>
-          <w:vertAlign w:val="baseline"/>
-        </w:rPr>
-      </w:pPr>
-      <w:r>
-        <w:rPr>
-          <w:rtl w:val="0"/>
-        </w:rPr>
-      </w:r>
-    </w:p>
-    <w:p>
-      <w:pPr>
-        <w:keepNext w:val="0"/>
-        <w:keepLines w:val="0"/>
-        <w:pageBreakBefore w:val="0"/>
-        <w:widowControl w:val="0"/>
-        <w:pBdr>
-          <w:top w:space="0" w:sz="0" w:val="nil"/>
-          <w:left w:space="0" w:sz="0" w:val="nil"/>
-          <w:bottom w:space="0" w:sz="0" w:val="nil"/>
-          <w:right w:space="0" w:sz="0" w:val="nil"/>
-          <w:between w:space="0" w:sz="0" w:val="nil"/>
-        </w:pBdr>
-        <w:shd w:fill="auto" w:val="clear"/>
-        <w:spacing w:after="0" w:before="0" w:line="240" w:lineRule="auto"/>
-        <w:ind w:left="0" w:right="0" w:firstLine="0"/>
-        <w:jc w:val="both"/>
-        <w:rPr>
-          <w:rFonts w:ascii="Times New Roman" w:cs="Times New Roman" w:eastAsia="Times New Roman" w:hAnsi="Times New Roman"/>
-          <w:b w:val="0"/>
-          <w:bCs w:val="0"/>
-          <w:i w:val="0"/>
-          <w:iCs w:val="0"/>
-          <w:smallCaps w:val="0"/>
-          <w:strike w:val="0"/>
-          <w:color w:val="000000"/>
-          <w:sz w:val="24"/>
-          <w:szCs w:val="24"/>
-          <w:u w:val="none"/>
-          <w:shd w:fill="auto" w:val="clear"/>
-          <w:vertAlign w:val="baseline"/>
-        </w:rPr>
-      </w:pPr>
-      <w:r>
-        <w:rPr>
-          <w:rtl w:val="0"/>
-        </w:rPr>
-      </w:r>
-    </w:p>
-    <w:p>
-      <w:pPr>
-        <w:keepNext w:val="0"/>
-        <w:keepLines w:val="0"/>
-        <w:pageBreakBefore w:val="0"/>
-        <w:widowControl w:val="0"/>
-        <w:pBdr>
-          <w:top w:space="0" w:sz="0" w:val="nil"/>
-          <w:left w:space="0" w:sz="0" w:val="nil"/>
-          <w:bottom w:space="0" w:sz="0" w:val="nil"/>
-          <w:right w:space="0" w:sz="0" w:val="nil"/>
-          <w:between w:space="0" w:sz="0" w:val="nil"/>
-        </w:pBdr>
-        <w:shd w:fill="auto" w:val="clear"/>
-        <w:spacing w:after="0" w:before="0" w:line="240" w:lineRule="auto"/>
-        <w:ind w:left="0" w:right="0" w:firstLine="0"/>
-        <w:jc w:val="both"/>
-        <w:rPr>
-          <w:rFonts w:ascii="Open Sans" w:cs="Open Sans" w:eastAsia="Open Sans" w:hAnsi="Open Sans"/>
-          <w:b w:val="0"/>
-          <w:bCs w:val="0"/>
-          <w:i w:val="0"/>
-          <w:iCs w:val="0"/>
-          <w:smallCaps w:val="0"/>
-          <w:strike w:val="0"/>
-          <w:color w:val="000000"/>
-          <w:sz w:val="20"/>
-          <w:szCs w:val="20"/>
-          <w:u w:val="none"/>
-          <w:shd w:fill="auto" w:val="clear"/>
-          <w:vertAlign w:val="baseline"/>
-        </w:rPr>
-      </w:pPr>
-      <w:r>
-        <w:rPr>
-          <w:rFonts w:ascii="Times New Roman" w:cs="Times New Roman" w:eastAsia="Times New Roman" w:hAnsi="Times New Roman"/>
-          <w:b w:val="1"/>
-          <w:bCs w:val="1"/>
-          <w:i w:val="0"/>
-          <w:iCs w:val="0"/>
-          <w:smallCaps w:val="0"/>
-          <w:strike w:val="0"/>
-          <w:color w:val="000000"/>
-          <w:sz w:val="24"/>
-          <w:szCs w:val="24"/>
-          <w:u w:val="none"/>
-          <w:shd w:fill="auto" w:val="clear"/>
-          <w:vertAlign w:val="baseline"/>
-          <w:rtl w:val="0"/>
-        </w:rPr>
-        <w:t xml:space="preserve">▪ PHP Разработчик – Satron RD (TOP-Tronic)</w:t>
-      </w:r>
-      <w:r>
-        <w:rPr>
-          <w:rtl w:val="0"/>
-        </w:rPr>
-      </w:r>
-    </w:p>
-    <w:p>
-      <w:pPr>
-        <w:keepNext w:val="0"/>
-        <w:keepLines w:val="0"/>
-        <w:pageBreakBefore w:val="0"/>
-        <w:widowControl w:val="0"/>
-        <w:pBdr>
-          <w:top w:space="0" w:sz="0" w:val="nil"/>
-          <w:left w:space="0" w:sz="0" w:val="nil"/>
-          <w:bottom w:space="0" w:sz="0" w:val="nil"/>
-          <w:right w:space="0" w:sz="0" w:val="nil"/>
-          <w:between w:space="0" w:sz="0" w:val="nil"/>
-        </w:pBdr>
-        <w:shd w:fill="auto" w:val="clear"/>
-        <w:tabs>
-          <w:tab w:val="left" w:leader="none" w:pos="3120"/>
-        </w:tabs>
-        <w:spacing w:after="0" w:before="0" w:line="240" w:lineRule="auto"/>
-        <w:ind w:left="0" w:right="0" w:firstLine="0"/>
-        <w:jc w:val="both"/>
-        <w:rPr>
-          <w:rFonts w:ascii="Open Sans" w:cs="Open Sans" w:eastAsia="Open Sans" w:hAnsi="Open Sans"/>
-          <w:b w:val="0"/>
-          <w:bCs w:val="0"/>
-          <w:i w:val="0"/>
-          <w:iCs w:val="0"/>
-          <w:smallCaps w:val="0"/>
-          <w:strike w:val="0"/>
-          <w:color w:val="000000"/>
-          <w:sz w:val="20"/>
-          <w:szCs w:val="20"/>
-          <w:u w:val="none"/>
-          <w:shd w:fill="auto" w:val="clear"/>
-          <w:vertAlign w:val="baseline"/>
-        </w:rPr>
-      </w:pPr>
-      <w:r>
-        <w:rPr>
-          <w:rFonts w:ascii="Times New Roman" w:cs="Times New Roman" w:eastAsia="Times New Roman" w:hAnsi="Times New Roman"/>
-          <w:b w:val="1"/>
-          <w:bCs w:val="1"/>
-          <w:i w:val="0"/>
-          <w:iCs w:val="0"/>
-          <w:smallCaps w:val="0"/>
-          <w:strike w:val="0"/>
-          <w:color w:val="000000"/>
-          <w:sz w:val="24"/>
-          <w:szCs w:val="24"/>
-          <w:u w:val="none"/>
-          <w:shd w:fill="auto" w:val="clear"/>
-          <w:vertAlign w:val="baseline"/>
-          <w:rtl w:val="0"/>
-        </w:rPr>
-        <w:t xml:space="preserve">Май 2012 – Июль 2012</w:t>
-        <w:tab/>
-      </w:r>
-      <w:r>
-        <w:rPr>
-          <w:rtl w:val="0"/>
-        </w:rPr>
-      </w:r>
-    </w:p>
-    <w:p>
-      <w:pPr>
-        <w:keepNext w:val="0"/>
-        <w:keepLines w:val="0"/>
-        <w:pageBreakBefore w:val="0"/>
-        <w:widowControl w:val="0"/>
-        <w:pBdr>
-          <w:top w:space="0" w:sz="0" w:val="nil"/>
-          <w:left w:space="0" w:sz="0" w:val="nil"/>
-          <w:bottom w:space="0" w:sz="0" w:val="nil"/>
-          <w:right w:space="0" w:sz="0" w:val="nil"/>
-          <w:between w:space="0" w:sz="0" w:val="nil"/>
-        </w:pBdr>
-        <w:shd w:fill="auto" w:val="clear"/>
-        <w:spacing w:after="0" w:before="0" w:line="240" w:lineRule="auto"/>
-        <w:ind w:left="0" w:right="0" w:firstLine="0"/>
-        <w:jc w:val="both"/>
-        <w:rPr>
-          <w:rFonts w:ascii="Times New Roman" w:cs="Times New Roman" w:eastAsia="Times New Roman" w:hAnsi="Times New Roman"/>
-          <w:b w:val="0"/>
-          <w:bCs w:val="0"/>
-          <w:i w:val="0"/>
-          <w:iCs w:val="0"/>
-          <w:smallCaps w:val="0"/>
-          <w:strike w:val="0"/>
-          <w:color w:val="000000"/>
-          <w:sz w:val="24"/>
-          <w:szCs w:val="24"/>
-          <w:u w:val="none"/>
-          <w:shd w:fill="auto" w:val="clear"/>
-          <w:vertAlign w:val="baseline"/>
-        </w:rPr>
-      </w:pPr>
-      <w:r>
-        <w:rPr>
-          <w:rtl w:val="0"/>
-        </w:rPr>
-      </w:r>
-    </w:p>
-    <w:p>
-      <w:pPr>
-        <w:keepNext w:val="0"/>
-        <w:keepLines w:val="0"/>
-        <w:pageBreakBefore w:val="0"/>
-        <w:widowControl w:val="0"/>
-        <w:pBdr>
-          <w:top w:space="0" w:sz="0" w:val="nil"/>
-          <w:left w:space="0" w:sz="0" w:val="nil"/>
-          <w:bottom w:space="0" w:sz="0" w:val="nil"/>
-          <w:right w:space="0" w:sz="0" w:val="nil"/>
-          <w:between w:space="0" w:sz="0" w:val="nil"/>
-        </w:pBdr>
-        <w:shd w:fill="auto" w:val="clear"/>
-        <w:spacing w:after="0" w:before="0" w:line="240" w:lineRule="auto"/>
-        <w:ind w:left="0" w:right="0" w:firstLine="0"/>
-        <w:jc w:val="both"/>
-        <w:rPr>
-          <w:rFonts w:ascii="Open Sans" w:cs="Open Sans" w:eastAsia="Open Sans" w:hAnsi="Open Sans"/>
-          <w:b w:val="0"/>
-          <w:bCs w:val="0"/>
-          <w:i w:val="0"/>
-          <w:iCs w:val="0"/>
-          <w:smallCaps w:val="0"/>
-          <w:strike w:val="0"/>
-          <w:color w:val="000000"/>
-          <w:sz w:val="20"/>
-          <w:szCs w:val="20"/>
-          <w:u w:val="none"/>
-          <w:shd w:fill="auto" w:val="clear"/>
-          <w:vertAlign w:val="baseline"/>
-        </w:rPr>
-      </w:pPr>
-      <w:r>
-        <w:rPr>
-          <w:rFonts w:ascii="Times New Roman" w:cs="Times New Roman" w:eastAsia="Times New Roman" w:hAnsi="Times New Roman"/>
-          <w:b w:val="0"/>
-          <w:bCs w:val="0"/>
-          <w:i w:val="0"/>
-          <w:iCs w:val="0"/>
-          <w:smallCaps w:val="0"/>
-          <w:strike w:val="0"/>
-          <w:color w:val="000000"/>
-          <w:sz w:val="24"/>
-          <w:szCs w:val="24"/>
-          <w:u w:val="none"/>
-          <w:shd w:fill="auto" w:val="clear"/>
-          <w:vertAlign w:val="baseline"/>
-          <w:rtl w:val="0"/>
-        </w:rPr>
-        <w:t xml:space="preserve">Работал как PHP Разработчик в Satron RD, Estonia</w:t>
-      </w:r>
-      <w:r>
-        <w:rPr>
-          <w:rtl w:val="0"/>
-        </w:rPr>
+          <w:rFonts w:ascii="Times New Roman" w:cs="Times New Roman" w:eastAsia="Times New Roman" w:hAnsi="Times New Roman"/>
+          <w:b w:val="0"/>
+          <w:bCs w:val="0"/>
+          <w:i w:val="0"/>
+          <w:iCs w:val="0"/>
+          <w:smallCaps w:val="0"/>
+          <w:strike w:val="0"/>
+          <w:color w:val="000000"/>
+          <w:sz w:val="24"/>
+          <w:szCs w:val="24"/>
+          <w:u w:val="none"/>
+          <w:shd w:fill="auto" w:val="clear"/>
+          <w:vertAlign w:val="baseline"/>
+        </w:rPr>
+      </w:pPr>
+      <w:r>
+        <w:rPr>
+          <w:rFonts w:ascii="Times New Roman" w:cs="Times New Roman" w:eastAsia="Times New Roman" w:hAnsi="Times New Roman"/>
+          <w:b w:val="0"/>
+          <w:bCs w:val="0"/>
+          <w:i w:val="0"/>
+          <w:iCs w:val="0"/>
+          <w:smallCaps w:val="0"/>
+          <w:strike w:val="0"/>
+          <w:color w:val="000000"/>
+          <w:sz w:val="24"/>
+          <w:szCs w:val="24"/>
+          <w:u w:val="none"/>
+          <w:shd w:fill="auto" w:val="clear"/>
+          <w:vertAlign w:val="baseline"/>
+          <w:rtl w:val="0"/>
+        </w:rPr>
+        <w:t xml:space="preserve">Английский – разговорный – очень хорошо, чтение – очень хорошо, письмо – очень хорошо</w:t>
       </w:r>
     </w:p>
     <w:p>
@@ -4387,3263 +7643,7 @@
         <w:widowControl w:val="0"/>
         <w:numPr>
           <w:ilvl w:val="0"/>
-          <w:numId w:val="10"/>
-        </w:numPr>
-        <w:pBdr>
-          <w:top w:space="0" w:sz="0" w:val="nil"/>
-          <w:left w:space="0" w:sz="0" w:val="nil"/>
-          <w:bottom w:space="0" w:sz="0" w:val="nil"/>
-          <w:right w:space="0" w:sz="0" w:val="nil"/>
-          <w:between w:space="0" w:sz="0" w:val="nil"/>
-        </w:pBdr>
-        <w:shd w:fill="auto" w:val="clear"/>
-        <w:spacing w:after="0" w:before="0" w:line="240" w:lineRule="auto"/>
-        <w:ind w:left="0" w:right="0" w:firstLine="0"/>
-        <w:jc w:val="both"/>
-        <w:rPr>
-          <w:rFonts w:ascii="Open Sans" w:cs="Open Sans" w:eastAsia="Open Sans" w:hAnsi="Open Sans"/>
-          <w:b w:val="0"/>
-          <w:bCs w:val="0"/>
-          <w:i w:val="0"/>
-          <w:iCs w:val="0"/>
-          <w:smallCaps w:val="0"/>
-          <w:strike w:val="0"/>
-          <w:color w:val="000000"/>
-          <w:sz w:val="20"/>
-          <w:szCs w:val="20"/>
-          <w:u w:val="none"/>
-          <w:shd w:fill="auto" w:val="clear"/>
-          <w:vertAlign w:val="baseline"/>
-        </w:rPr>
-      </w:pPr>
-      <w:r>
-        <w:rPr>
-          <w:rFonts w:ascii="Times New Roman" w:cs="Times New Roman" w:eastAsia="Times New Roman" w:hAnsi="Times New Roman"/>
-          <w:b w:val="0"/>
-          <w:bCs w:val="0"/>
-          <w:i w:val="0"/>
-          <w:iCs w:val="0"/>
-          <w:smallCaps w:val="0"/>
-          <w:strike w:val="0"/>
-          <w:color w:val="000000"/>
-          <w:sz w:val="24"/>
-          <w:szCs w:val="24"/>
-          <w:u w:val="none"/>
-          <w:shd w:fill="auto" w:val="clear"/>
-          <w:vertAlign w:val="baseline"/>
-          <w:rtl w:val="0"/>
-        </w:rPr>
-        <w:t xml:space="preserve">Был Ответственным за Разработку Обьект-Ориентированных Структур для PHP ПО.</w:t>
-      </w:r>
-      <w:r>
-        <w:rPr>
-          <w:rtl w:val="0"/>
-        </w:rPr>
-      </w:r>
-    </w:p>
-    <w:p>
-      <w:pPr>
-        <w:keepNext w:val="0"/>
-        <w:keepLines w:val="0"/>
-        <w:pageBreakBefore w:val="0"/>
-        <w:widowControl w:val="0"/>
-        <w:numPr>
-          <w:ilvl w:val="0"/>
-          <w:numId w:val="10"/>
-        </w:numPr>
-        <w:pBdr>
-          <w:top w:space="0" w:sz="0" w:val="nil"/>
-          <w:left w:space="0" w:sz="0" w:val="nil"/>
-          <w:bottom w:space="0" w:sz="0" w:val="nil"/>
-          <w:right w:space="0" w:sz="0" w:val="nil"/>
-          <w:between w:space="0" w:sz="0" w:val="nil"/>
-        </w:pBdr>
-        <w:shd w:fill="auto" w:val="clear"/>
-        <w:spacing w:after="0" w:before="0" w:line="240" w:lineRule="auto"/>
-        <w:ind w:left="0" w:right="0" w:firstLine="0"/>
-        <w:jc w:val="both"/>
-        <w:rPr>
-          <w:rFonts w:ascii="Open Sans" w:cs="Open Sans" w:eastAsia="Open Sans" w:hAnsi="Open Sans"/>
-          <w:b w:val="0"/>
-          <w:bCs w:val="0"/>
-          <w:i w:val="0"/>
-          <w:iCs w:val="0"/>
-          <w:smallCaps w:val="0"/>
-          <w:strike w:val="0"/>
-          <w:color w:val="000000"/>
-          <w:sz w:val="20"/>
-          <w:szCs w:val="20"/>
-          <w:u w:val="none"/>
-          <w:shd w:fill="auto" w:val="clear"/>
-          <w:vertAlign w:val="baseline"/>
-        </w:rPr>
-      </w:pPr>
-      <w:r>
-        <w:rPr>
-          <w:rFonts w:ascii="Times New Roman" w:cs="Times New Roman" w:eastAsia="Times New Roman" w:hAnsi="Times New Roman"/>
-          <w:b w:val="0"/>
-          <w:bCs w:val="0"/>
-          <w:i w:val="0"/>
-          <w:iCs w:val="0"/>
-          <w:smallCaps w:val="0"/>
-          <w:strike w:val="0"/>
-          <w:color w:val="000000"/>
-          <w:sz w:val="24"/>
-          <w:szCs w:val="24"/>
-          <w:u w:val="none"/>
-          <w:shd w:fill="auto" w:val="clear"/>
-          <w:vertAlign w:val="baseline"/>
-          <w:rtl w:val="0"/>
-        </w:rPr>
-        <w:t xml:space="preserve">Размер кода был более 5 тысяч строк.</w:t>
-      </w:r>
-      <w:r>
-        <w:rPr>
-          <w:rtl w:val="0"/>
-        </w:rPr>
-      </w:r>
-    </w:p>
-    <w:p>
-      <w:pPr>
-        <w:keepNext w:val="0"/>
-        <w:keepLines w:val="0"/>
-        <w:pageBreakBefore w:val="0"/>
-        <w:widowControl w:val="0"/>
-        <w:numPr>
-          <w:ilvl w:val="0"/>
-          <w:numId w:val="10"/>
-        </w:numPr>
-        <w:pBdr>
-          <w:top w:space="0" w:sz="0" w:val="nil"/>
-          <w:left w:space="0" w:sz="0" w:val="nil"/>
-          <w:bottom w:space="0" w:sz="0" w:val="nil"/>
-          <w:right w:space="0" w:sz="0" w:val="nil"/>
-          <w:between w:space="0" w:sz="0" w:val="nil"/>
-        </w:pBdr>
-        <w:shd w:fill="auto" w:val="clear"/>
-        <w:spacing w:after="0" w:before="0" w:line="240" w:lineRule="auto"/>
-        <w:ind w:left="0" w:right="0" w:firstLine="0"/>
-        <w:jc w:val="both"/>
-        <w:rPr>
-          <w:rFonts w:ascii="Open Sans" w:cs="Open Sans" w:eastAsia="Open Sans" w:hAnsi="Open Sans"/>
-          <w:b w:val="0"/>
-          <w:bCs w:val="0"/>
-          <w:i w:val="0"/>
-          <w:iCs w:val="0"/>
-          <w:smallCaps w:val="0"/>
-          <w:strike w:val="0"/>
-          <w:color w:val="000000"/>
-          <w:sz w:val="20"/>
-          <w:szCs w:val="20"/>
-          <w:u w:val="none"/>
-          <w:shd w:fill="auto" w:val="clear"/>
-          <w:vertAlign w:val="baseline"/>
-        </w:rPr>
-      </w:pPr>
-      <w:r>
-        <w:rPr>
-          <w:rFonts w:ascii="Times New Roman" w:cs="Times New Roman" w:eastAsia="Times New Roman" w:hAnsi="Times New Roman"/>
-          <w:b w:val="0"/>
-          <w:bCs w:val="0"/>
-          <w:i w:val="0"/>
-          <w:iCs w:val="0"/>
-          <w:smallCaps w:val="0"/>
-          <w:strike w:val="0"/>
-          <w:color w:val="000000"/>
-          <w:sz w:val="24"/>
-          <w:szCs w:val="24"/>
-          <w:u w:val="none"/>
-          <w:shd w:fill="auto" w:val="clear"/>
-          <w:vertAlign w:val="baseline"/>
-          <w:rtl w:val="0"/>
-        </w:rPr>
-        <w:t xml:space="preserve">Простое и Надёжное ПО для Редактирования Языков для Jura Coffee Machines.</w:t>
-      </w:r>
-      <w:r>
-        <w:rPr>
-          <w:rtl w:val="0"/>
-        </w:rPr>
-      </w:r>
-    </w:p>
-    <w:p>
-      <w:pPr>
-        <w:keepNext w:val="0"/>
-        <w:keepLines w:val="0"/>
-        <w:pageBreakBefore w:val="0"/>
-        <w:widowControl w:val="0"/>
-        <w:pBdr>
-          <w:top w:space="0" w:sz="0" w:val="nil"/>
-          <w:left w:space="0" w:sz="0" w:val="nil"/>
-          <w:bottom w:space="0" w:sz="0" w:val="nil"/>
-          <w:right w:space="0" w:sz="0" w:val="nil"/>
-          <w:between w:space="0" w:sz="0" w:val="nil"/>
-        </w:pBdr>
-        <w:shd w:fill="auto" w:val="clear"/>
-        <w:spacing w:after="0" w:before="0" w:line="240" w:lineRule="auto"/>
-        <w:ind w:left="0" w:right="0" w:firstLine="0"/>
-        <w:jc w:val="both"/>
-        <w:rPr>
-          <w:rFonts w:ascii="Times New Roman" w:cs="Times New Roman" w:eastAsia="Times New Roman" w:hAnsi="Times New Roman"/>
-          <w:b w:val="0"/>
-          <w:bCs w:val="0"/>
-          <w:i w:val="0"/>
-          <w:iCs w:val="0"/>
-          <w:smallCaps w:val="0"/>
-          <w:strike w:val="0"/>
-          <w:color w:val="000000"/>
-          <w:sz w:val="24"/>
-          <w:szCs w:val="24"/>
-          <w:u w:val="none"/>
-          <w:shd w:fill="auto" w:val="clear"/>
-          <w:vertAlign w:val="baseline"/>
-        </w:rPr>
-      </w:pPr>
-      <w:r>
-        <w:rPr>
-          <w:rtl w:val="0"/>
-        </w:rPr>
-      </w:r>
-    </w:p>
-    <w:p>
-      <w:pPr>
-        <w:keepNext w:val="0"/>
-        <w:keepLines w:val="0"/>
-        <w:pageBreakBefore w:val="0"/>
-        <w:widowControl w:val="0"/>
-        <w:pBdr>
-          <w:top w:space="0" w:sz="0" w:val="nil"/>
-          <w:left w:space="0" w:sz="0" w:val="nil"/>
-          <w:bottom w:space="0" w:sz="0" w:val="nil"/>
-          <w:right w:space="0" w:sz="0" w:val="nil"/>
-          <w:between w:space="0" w:sz="0" w:val="nil"/>
-        </w:pBdr>
-        <w:shd w:fill="auto" w:val="clear"/>
-        <w:spacing w:after="0" w:before="0" w:line="240" w:lineRule="auto"/>
-        <w:ind w:left="0" w:right="0" w:firstLine="0"/>
-        <w:jc w:val="both"/>
-        <w:rPr>
-          <w:rFonts w:ascii="Times New Roman" w:cs="Times New Roman" w:eastAsia="Times New Roman" w:hAnsi="Times New Roman"/>
-          <w:b w:val="0"/>
-          <w:bCs w:val="0"/>
-          <w:i w:val="0"/>
-          <w:iCs w:val="0"/>
-          <w:smallCaps w:val="0"/>
-          <w:strike w:val="0"/>
-          <w:color w:val="000000"/>
-          <w:sz w:val="24"/>
-          <w:szCs w:val="24"/>
-          <w:u w:val="none"/>
-          <w:shd w:fill="auto" w:val="clear"/>
-          <w:vertAlign w:val="baseline"/>
-        </w:rPr>
-      </w:pPr>
-      <w:r>
-        <w:rPr>
-          <w:rtl w:val="0"/>
-        </w:rPr>
-      </w:r>
-    </w:p>
-    <w:p>
-      <w:pPr>
-        <w:keepNext w:val="0"/>
-        <w:keepLines w:val="0"/>
-        <w:pageBreakBefore w:val="0"/>
-        <w:widowControl w:val="0"/>
-        <w:pBdr>
-          <w:top w:space="0" w:sz="0" w:val="nil"/>
-          <w:left w:space="0" w:sz="0" w:val="nil"/>
-          <w:bottom w:space="0" w:sz="0" w:val="nil"/>
-          <w:right w:space="0" w:sz="0" w:val="nil"/>
-          <w:between w:space="0" w:sz="0" w:val="nil"/>
-        </w:pBdr>
-        <w:shd w:fill="auto" w:val="clear"/>
-        <w:spacing w:after="0" w:before="0" w:line="240" w:lineRule="auto"/>
-        <w:ind w:left="0" w:right="0" w:firstLine="0"/>
-        <w:jc w:val="both"/>
-        <w:rPr>
-          <w:rFonts w:ascii="Open Sans" w:cs="Open Sans" w:eastAsia="Open Sans" w:hAnsi="Open Sans"/>
-          <w:b w:val="0"/>
-          <w:bCs w:val="0"/>
-          <w:i w:val="0"/>
-          <w:iCs w:val="0"/>
-          <w:smallCaps w:val="0"/>
-          <w:strike w:val="0"/>
-          <w:color w:val="000000"/>
-          <w:sz w:val="20"/>
-          <w:szCs w:val="20"/>
-          <w:u w:val="none"/>
-          <w:shd w:fill="auto" w:val="clear"/>
-          <w:vertAlign w:val="baseline"/>
-        </w:rPr>
-      </w:pPr>
-      <w:r>
-        <w:rPr>
-          <w:rFonts w:ascii="Times New Roman" w:cs="Times New Roman" w:eastAsia="Times New Roman" w:hAnsi="Times New Roman"/>
-          <w:b w:val="1"/>
-          <w:bCs w:val="1"/>
-          <w:i w:val="0"/>
-          <w:iCs w:val="0"/>
-          <w:smallCaps w:val="0"/>
-          <w:strike w:val="0"/>
-          <w:color w:val="000000"/>
-          <w:sz w:val="24"/>
-          <w:szCs w:val="24"/>
-          <w:u w:val="none"/>
-          <w:shd w:fill="auto" w:val="clear"/>
-          <w:vertAlign w:val="baseline"/>
-          <w:rtl w:val="0"/>
-        </w:rPr>
-        <w:t xml:space="preserve">▪ C++ Разработчик – Tallinn University of Technology</w:t>
-      </w:r>
-      <w:r>
-        <w:rPr>
-          <w:rtl w:val="0"/>
-        </w:rPr>
-      </w:r>
-    </w:p>
-    <w:p>
-      <w:pPr>
-        <w:keepNext w:val="0"/>
-        <w:keepLines w:val="0"/>
-        <w:pageBreakBefore w:val="0"/>
-        <w:widowControl w:val="0"/>
-        <w:pBdr>
-          <w:top w:space="0" w:sz="0" w:val="nil"/>
-          <w:left w:space="0" w:sz="0" w:val="nil"/>
-          <w:bottom w:space="0" w:sz="0" w:val="nil"/>
-          <w:right w:space="0" w:sz="0" w:val="nil"/>
-          <w:between w:space="0" w:sz="0" w:val="nil"/>
-        </w:pBdr>
-        <w:shd w:fill="auto" w:val="clear"/>
-        <w:tabs>
-          <w:tab w:val="left" w:leader="none" w:pos="3120"/>
-        </w:tabs>
-        <w:spacing w:after="0" w:before="0" w:line="240" w:lineRule="auto"/>
-        <w:ind w:left="0" w:right="0" w:firstLine="0"/>
-        <w:jc w:val="both"/>
-        <w:rPr>
-          <w:rFonts w:ascii="Open Sans" w:cs="Open Sans" w:eastAsia="Open Sans" w:hAnsi="Open Sans"/>
-          <w:b w:val="0"/>
-          <w:bCs w:val="0"/>
-          <w:i w:val="0"/>
-          <w:iCs w:val="0"/>
-          <w:smallCaps w:val="0"/>
-          <w:strike w:val="0"/>
-          <w:color w:val="000000"/>
-          <w:sz w:val="20"/>
-          <w:szCs w:val="20"/>
-          <w:u w:val="none"/>
-          <w:shd w:fill="auto" w:val="clear"/>
-          <w:vertAlign w:val="baseline"/>
-        </w:rPr>
-      </w:pPr>
-      <w:r>
-        <w:rPr>
-          <w:rFonts w:ascii="Times New Roman" w:cs="Times New Roman" w:eastAsia="Times New Roman" w:hAnsi="Times New Roman"/>
-          <w:b w:val="1"/>
-          <w:bCs w:val="1"/>
-          <w:i w:val="0"/>
-          <w:iCs w:val="0"/>
-          <w:smallCaps w:val="0"/>
-          <w:strike w:val="0"/>
-          <w:color w:val="000000"/>
-          <w:sz w:val="24"/>
-          <w:szCs w:val="24"/>
-          <w:u w:val="none"/>
-          <w:shd w:fill="auto" w:val="clear"/>
-          <w:vertAlign w:val="baseline"/>
-          <w:rtl w:val="0"/>
-        </w:rPr>
-        <w:t xml:space="preserve">Январь 2010 – Март 2012</w:t>
-        <w:tab/>
-      </w:r>
-      <w:r>
-        <w:rPr>
-          <w:rtl w:val="0"/>
-        </w:rPr>
-      </w:r>
-    </w:p>
-    <w:p>
-      <w:pPr>
-        <w:keepNext w:val="0"/>
-        <w:keepLines w:val="0"/>
-        <w:pageBreakBefore w:val="0"/>
-        <w:widowControl w:val="0"/>
-        <w:pBdr>
-          <w:top w:space="0" w:sz="0" w:val="nil"/>
-          <w:left w:space="0" w:sz="0" w:val="nil"/>
-          <w:bottom w:space="0" w:sz="0" w:val="nil"/>
-          <w:right w:space="0" w:sz="0" w:val="nil"/>
-          <w:between w:space="0" w:sz="0" w:val="nil"/>
-        </w:pBdr>
-        <w:shd w:fill="auto" w:val="clear"/>
-        <w:spacing w:after="0" w:before="0" w:line="240" w:lineRule="auto"/>
-        <w:ind w:left="0" w:right="0" w:firstLine="0"/>
-        <w:jc w:val="both"/>
-        <w:rPr>
-          <w:rFonts w:ascii="Times New Roman" w:cs="Times New Roman" w:eastAsia="Times New Roman" w:hAnsi="Times New Roman"/>
-          <w:b w:val="0"/>
-          <w:bCs w:val="0"/>
-          <w:i w:val="0"/>
-          <w:iCs w:val="0"/>
-          <w:smallCaps w:val="0"/>
-          <w:strike w:val="0"/>
-          <w:color w:val="000000"/>
-          <w:sz w:val="24"/>
-          <w:szCs w:val="24"/>
-          <w:u w:val="none"/>
-          <w:shd w:fill="auto" w:val="clear"/>
-          <w:vertAlign w:val="baseline"/>
-        </w:rPr>
-      </w:pPr>
-      <w:r>
-        <w:rPr>
-          <w:rtl w:val="0"/>
-        </w:rPr>
-      </w:r>
-    </w:p>
-    <w:p>
-      <w:pPr>
-        <w:keepNext w:val="0"/>
-        <w:keepLines w:val="0"/>
-        <w:pageBreakBefore w:val="0"/>
-        <w:widowControl w:val="0"/>
-        <w:pBdr>
-          <w:top w:space="0" w:sz="0" w:val="nil"/>
-          <w:left w:space="0" w:sz="0" w:val="nil"/>
-          <w:bottom w:space="0" w:sz="0" w:val="nil"/>
-          <w:right w:space="0" w:sz="0" w:val="nil"/>
-          <w:between w:space="0" w:sz="0" w:val="nil"/>
-        </w:pBdr>
-        <w:shd w:fill="auto" w:val="clear"/>
-        <w:spacing w:after="0" w:before="0" w:line="240" w:lineRule="auto"/>
-        <w:ind w:left="0" w:right="0" w:firstLine="0"/>
-        <w:jc w:val="both"/>
-        <w:rPr>
-          <w:rFonts w:ascii="Open Sans" w:cs="Open Sans" w:eastAsia="Open Sans" w:hAnsi="Open Sans"/>
-          <w:b w:val="0"/>
-          <w:bCs w:val="0"/>
-          <w:i w:val="0"/>
-          <w:iCs w:val="0"/>
-          <w:smallCaps w:val="0"/>
-          <w:strike w:val="0"/>
-          <w:color w:val="000000"/>
-          <w:sz w:val="20"/>
-          <w:szCs w:val="20"/>
-          <w:u w:val="none"/>
-          <w:shd w:fill="auto" w:val="clear"/>
-          <w:vertAlign w:val="baseline"/>
-        </w:rPr>
-      </w:pPr>
-      <w:r>
-        <w:rPr>
-          <w:rFonts w:ascii="Times New Roman" w:cs="Times New Roman" w:eastAsia="Times New Roman" w:hAnsi="Times New Roman"/>
-          <w:b w:val="0"/>
-          <w:bCs w:val="0"/>
-          <w:i w:val="0"/>
-          <w:iCs w:val="0"/>
-          <w:smallCaps w:val="0"/>
-          <w:strike w:val="0"/>
-          <w:color w:val="000000"/>
-          <w:sz w:val="24"/>
-          <w:szCs w:val="24"/>
-          <w:u w:val="none"/>
-          <w:shd w:fill="auto" w:val="clear"/>
-          <w:vertAlign w:val="baseline"/>
-          <w:rtl w:val="0"/>
-        </w:rPr>
-        <w:t xml:space="preserve">В 2010 начал работать как разработчик для Tallinn University of Technology.  Проект Был Основан на C++ Обьект-Ориентированной Модели, model-based error localisation and mutation-based error correction of C designs, и проект закончен.</w:t>
-      </w:r>
-      <w:r>
-        <w:rPr>
-          <w:rtl w:val="0"/>
-        </w:rPr>
-      </w:r>
-    </w:p>
-    <w:p>
-      <w:pPr>
-        <w:keepNext w:val="0"/>
-        <w:keepLines w:val="0"/>
-        <w:pageBreakBefore w:val="0"/>
-        <w:widowControl w:val="0"/>
-        <w:numPr>
-          <w:ilvl w:val="0"/>
-          <w:numId w:val="11"/>
-        </w:numPr>
-        <w:pBdr>
-          <w:top w:space="0" w:sz="0" w:val="nil"/>
-          <w:left w:space="0" w:sz="0" w:val="nil"/>
-          <w:bottom w:space="0" w:sz="0" w:val="nil"/>
-          <w:right w:space="0" w:sz="0" w:val="nil"/>
-          <w:between w:space="0" w:sz="0" w:val="nil"/>
-        </w:pBdr>
-        <w:shd w:fill="auto" w:val="clear"/>
-        <w:spacing w:after="0" w:before="0" w:line="240" w:lineRule="auto"/>
-        <w:ind w:left="0" w:right="0" w:firstLine="0"/>
-        <w:jc w:val="both"/>
-        <w:rPr>
-          <w:rFonts w:ascii="Open Sans" w:cs="Open Sans" w:eastAsia="Open Sans" w:hAnsi="Open Sans"/>
-          <w:b w:val="0"/>
-          <w:bCs w:val="0"/>
-          <w:i w:val="0"/>
-          <w:iCs w:val="0"/>
-          <w:smallCaps w:val="0"/>
-          <w:strike w:val="0"/>
-          <w:color w:val="000000"/>
-          <w:sz w:val="20"/>
-          <w:szCs w:val="20"/>
-          <w:u w:val="none"/>
-          <w:shd w:fill="auto" w:val="clear"/>
-          <w:vertAlign w:val="baseline"/>
-        </w:rPr>
-      </w:pPr>
-      <w:r>
-        <w:rPr>
-          <w:rFonts w:ascii="Times New Roman" w:cs="Times New Roman" w:eastAsia="Times New Roman" w:hAnsi="Times New Roman"/>
-          <w:b w:val="0"/>
-          <w:bCs w:val="0"/>
-          <w:i w:val="0"/>
-          <w:iCs w:val="0"/>
-          <w:smallCaps w:val="0"/>
-          <w:strike w:val="0"/>
-          <w:color w:val="000000"/>
-          <w:sz w:val="24"/>
-          <w:szCs w:val="24"/>
-          <w:u w:val="none"/>
-          <w:shd w:fill="auto" w:val="clear"/>
-          <w:vertAlign w:val="baseline"/>
-          <w:rtl w:val="0"/>
-        </w:rPr>
-        <w:t xml:space="preserve">Был Ответственен за Разработку Обьект-Ориентированной Структуры DIAMOND проекта.</w:t>
-      </w:r>
-      <w:r>
-        <w:rPr>
-          <w:rtl w:val="0"/>
-        </w:rPr>
-      </w:r>
-    </w:p>
-    <w:p>
-      <w:pPr>
-        <w:keepNext w:val="0"/>
-        <w:keepLines w:val="0"/>
-        <w:pageBreakBefore w:val="0"/>
-        <w:widowControl w:val="0"/>
-        <w:numPr>
-          <w:ilvl w:val="0"/>
-          <w:numId w:val="11"/>
-        </w:numPr>
-        <w:pBdr>
-          <w:top w:space="0" w:sz="0" w:val="nil"/>
-          <w:left w:space="0" w:sz="0" w:val="nil"/>
-          <w:bottom w:space="0" w:sz="0" w:val="nil"/>
-          <w:right w:space="0" w:sz="0" w:val="nil"/>
-          <w:between w:space="0" w:sz="0" w:val="nil"/>
-        </w:pBdr>
-        <w:shd w:fill="auto" w:val="clear"/>
-        <w:spacing w:after="0" w:before="0" w:line="240" w:lineRule="auto"/>
-        <w:ind w:left="0" w:right="0" w:firstLine="0"/>
-        <w:jc w:val="both"/>
-        <w:rPr>
-          <w:rFonts w:ascii="Open Sans" w:cs="Open Sans" w:eastAsia="Open Sans" w:hAnsi="Open Sans"/>
-          <w:b w:val="0"/>
-          <w:bCs w:val="0"/>
-          <w:i w:val="0"/>
-          <w:iCs w:val="0"/>
-          <w:smallCaps w:val="0"/>
-          <w:strike w:val="0"/>
-          <w:color w:val="000000"/>
-          <w:sz w:val="20"/>
-          <w:szCs w:val="20"/>
-          <w:u w:val="none"/>
-          <w:shd w:fill="auto" w:val="clear"/>
-          <w:vertAlign w:val="baseline"/>
-        </w:rPr>
-      </w:pPr>
-      <w:r>
-        <w:rPr>
-          <w:rFonts w:ascii="Times New Roman" w:cs="Times New Roman" w:eastAsia="Times New Roman" w:hAnsi="Times New Roman"/>
-          <w:b w:val="0"/>
-          <w:bCs w:val="0"/>
-          <w:i w:val="0"/>
-          <w:iCs w:val="0"/>
-          <w:smallCaps w:val="0"/>
-          <w:strike w:val="0"/>
-          <w:color w:val="000000"/>
-          <w:sz w:val="24"/>
-          <w:szCs w:val="24"/>
-          <w:u w:val="none"/>
-          <w:shd w:fill="auto" w:val="clear"/>
-          <w:vertAlign w:val="baseline"/>
-          <w:rtl w:val="0"/>
-        </w:rPr>
-        <w:t xml:space="preserve">Ответственен за Разработку error localisation and correction back-ends разрабатываемого ПО. </w:t>
-      </w:r>
-      <w:r>
-        <w:rPr>
-          <w:rtl w:val="0"/>
-        </w:rPr>
-      </w:r>
-    </w:p>
-    <w:p>
-      <w:pPr>
-        <w:keepNext w:val="0"/>
-        <w:keepLines w:val="0"/>
-        <w:pageBreakBefore w:val="0"/>
-        <w:widowControl w:val="0"/>
-        <w:numPr>
-          <w:ilvl w:val="0"/>
-          <w:numId w:val="11"/>
-        </w:numPr>
-        <w:pBdr>
-          <w:top w:space="0" w:sz="0" w:val="nil"/>
-          <w:left w:space="0" w:sz="0" w:val="nil"/>
-          <w:bottom w:space="0" w:sz="0" w:val="nil"/>
-          <w:right w:space="0" w:sz="0" w:val="nil"/>
-          <w:between w:space="0" w:sz="0" w:val="nil"/>
-        </w:pBdr>
-        <w:shd w:fill="auto" w:val="clear"/>
-        <w:spacing w:after="0" w:before="0" w:line="240" w:lineRule="auto"/>
-        <w:ind w:left="0" w:right="0" w:firstLine="0"/>
-        <w:jc w:val="both"/>
-        <w:rPr>
-          <w:rFonts w:ascii="Open Sans" w:cs="Open Sans" w:eastAsia="Open Sans" w:hAnsi="Open Sans"/>
-          <w:b w:val="0"/>
-          <w:bCs w:val="0"/>
-          <w:i w:val="0"/>
-          <w:iCs w:val="0"/>
-          <w:smallCaps w:val="0"/>
-          <w:strike w:val="0"/>
-          <w:color w:val="000000"/>
-          <w:sz w:val="20"/>
-          <w:szCs w:val="20"/>
-          <w:u w:val="none"/>
-          <w:shd w:fill="auto" w:val="clear"/>
-          <w:vertAlign w:val="baseline"/>
-        </w:rPr>
-      </w:pPr>
-      <w:r>
-        <w:rPr>
-          <w:rFonts w:ascii="Times New Roman" w:cs="Times New Roman" w:eastAsia="Times New Roman" w:hAnsi="Times New Roman"/>
-          <w:b w:val="0"/>
-          <w:bCs w:val="0"/>
-          <w:i w:val="0"/>
-          <w:iCs w:val="0"/>
-          <w:smallCaps w:val="0"/>
-          <w:strike w:val="0"/>
-          <w:color w:val="000000"/>
-          <w:sz w:val="24"/>
-          <w:szCs w:val="24"/>
-          <w:u w:val="none"/>
-          <w:shd w:fill="auto" w:val="clear"/>
-          <w:vertAlign w:val="baseline"/>
-          <w:rtl w:val="0"/>
-        </w:rPr>
-        <w:t xml:space="preserve">Протестировал ПО с различными C Дизайнами.</w:t>
-      </w:r>
-      <w:r>
-        <w:rPr>
-          <w:rtl w:val="0"/>
-        </w:rPr>
-      </w:r>
-    </w:p>
-    <w:p>
-      <w:pPr>
-        <w:keepNext w:val="0"/>
-        <w:keepLines w:val="0"/>
-        <w:pageBreakBefore w:val="0"/>
-        <w:widowControl w:val="0"/>
-        <w:numPr>
-          <w:ilvl w:val="0"/>
-          <w:numId w:val="11"/>
-        </w:numPr>
-        <w:pBdr>
-          <w:top w:space="0" w:sz="0" w:val="nil"/>
-          <w:left w:space="0" w:sz="0" w:val="nil"/>
-          <w:bottom w:space="0" w:sz="0" w:val="nil"/>
-          <w:right w:space="0" w:sz="0" w:val="nil"/>
-          <w:between w:space="0" w:sz="0" w:val="nil"/>
-        </w:pBdr>
-        <w:shd w:fill="auto" w:val="clear"/>
-        <w:spacing w:after="0" w:before="0" w:line="240" w:lineRule="auto"/>
-        <w:ind w:left="0" w:right="0" w:firstLine="0"/>
-        <w:jc w:val="both"/>
-        <w:rPr>
-          <w:rFonts w:ascii="Open Sans" w:cs="Open Sans" w:eastAsia="Open Sans" w:hAnsi="Open Sans"/>
-          <w:b w:val="0"/>
-          <w:bCs w:val="0"/>
-          <w:i w:val="0"/>
-          <w:iCs w:val="0"/>
-          <w:smallCaps w:val="0"/>
-          <w:strike w:val="0"/>
-          <w:color w:val="000000"/>
-          <w:sz w:val="20"/>
-          <w:szCs w:val="20"/>
-          <w:u w:val="none"/>
-          <w:shd w:fill="auto" w:val="clear"/>
-          <w:vertAlign w:val="baseline"/>
-        </w:rPr>
-      </w:pPr>
-      <w:r>
-        <w:rPr>
-          <w:rFonts w:ascii="Times New Roman" w:cs="Times New Roman" w:eastAsia="Times New Roman" w:hAnsi="Times New Roman"/>
-          <w:b w:val="0"/>
-          <w:bCs w:val="0"/>
-          <w:i w:val="0"/>
-          <w:iCs w:val="0"/>
-          <w:smallCaps w:val="0"/>
-          <w:strike w:val="0"/>
-          <w:color w:val="000000"/>
-          <w:sz w:val="24"/>
-          <w:szCs w:val="24"/>
-          <w:u w:val="none"/>
-          <w:shd w:fill="auto" w:val="clear"/>
-          <w:vertAlign w:val="baseline"/>
-          <w:rtl w:val="0"/>
-        </w:rPr>
-        <w:t xml:space="preserve">Размер ПО Был Более 20 тысяч строк кода и требовал более 50 C++ файлов.</w:t>
-      </w:r>
-      <w:r>
-        <w:rPr>
-          <w:rtl w:val="0"/>
-        </w:rPr>
-      </w:r>
-    </w:p>
-    <w:p>
-      <w:pPr>
-        <w:keepNext w:val="0"/>
-        <w:keepLines w:val="0"/>
-        <w:pageBreakBefore w:val="0"/>
-        <w:widowControl w:val="0"/>
-        <w:pBdr>
-          <w:top w:space="0" w:sz="0" w:val="nil"/>
-          <w:left w:space="0" w:sz="0" w:val="nil"/>
-          <w:bottom w:space="0" w:sz="0" w:val="nil"/>
-          <w:right w:space="0" w:sz="0" w:val="nil"/>
-          <w:between w:space="0" w:sz="0" w:val="nil"/>
-        </w:pBdr>
-        <w:shd w:fill="auto" w:val="clear"/>
-        <w:spacing w:after="0" w:before="0" w:line="240" w:lineRule="auto"/>
-        <w:ind w:left="0" w:right="0" w:firstLine="0"/>
-        <w:jc w:val="both"/>
-        <w:rPr>
-          <w:rFonts w:ascii="Times New Roman" w:cs="Times New Roman" w:eastAsia="Times New Roman" w:hAnsi="Times New Roman"/>
-          <w:b w:val="0"/>
-          <w:bCs w:val="0"/>
-          <w:i w:val="0"/>
-          <w:iCs w:val="0"/>
-          <w:smallCaps w:val="0"/>
-          <w:strike w:val="0"/>
-          <w:color w:val="000000"/>
-          <w:sz w:val="24"/>
-          <w:szCs w:val="24"/>
-          <w:u w:val="none"/>
-          <w:shd w:fill="auto" w:val="clear"/>
-          <w:vertAlign w:val="baseline"/>
-        </w:rPr>
-      </w:pPr>
-      <w:r>
-        <w:rPr>
-          <w:rtl w:val="0"/>
-        </w:rPr>
-      </w:r>
-    </w:p>
-    <w:p>
-      <w:pPr>
-        <w:keepNext w:val="0"/>
-        <w:keepLines w:val="0"/>
-        <w:pageBreakBefore w:val="0"/>
-        <w:widowControl w:val="0"/>
-        <w:pBdr>
-          <w:top w:space="0" w:sz="0" w:val="nil"/>
-          <w:left w:space="0" w:sz="0" w:val="nil"/>
-          <w:bottom w:space="0" w:sz="0" w:val="nil"/>
-          <w:right w:space="0" w:sz="0" w:val="nil"/>
-          <w:between w:space="0" w:sz="0" w:val="nil"/>
-        </w:pBdr>
-        <w:shd w:fill="auto" w:val="clear"/>
-        <w:spacing w:after="0" w:before="0" w:line="240" w:lineRule="auto"/>
-        <w:ind w:left="0" w:right="0" w:firstLine="0"/>
-        <w:jc w:val="both"/>
-        <w:rPr>
-          <w:rFonts w:ascii="Times New Roman" w:cs="Times New Roman" w:eastAsia="Times New Roman" w:hAnsi="Times New Roman"/>
-          <w:b w:val="0"/>
-          <w:bCs w:val="0"/>
-          <w:i w:val="0"/>
-          <w:iCs w:val="0"/>
-          <w:smallCaps w:val="0"/>
-          <w:strike w:val="0"/>
-          <w:color w:val="000000"/>
-          <w:sz w:val="24"/>
-          <w:szCs w:val="24"/>
-          <w:u w:val="none"/>
-          <w:shd w:fill="auto" w:val="clear"/>
-          <w:vertAlign w:val="baseline"/>
-        </w:rPr>
-      </w:pPr>
-      <w:r>
-        <w:rPr>
-          <w:rtl w:val="0"/>
-        </w:rPr>
-      </w:r>
-    </w:p>
-    <w:p>
-      <w:pPr>
-        <w:keepNext w:val="0"/>
-        <w:keepLines w:val="0"/>
-        <w:pageBreakBefore w:val="0"/>
-        <w:widowControl w:val="0"/>
-        <w:pBdr>
-          <w:top w:space="0" w:sz="0" w:val="nil"/>
-          <w:left w:space="0" w:sz="0" w:val="nil"/>
-          <w:bottom w:space="0" w:sz="0" w:val="nil"/>
-          <w:right w:space="0" w:sz="0" w:val="nil"/>
-          <w:between w:space="0" w:sz="0" w:val="nil"/>
-        </w:pBdr>
-        <w:shd w:fill="auto" w:val="clear"/>
-        <w:spacing w:after="0" w:before="0" w:line="240" w:lineRule="auto"/>
-        <w:ind w:left="0" w:right="0" w:firstLine="0"/>
-        <w:jc w:val="both"/>
-        <w:rPr>
-          <w:rFonts w:ascii="Open Sans" w:cs="Open Sans" w:eastAsia="Open Sans" w:hAnsi="Open Sans"/>
-          <w:b w:val="0"/>
-          <w:bCs w:val="0"/>
-          <w:i w:val="0"/>
-          <w:iCs w:val="0"/>
-          <w:smallCaps w:val="0"/>
-          <w:strike w:val="0"/>
-          <w:color w:val="000000"/>
-          <w:sz w:val="20"/>
-          <w:szCs w:val="20"/>
-          <w:u w:val="none"/>
-          <w:shd w:fill="auto" w:val="clear"/>
-          <w:vertAlign w:val="baseline"/>
-        </w:rPr>
-      </w:pPr>
-      <w:r>
-        <w:rPr>
-          <w:rFonts w:ascii="Times New Roman" w:cs="Times New Roman" w:eastAsia="Times New Roman" w:hAnsi="Times New Roman"/>
-          <w:b w:val="1"/>
-          <w:bCs w:val="1"/>
-          <w:i w:val="0"/>
-          <w:iCs w:val="0"/>
-          <w:smallCaps w:val="0"/>
-          <w:strike w:val="0"/>
-          <w:color w:val="000000"/>
-          <w:sz w:val="24"/>
-          <w:szCs w:val="24"/>
-          <w:u w:val="none"/>
-          <w:shd w:fill="auto" w:val="clear"/>
-          <w:vertAlign w:val="baseline"/>
-          <w:rtl w:val="0"/>
-        </w:rPr>
-        <w:t xml:space="preserve">▪ C++ Разработчик – Information Technology N</w:t>
-      </w:r>
-      <w:r>
-        <w:rPr>
-          <w:rtl w:val="0"/>
-        </w:rPr>
-      </w:r>
-    </w:p>
-    <w:p>
-      <w:pPr>
-        <w:keepNext w:val="0"/>
-        <w:keepLines w:val="0"/>
-        <w:pageBreakBefore w:val="0"/>
-        <w:widowControl w:val="0"/>
-        <w:pBdr>
-          <w:top w:space="0" w:sz="0" w:val="nil"/>
-          <w:left w:space="0" w:sz="0" w:val="nil"/>
-          <w:bottom w:space="0" w:sz="0" w:val="nil"/>
-          <w:right w:space="0" w:sz="0" w:val="nil"/>
-          <w:between w:space="0" w:sz="0" w:val="nil"/>
-        </w:pBdr>
-        <w:shd w:fill="auto" w:val="clear"/>
-        <w:spacing w:after="0" w:before="0" w:line="240" w:lineRule="auto"/>
-        <w:ind w:left="0" w:right="0" w:firstLine="0"/>
-        <w:jc w:val="both"/>
-        <w:rPr>
-          <w:rFonts w:ascii="Open Sans" w:cs="Open Sans" w:eastAsia="Open Sans" w:hAnsi="Open Sans"/>
-          <w:b w:val="0"/>
-          <w:bCs w:val="0"/>
-          <w:i w:val="0"/>
-          <w:iCs w:val="0"/>
-          <w:smallCaps w:val="0"/>
-          <w:strike w:val="0"/>
-          <w:color w:val="000000"/>
-          <w:sz w:val="20"/>
-          <w:szCs w:val="20"/>
-          <w:u w:val="none"/>
-          <w:shd w:fill="auto" w:val="clear"/>
-          <w:vertAlign w:val="baseline"/>
-        </w:rPr>
-      </w:pPr>
-      <w:r>
-        <w:rPr>
-          <w:rFonts w:ascii="Times New Roman" w:cs="Times New Roman" w:eastAsia="Times New Roman" w:hAnsi="Times New Roman"/>
-          <w:b w:val="1"/>
-          <w:bCs w:val="1"/>
-          <w:i w:val="0"/>
-          <w:iCs w:val="0"/>
-          <w:smallCaps w:val="0"/>
-          <w:strike w:val="0"/>
-          <w:color w:val="000000"/>
-          <w:sz w:val="24"/>
-          <w:szCs w:val="24"/>
-          <w:u w:val="none"/>
-          <w:shd w:fill="auto" w:val="clear"/>
-          <w:vertAlign w:val="baseline"/>
-          <w:rtl w:val="0"/>
-        </w:rPr>
-        <w:t xml:space="preserve">Февраль 2009 – Декабрь 2009</w:t>
-      </w:r>
-      <w:r>
-        <w:rPr>
-          <w:rtl w:val="0"/>
-        </w:rPr>
-      </w:r>
-    </w:p>
-    <w:p>
-      <w:pPr>
-        <w:keepNext w:val="0"/>
-        <w:keepLines w:val="0"/>
-        <w:pageBreakBefore w:val="0"/>
-        <w:widowControl w:val="0"/>
-        <w:pBdr>
-          <w:top w:space="0" w:sz="0" w:val="nil"/>
-          <w:left w:space="0" w:sz="0" w:val="nil"/>
-          <w:bottom w:space="0" w:sz="0" w:val="nil"/>
-          <w:right w:space="0" w:sz="0" w:val="nil"/>
-          <w:between w:space="0" w:sz="0" w:val="nil"/>
-        </w:pBdr>
-        <w:shd w:fill="auto" w:val="clear"/>
-        <w:spacing w:after="0" w:before="0" w:line="240" w:lineRule="auto"/>
-        <w:ind w:left="0" w:right="0" w:firstLine="0"/>
-        <w:jc w:val="both"/>
-        <w:rPr>
-          <w:rFonts w:ascii="Times New Roman" w:cs="Times New Roman" w:eastAsia="Times New Roman" w:hAnsi="Times New Roman"/>
-          <w:b w:val="0"/>
-          <w:bCs w:val="0"/>
-          <w:i w:val="0"/>
-          <w:iCs w:val="0"/>
-          <w:smallCaps w:val="0"/>
-          <w:strike w:val="0"/>
-          <w:color w:val="000000"/>
-          <w:sz w:val="24"/>
-          <w:szCs w:val="24"/>
-          <w:u w:val="none"/>
-          <w:shd w:fill="auto" w:val="clear"/>
-          <w:vertAlign w:val="baseline"/>
-        </w:rPr>
-      </w:pPr>
-      <w:r>
-        <w:rPr>
-          <w:rtl w:val="0"/>
-        </w:rPr>
-      </w:r>
-    </w:p>
-    <w:p>
-      <w:pPr>
-        <w:keepNext w:val="0"/>
-        <w:keepLines w:val="0"/>
-        <w:pageBreakBefore w:val="0"/>
-        <w:widowControl w:val="0"/>
-        <w:pBdr>
-          <w:top w:space="0" w:sz="0" w:val="nil"/>
-          <w:left w:space="0" w:sz="0" w:val="nil"/>
-          <w:bottom w:space="0" w:sz="0" w:val="nil"/>
-          <w:right w:space="0" w:sz="0" w:val="nil"/>
-          <w:between w:space="0" w:sz="0" w:val="nil"/>
-        </w:pBdr>
-        <w:shd w:fill="auto" w:val="clear"/>
-        <w:spacing w:after="0" w:before="0" w:line="240" w:lineRule="auto"/>
-        <w:ind w:left="0" w:right="0" w:firstLine="0"/>
-        <w:jc w:val="both"/>
-        <w:rPr>
-          <w:rFonts w:ascii="Open Sans" w:cs="Open Sans" w:eastAsia="Open Sans" w:hAnsi="Open Sans"/>
-          <w:b w:val="0"/>
-          <w:bCs w:val="0"/>
-          <w:i w:val="0"/>
-          <w:iCs w:val="0"/>
-          <w:smallCaps w:val="0"/>
-          <w:strike w:val="0"/>
-          <w:color w:val="000000"/>
-          <w:sz w:val="20"/>
-          <w:szCs w:val="20"/>
-          <w:u w:val="none"/>
-          <w:shd w:fill="auto" w:val="clear"/>
-          <w:vertAlign w:val="baseline"/>
-        </w:rPr>
-      </w:pPr>
-      <w:r>
-        <w:rPr>
-          <w:rFonts w:ascii="Times New Roman" w:cs="Times New Roman" w:eastAsia="Times New Roman" w:hAnsi="Times New Roman"/>
-          <w:b w:val="0"/>
-          <w:bCs w:val="0"/>
-          <w:i w:val="0"/>
-          <w:iCs w:val="0"/>
-          <w:smallCaps w:val="0"/>
-          <w:strike w:val="0"/>
-          <w:color w:val="000000"/>
-          <w:sz w:val="24"/>
-          <w:szCs w:val="24"/>
-          <w:u w:val="none"/>
-          <w:shd w:fill="auto" w:val="clear"/>
-          <w:vertAlign w:val="baseline"/>
-          <w:rtl w:val="0"/>
-        </w:rPr>
-        <w:t xml:space="preserve">В 2009 Работал как c++ разработчик в Information Technology Ń, Итальянская Компания. </w:t>
-      </w:r>
-      <w:r>
-        <w:rPr>
-          <w:rtl w:val="0"/>
-        </w:rPr>
-      </w:r>
-    </w:p>
-    <w:p>
-      <w:pPr>
-        <w:keepNext w:val="0"/>
-        <w:keepLines w:val="0"/>
-        <w:pageBreakBefore w:val="0"/>
-        <w:widowControl w:val="0"/>
-        <w:numPr>
-          <w:ilvl w:val="0"/>
-          <w:numId w:val="2"/>
-        </w:numPr>
-        <w:pBdr>
-          <w:top w:space="0" w:sz="0" w:val="nil"/>
-          <w:left w:space="0" w:sz="0" w:val="nil"/>
-          <w:bottom w:space="0" w:sz="0" w:val="nil"/>
-          <w:right w:space="0" w:sz="0" w:val="nil"/>
-          <w:between w:space="0" w:sz="0" w:val="nil"/>
-        </w:pBdr>
-        <w:shd w:fill="auto" w:val="clear"/>
-        <w:spacing w:after="0" w:before="0" w:line="240" w:lineRule="auto"/>
-        <w:ind w:left="0" w:right="0" w:firstLine="0"/>
-        <w:jc w:val="both"/>
-        <w:rPr>
-          <w:rFonts w:ascii="Open Sans" w:cs="Open Sans" w:eastAsia="Open Sans" w:hAnsi="Open Sans"/>
-          <w:b w:val="0"/>
-          <w:bCs w:val="0"/>
-          <w:i w:val="0"/>
-          <w:iCs w:val="0"/>
-          <w:smallCaps w:val="0"/>
-          <w:strike w:val="0"/>
-          <w:color w:val="000000"/>
-          <w:sz w:val="20"/>
-          <w:szCs w:val="20"/>
-          <w:u w:val="none"/>
-          <w:shd w:fill="auto" w:val="clear"/>
-          <w:vertAlign w:val="baseline"/>
-        </w:rPr>
-      </w:pPr>
-      <w:r>
-        <w:rPr>
-          <w:rFonts w:ascii="Times New Roman" w:cs="Times New Roman" w:eastAsia="Times New Roman" w:hAnsi="Times New Roman"/>
-          <w:b w:val="0"/>
-          <w:bCs w:val="0"/>
-          <w:i w:val="0"/>
-          <w:iCs w:val="0"/>
-          <w:smallCaps w:val="0"/>
-          <w:strike w:val="0"/>
-          <w:color w:val="000000"/>
-          <w:sz w:val="24"/>
-          <w:szCs w:val="24"/>
-          <w:u w:val="none"/>
-          <w:shd w:fill="auto" w:val="clear"/>
-          <w:vertAlign w:val="baseline"/>
-          <w:rtl w:val="0"/>
-        </w:rPr>
-        <w:t xml:space="preserve">Ответственен за Разработку Обьект-Ориентированной Структуры для проекта 3D моделлирования.</w:t>
-      </w:r>
-      <w:r>
-        <w:rPr>
-          <w:rtl w:val="0"/>
-        </w:rPr>
-      </w:r>
-    </w:p>
-    <w:p>
-      <w:pPr>
-        <w:keepNext w:val="0"/>
-        <w:keepLines w:val="0"/>
-        <w:pageBreakBefore w:val="0"/>
-        <w:widowControl w:val="0"/>
-        <w:numPr>
-          <w:ilvl w:val="0"/>
-          <w:numId w:val="2"/>
-        </w:numPr>
-        <w:pBdr>
-          <w:top w:space="0" w:sz="0" w:val="nil"/>
-          <w:left w:space="0" w:sz="0" w:val="nil"/>
-          <w:bottom w:space="0" w:sz="0" w:val="nil"/>
-          <w:right w:space="0" w:sz="0" w:val="nil"/>
-          <w:between w:space="0" w:sz="0" w:val="nil"/>
-        </w:pBdr>
-        <w:shd w:fill="auto" w:val="clear"/>
-        <w:spacing w:after="0" w:before="0" w:line="240" w:lineRule="auto"/>
-        <w:ind w:left="0" w:right="0" w:firstLine="0"/>
-        <w:jc w:val="both"/>
-        <w:rPr>
-          <w:rFonts w:ascii="Open Sans" w:cs="Open Sans" w:eastAsia="Open Sans" w:hAnsi="Open Sans"/>
-          <w:b w:val="0"/>
-          <w:bCs w:val="0"/>
-          <w:i w:val="0"/>
-          <w:iCs w:val="0"/>
-          <w:smallCaps w:val="0"/>
-          <w:strike w:val="0"/>
-          <w:color w:val="000000"/>
-          <w:sz w:val="20"/>
-          <w:szCs w:val="20"/>
-          <w:u w:val="none"/>
-          <w:shd w:fill="auto" w:val="clear"/>
-          <w:vertAlign w:val="baseline"/>
-        </w:rPr>
-      </w:pPr>
-      <w:r>
-        <w:rPr>
-          <w:rFonts w:ascii="Times New Roman" w:cs="Times New Roman" w:eastAsia="Times New Roman" w:hAnsi="Times New Roman"/>
-          <w:b w:val="0"/>
-          <w:bCs w:val="0"/>
-          <w:i w:val="0"/>
-          <w:iCs w:val="0"/>
-          <w:smallCaps w:val="0"/>
-          <w:strike w:val="0"/>
-          <w:color w:val="000000"/>
-          <w:sz w:val="24"/>
-          <w:szCs w:val="24"/>
-          <w:u w:val="none"/>
-          <w:shd w:fill="auto" w:val="clear"/>
-          <w:vertAlign w:val="baseline"/>
-          <w:rtl w:val="0"/>
-        </w:rPr>
-        <w:t xml:space="preserve">Протестировал ПО 3D моделлирования.</w:t>
-      </w:r>
-      <w:r>
-        <w:rPr>
-          <w:rtl w:val="0"/>
-        </w:rPr>
-      </w:r>
-    </w:p>
-    <w:p>
-      <w:pPr>
-        <w:keepNext w:val="0"/>
-        <w:keepLines w:val="0"/>
-        <w:pageBreakBefore w:val="0"/>
-        <w:widowControl w:val="0"/>
-        <w:numPr>
-          <w:ilvl w:val="0"/>
-          <w:numId w:val="2"/>
-        </w:numPr>
-        <w:pBdr>
-          <w:top w:space="0" w:sz="0" w:val="nil"/>
-          <w:left w:space="0" w:sz="0" w:val="nil"/>
-          <w:bottom w:space="0" w:sz="0" w:val="nil"/>
-          <w:right w:space="0" w:sz="0" w:val="nil"/>
-          <w:between w:space="0" w:sz="0" w:val="nil"/>
-        </w:pBdr>
-        <w:shd w:fill="auto" w:val="clear"/>
-        <w:spacing w:after="0" w:before="0" w:line="240" w:lineRule="auto"/>
-        <w:ind w:left="0" w:right="0" w:firstLine="0"/>
-        <w:jc w:val="both"/>
-        <w:rPr>
-          <w:rFonts w:ascii="Open Sans" w:cs="Open Sans" w:eastAsia="Open Sans" w:hAnsi="Open Sans"/>
-          <w:b w:val="0"/>
-          <w:bCs w:val="0"/>
-          <w:i w:val="0"/>
-          <w:iCs w:val="0"/>
-          <w:smallCaps w:val="0"/>
-          <w:strike w:val="0"/>
-          <w:color w:val="000000"/>
-          <w:sz w:val="20"/>
-          <w:szCs w:val="20"/>
-          <w:u w:val="none"/>
-          <w:shd w:fill="auto" w:val="clear"/>
-          <w:vertAlign w:val="baseline"/>
-        </w:rPr>
-      </w:pPr>
-      <w:r>
-        <w:rPr>
-          <w:rFonts w:ascii="Times New Roman" w:cs="Times New Roman" w:eastAsia="Times New Roman" w:hAnsi="Times New Roman"/>
-          <w:b w:val="0"/>
-          <w:bCs w:val="0"/>
-          <w:i w:val="0"/>
-          <w:iCs w:val="0"/>
-          <w:smallCaps w:val="0"/>
-          <w:strike w:val="0"/>
-          <w:color w:val="000000"/>
-          <w:sz w:val="24"/>
-          <w:szCs w:val="24"/>
-          <w:u w:val="none"/>
-          <w:shd w:fill="auto" w:val="clear"/>
-          <w:vertAlign w:val="baseline"/>
-          <w:rtl w:val="0"/>
-        </w:rPr>
-        <w:t xml:space="preserve">Использовал AutoCAD для Разработки.</w:t>
-      </w:r>
-      <w:r>
-        <w:rPr>
-          <w:rtl w:val="0"/>
-        </w:rPr>
-      </w:r>
-    </w:p>
-    <w:p>
-      <w:pPr>
-        <w:keepNext w:val="0"/>
-        <w:keepLines w:val="0"/>
-        <w:pageBreakBefore w:val="0"/>
-        <w:widowControl w:val="0"/>
-        <w:numPr>
-          <w:ilvl w:val="0"/>
-          <w:numId w:val="2"/>
-        </w:numPr>
-        <w:pBdr>
-          <w:top w:space="0" w:sz="0" w:val="nil"/>
-          <w:left w:space="0" w:sz="0" w:val="nil"/>
-          <w:bottom w:space="0" w:sz="0" w:val="nil"/>
-          <w:right w:space="0" w:sz="0" w:val="nil"/>
-          <w:between w:space="0" w:sz="0" w:val="nil"/>
-        </w:pBdr>
-        <w:shd w:fill="auto" w:val="clear"/>
-        <w:spacing w:after="0" w:before="0" w:line="240" w:lineRule="auto"/>
-        <w:ind w:left="0" w:right="0" w:firstLine="0"/>
-        <w:jc w:val="both"/>
-        <w:rPr>
-          <w:rFonts w:ascii="Open Sans" w:cs="Open Sans" w:eastAsia="Open Sans" w:hAnsi="Open Sans"/>
-          <w:b w:val="0"/>
-          <w:bCs w:val="0"/>
-          <w:i w:val="0"/>
-          <w:iCs w:val="0"/>
-          <w:smallCaps w:val="0"/>
-          <w:strike w:val="0"/>
-          <w:color w:val="000000"/>
-          <w:sz w:val="20"/>
-          <w:szCs w:val="20"/>
-          <w:u w:val="none"/>
-          <w:shd w:fill="auto" w:val="clear"/>
-          <w:vertAlign w:val="baseline"/>
-        </w:rPr>
-      </w:pPr>
-      <w:r>
-        <w:rPr>
-          <w:rFonts w:ascii="Times New Roman" w:cs="Times New Roman" w:eastAsia="Times New Roman" w:hAnsi="Times New Roman"/>
-          <w:b w:val="0"/>
-          <w:bCs w:val="0"/>
-          <w:i w:val="0"/>
-          <w:iCs w:val="0"/>
-          <w:smallCaps w:val="0"/>
-          <w:strike w:val="0"/>
-          <w:color w:val="000000"/>
-          <w:sz w:val="24"/>
-          <w:szCs w:val="24"/>
-          <w:u w:val="none"/>
-          <w:shd w:fill="auto" w:val="clear"/>
-          <w:vertAlign w:val="baseline"/>
-          <w:rtl w:val="0"/>
-        </w:rPr>
-        <w:t xml:space="preserve">Размер ПО Был Более 5 тысяч строк кода и требовал более 50 C++ файлов.</w:t>
-      </w:r>
-      <w:r>
-        <w:rPr>
-          <w:rtl w:val="0"/>
-        </w:rPr>
-      </w:r>
-    </w:p>
-    <w:p>
-      <w:pPr>
-        <w:keepNext w:val="0"/>
-        <w:keepLines w:val="0"/>
-        <w:pageBreakBefore w:val="0"/>
-        <w:widowControl w:val="0"/>
-        <w:pBdr>
-          <w:top w:space="0" w:sz="0" w:val="nil"/>
-          <w:left w:space="0" w:sz="0" w:val="nil"/>
-          <w:bottom w:space="0" w:sz="0" w:val="nil"/>
-          <w:right w:space="0" w:sz="0" w:val="nil"/>
-          <w:between w:space="0" w:sz="0" w:val="nil"/>
-        </w:pBdr>
-        <w:shd w:fill="auto" w:val="clear"/>
-        <w:spacing w:after="0" w:before="0" w:line="240" w:lineRule="auto"/>
-        <w:ind w:left="0" w:right="0" w:firstLine="0"/>
-        <w:jc w:val="both"/>
-        <w:rPr>
-          <w:rFonts w:ascii="Times New Roman" w:cs="Times New Roman" w:eastAsia="Times New Roman" w:hAnsi="Times New Roman"/>
-          <w:b w:val="0"/>
-          <w:bCs w:val="0"/>
-          <w:i w:val="0"/>
-          <w:iCs w:val="0"/>
-          <w:smallCaps w:val="0"/>
-          <w:strike w:val="0"/>
-          <w:color w:val="000000"/>
-          <w:sz w:val="24"/>
-          <w:szCs w:val="24"/>
-          <w:u w:val="none"/>
-          <w:shd w:fill="auto" w:val="clear"/>
-          <w:vertAlign w:val="baseline"/>
-        </w:rPr>
-      </w:pPr>
-      <w:r>
-        <w:rPr>
-          <w:rtl w:val="0"/>
-        </w:rPr>
-      </w:r>
-    </w:p>
-    <w:p>
-      <w:pPr>
-        <w:keepNext w:val="0"/>
-        <w:keepLines w:val="0"/>
-        <w:pageBreakBefore w:val="0"/>
-        <w:widowControl w:val="0"/>
-        <w:pBdr>
-          <w:top w:space="0" w:sz="0" w:val="nil"/>
-          <w:left w:space="0" w:sz="0" w:val="nil"/>
-          <w:bottom w:space="0" w:sz="0" w:val="nil"/>
-          <w:right w:space="0" w:sz="0" w:val="nil"/>
-          <w:between w:space="0" w:sz="0" w:val="nil"/>
-        </w:pBdr>
-        <w:shd w:fill="auto" w:val="clear"/>
-        <w:spacing w:after="0" w:before="0" w:line="240" w:lineRule="auto"/>
-        <w:ind w:left="0" w:right="0" w:firstLine="0"/>
-        <w:jc w:val="both"/>
-        <w:rPr>
-          <w:rFonts w:ascii="Times New Roman" w:cs="Times New Roman" w:eastAsia="Times New Roman" w:hAnsi="Times New Roman"/>
-          <w:b w:val="0"/>
-          <w:bCs w:val="0"/>
-          <w:i w:val="0"/>
-          <w:iCs w:val="0"/>
-          <w:smallCaps w:val="0"/>
-          <w:strike w:val="0"/>
-          <w:color w:val="000000"/>
-          <w:sz w:val="24"/>
-          <w:szCs w:val="24"/>
-          <w:u w:val="none"/>
-          <w:shd w:fill="auto" w:val="clear"/>
-          <w:vertAlign w:val="baseline"/>
-        </w:rPr>
-      </w:pPr>
-      <w:r>
-        <w:rPr>
-          <w:rtl w:val="0"/>
-        </w:rPr>
-      </w:r>
-    </w:p>
-    <w:p>
-      <w:pPr>
-        <w:keepNext w:val="0"/>
-        <w:keepLines w:val="0"/>
-        <w:pageBreakBefore w:val="0"/>
-        <w:widowControl w:val="0"/>
-        <w:pBdr>
-          <w:top w:space="0" w:sz="0" w:val="nil"/>
-          <w:left w:space="0" w:sz="0" w:val="nil"/>
-          <w:bottom w:space="0" w:sz="0" w:val="nil"/>
-          <w:right w:space="0" w:sz="0" w:val="nil"/>
-          <w:between w:space="0" w:sz="0" w:val="nil"/>
-        </w:pBdr>
-        <w:shd w:fill="auto" w:val="clear"/>
-        <w:spacing w:after="0" w:before="0" w:line="240" w:lineRule="auto"/>
-        <w:ind w:left="0" w:right="0" w:firstLine="0"/>
-        <w:jc w:val="both"/>
-        <w:rPr>
-          <w:rFonts w:ascii="Open Sans" w:cs="Open Sans" w:eastAsia="Open Sans" w:hAnsi="Open Sans"/>
-          <w:b w:val="0"/>
-          <w:bCs w:val="0"/>
-          <w:i w:val="0"/>
-          <w:iCs w:val="0"/>
-          <w:smallCaps w:val="0"/>
-          <w:strike w:val="0"/>
-          <w:color w:val="000000"/>
-          <w:sz w:val="20"/>
-          <w:szCs w:val="20"/>
-          <w:u w:val="none"/>
-          <w:shd w:fill="auto" w:val="clear"/>
-          <w:vertAlign w:val="baseline"/>
-        </w:rPr>
-      </w:pPr>
-      <w:r>
-        <w:rPr>
-          <w:rFonts w:ascii="Times New Roman" w:cs="Times New Roman" w:eastAsia="Times New Roman" w:hAnsi="Times New Roman"/>
-          <w:b w:val="1"/>
-          <w:bCs w:val="1"/>
-          <w:i w:val="0"/>
-          <w:iCs w:val="0"/>
-          <w:smallCaps w:val="0"/>
-          <w:strike w:val="0"/>
-          <w:color w:val="000000"/>
-          <w:sz w:val="24"/>
-          <w:szCs w:val="24"/>
-          <w:u w:val="none"/>
-          <w:shd w:fill="auto" w:val="clear"/>
-          <w:vertAlign w:val="baseline"/>
-          <w:rtl w:val="0"/>
-        </w:rPr>
-        <w:t xml:space="preserve">▪ Рабочий на Линии – Пищевые Фабрики в UK</w:t>
-      </w:r>
-      <w:r>
-        <w:rPr>
-          <w:rtl w:val="0"/>
-        </w:rPr>
-      </w:r>
-    </w:p>
-    <w:p>
-      <w:pPr>
-        <w:keepNext w:val="0"/>
-        <w:keepLines w:val="0"/>
-        <w:pageBreakBefore w:val="0"/>
-        <w:widowControl w:val="0"/>
-        <w:pBdr>
-          <w:top w:space="0" w:sz="0" w:val="nil"/>
-          <w:left w:space="0" w:sz="0" w:val="nil"/>
-          <w:bottom w:space="0" w:sz="0" w:val="nil"/>
-          <w:right w:space="0" w:sz="0" w:val="nil"/>
-          <w:between w:space="0" w:sz="0" w:val="nil"/>
-        </w:pBdr>
-        <w:shd w:fill="auto" w:val="clear"/>
-        <w:spacing w:after="0" w:before="0" w:line="240" w:lineRule="auto"/>
-        <w:ind w:left="0" w:right="0" w:firstLine="0"/>
-        <w:jc w:val="both"/>
-        <w:rPr>
-          <w:rFonts w:ascii="Open Sans" w:cs="Open Sans" w:eastAsia="Open Sans" w:hAnsi="Open Sans"/>
-          <w:b w:val="0"/>
-          <w:bCs w:val="0"/>
-          <w:i w:val="0"/>
-          <w:iCs w:val="0"/>
-          <w:smallCaps w:val="0"/>
-          <w:strike w:val="0"/>
-          <w:color w:val="000000"/>
-          <w:sz w:val="20"/>
-          <w:szCs w:val="20"/>
-          <w:u w:val="none"/>
-          <w:shd w:fill="auto" w:val="clear"/>
-          <w:vertAlign w:val="baseline"/>
-        </w:rPr>
-      </w:pPr>
-      <w:r>
-        <w:rPr>
-          <w:rFonts w:ascii="Times New Roman" w:cs="Times New Roman" w:eastAsia="Times New Roman" w:hAnsi="Times New Roman"/>
-          <w:b w:val="1"/>
-          <w:bCs w:val="1"/>
-          <w:i w:val="0"/>
-          <w:iCs w:val="0"/>
-          <w:smallCaps w:val="0"/>
-          <w:strike w:val="0"/>
-          <w:color w:val="000000"/>
-          <w:sz w:val="24"/>
-          <w:szCs w:val="24"/>
-          <w:u w:val="none"/>
-          <w:shd w:fill="auto" w:val="clear"/>
-          <w:vertAlign w:val="baseline"/>
-          <w:rtl w:val="0"/>
-        </w:rPr>
-        <w:t xml:space="preserve">Январь 2008 – Март 2009</w:t>
-      </w:r>
-      <w:r>
-        <w:rPr>
-          <w:rtl w:val="0"/>
-        </w:rPr>
-      </w:r>
-    </w:p>
-    <w:p>
-      <w:pPr>
-        <w:keepNext w:val="0"/>
-        <w:keepLines w:val="0"/>
-        <w:pageBreakBefore w:val="0"/>
-        <w:widowControl w:val="0"/>
-        <w:pBdr>
-          <w:top w:space="0" w:sz="0" w:val="nil"/>
-          <w:left w:space="0" w:sz="0" w:val="nil"/>
-          <w:bottom w:space="0" w:sz="0" w:val="nil"/>
-          <w:right w:space="0" w:sz="0" w:val="nil"/>
-          <w:between w:space="0" w:sz="0" w:val="nil"/>
-        </w:pBdr>
-        <w:shd w:fill="auto" w:val="clear"/>
-        <w:spacing w:after="0" w:before="0" w:line="240" w:lineRule="auto"/>
-        <w:ind w:left="0" w:right="0" w:firstLine="0"/>
-        <w:jc w:val="both"/>
-        <w:rPr>
-          <w:rFonts w:ascii="Times New Roman" w:cs="Times New Roman" w:eastAsia="Times New Roman" w:hAnsi="Times New Roman"/>
-          <w:b w:val="0"/>
-          <w:bCs w:val="0"/>
-          <w:i w:val="0"/>
-          <w:iCs w:val="0"/>
-          <w:smallCaps w:val="0"/>
-          <w:strike w:val="0"/>
-          <w:color w:val="000000"/>
-          <w:sz w:val="24"/>
-          <w:szCs w:val="24"/>
-          <w:u w:val="none"/>
-          <w:shd w:fill="auto" w:val="clear"/>
-          <w:vertAlign w:val="baseline"/>
-        </w:rPr>
-      </w:pPr>
-      <w:r>
-        <w:rPr>
-          <w:rtl w:val="0"/>
-        </w:rPr>
-      </w:r>
-    </w:p>
-    <w:p>
-      <w:pPr>
-        <w:keepNext w:val="0"/>
-        <w:keepLines w:val="0"/>
-        <w:pageBreakBefore w:val="0"/>
-        <w:widowControl w:val="0"/>
-        <w:pBdr>
-          <w:top w:space="0" w:sz="0" w:val="nil"/>
-          <w:left w:space="0" w:sz="0" w:val="nil"/>
-          <w:bottom w:space="0" w:sz="0" w:val="nil"/>
-          <w:right w:space="0" w:sz="0" w:val="nil"/>
-          <w:between w:space="0" w:sz="0" w:val="nil"/>
-        </w:pBdr>
-        <w:shd w:fill="auto" w:val="clear"/>
-        <w:spacing w:after="0" w:before="0" w:line="240" w:lineRule="auto"/>
-        <w:ind w:left="0" w:right="0" w:firstLine="0"/>
-        <w:jc w:val="both"/>
-        <w:rPr>
-          <w:rFonts w:ascii="Open Sans" w:cs="Open Sans" w:eastAsia="Open Sans" w:hAnsi="Open Sans"/>
-          <w:b w:val="0"/>
-          <w:bCs w:val="0"/>
-          <w:i w:val="0"/>
-          <w:iCs w:val="0"/>
-          <w:smallCaps w:val="0"/>
-          <w:strike w:val="0"/>
-          <w:color w:val="000000"/>
-          <w:sz w:val="20"/>
-          <w:szCs w:val="20"/>
-          <w:u w:val="none"/>
-          <w:shd w:fill="auto" w:val="clear"/>
-          <w:vertAlign w:val="baseline"/>
-        </w:rPr>
-      </w:pPr>
-      <w:r>
-        <w:rPr>
-          <w:rFonts w:ascii="Times New Roman" w:cs="Times New Roman" w:eastAsia="Times New Roman" w:hAnsi="Times New Roman"/>
-          <w:b w:val="0"/>
-          <w:bCs w:val="0"/>
-          <w:i w:val="0"/>
-          <w:iCs w:val="0"/>
-          <w:smallCaps w:val="0"/>
-          <w:strike w:val="0"/>
-          <w:color w:val="000000"/>
-          <w:sz w:val="24"/>
-          <w:szCs w:val="24"/>
-          <w:u w:val="none"/>
-          <w:shd w:fill="auto" w:val="clear"/>
-          <w:vertAlign w:val="baseline"/>
-          <w:rtl w:val="0"/>
-        </w:rPr>
-        <w:t xml:space="preserve">Работал как Рабочий на линии в Пищевых Фабриках, Boston, UK. Мои задачи были:</w:t>
-      </w:r>
-      <w:r>
-        <w:rPr>
-          <w:rtl w:val="0"/>
-        </w:rPr>
-      </w:r>
-    </w:p>
-    <w:p>
-      <w:pPr>
-        <w:keepNext w:val="0"/>
-        <w:keepLines w:val="0"/>
-        <w:pageBreakBefore w:val="0"/>
-        <w:widowControl w:val="0"/>
-        <w:numPr>
-          <w:ilvl w:val="0"/>
-          <w:numId w:val="3"/>
-        </w:numPr>
-        <w:pBdr>
-          <w:top w:space="0" w:sz="0" w:val="nil"/>
-          <w:left w:space="0" w:sz="0" w:val="nil"/>
-          <w:bottom w:space="0" w:sz="0" w:val="nil"/>
-          <w:right w:space="0" w:sz="0" w:val="nil"/>
-          <w:between w:space="0" w:sz="0" w:val="nil"/>
-        </w:pBdr>
-        <w:shd w:fill="auto" w:val="clear"/>
-        <w:spacing w:after="0" w:before="0" w:line="240" w:lineRule="auto"/>
-        <w:ind w:left="0" w:right="0" w:firstLine="0"/>
-        <w:jc w:val="both"/>
-        <w:rPr>
-          <w:rFonts w:ascii="Open Sans" w:cs="Open Sans" w:eastAsia="Open Sans" w:hAnsi="Open Sans"/>
-          <w:b w:val="0"/>
-          <w:bCs w:val="0"/>
-          <w:i w:val="0"/>
-          <w:iCs w:val="0"/>
-          <w:smallCaps w:val="0"/>
-          <w:strike w:val="0"/>
-          <w:color w:val="000000"/>
-          <w:sz w:val="20"/>
-          <w:szCs w:val="20"/>
-          <w:u w:val="none"/>
-          <w:shd w:fill="auto" w:val="clear"/>
-          <w:vertAlign w:val="baseline"/>
-        </w:rPr>
-      </w:pPr>
-      <w:r>
-        <w:rPr>
-          <w:rFonts w:ascii="Times New Roman" w:cs="Times New Roman" w:eastAsia="Times New Roman" w:hAnsi="Times New Roman"/>
-          <w:b w:val="0"/>
-          <w:bCs w:val="0"/>
-          <w:i w:val="0"/>
-          <w:iCs w:val="0"/>
-          <w:smallCaps w:val="0"/>
-          <w:strike w:val="0"/>
-          <w:color w:val="000000"/>
-          <w:sz w:val="24"/>
-          <w:szCs w:val="24"/>
-          <w:u w:val="none"/>
-          <w:shd w:fill="auto" w:val="clear"/>
-          <w:vertAlign w:val="baseline"/>
-          <w:rtl w:val="0"/>
-        </w:rPr>
-        <w:t xml:space="preserve">Работа на линии.</w:t>
-      </w:r>
-      <w:r>
-        <w:rPr>
-          <w:rtl w:val="0"/>
-        </w:rPr>
-      </w:r>
-    </w:p>
-    <w:p>
-      <w:pPr>
-        <w:keepNext w:val="0"/>
-        <w:keepLines w:val="0"/>
-        <w:pageBreakBefore w:val="0"/>
-        <w:widowControl w:val="0"/>
-        <w:numPr>
-          <w:ilvl w:val="0"/>
-          <w:numId w:val="3"/>
-        </w:numPr>
-        <w:pBdr>
-          <w:top w:space="0" w:sz="0" w:val="nil"/>
-          <w:left w:space="0" w:sz="0" w:val="nil"/>
-          <w:bottom w:space="0" w:sz="0" w:val="nil"/>
-          <w:right w:space="0" w:sz="0" w:val="nil"/>
-          <w:between w:space="0" w:sz="0" w:val="nil"/>
-        </w:pBdr>
-        <w:shd w:fill="auto" w:val="clear"/>
-        <w:spacing w:after="0" w:before="0" w:line="240" w:lineRule="auto"/>
-        <w:ind w:left="0" w:right="0" w:firstLine="0"/>
-        <w:jc w:val="both"/>
-        <w:rPr>
-          <w:rFonts w:ascii="Open Sans" w:cs="Open Sans" w:eastAsia="Open Sans" w:hAnsi="Open Sans"/>
-          <w:b w:val="0"/>
-          <w:bCs w:val="0"/>
-          <w:i w:val="0"/>
-          <w:iCs w:val="0"/>
-          <w:smallCaps w:val="0"/>
-          <w:strike w:val="0"/>
-          <w:color w:val="000000"/>
-          <w:sz w:val="20"/>
-          <w:szCs w:val="20"/>
-          <w:u w:val="none"/>
-          <w:shd w:fill="auto" w:val="clear"/>
-          <w:vertAlign w:val="baseline"/>
-        </w:rPr>
-      </w:pPr>
-      <w:r>
-        <w:rPr>
-          <w:rFonts w:ascii="Times New Roman" w:cs="Times New Roman" w:eastAsia="Times New Roman" w:hAnsi="Times New Roman"/>
-          <w:b w:val="0"/>
-          <w:bCs w:val="0"/>
-          <w:i w:val="0"/>
-          <w:iCs w:val="0"/>
-          <w:smallCaps w:val="0"/>
-          <w:strike w:val="0"/>
-          <w:color w:val="000000"/>
-          <w:sz w:val="24"/>
-          <w:szCs w:val="24"/>
-          <w:u w:val="none"/>
-          <w:shd w:fill="auto" w:val="clear"/>
-          <w:vertAlign w:val="baseline"/>
-          <w:rtl w:val="0"/>
-        </w:rPr>
-        <w:t xml:space="preserve">40 Часов в неделю.</w:t>
-      </w:r>
-      <w:r>
-        <w:rPr>
-          <w:rtl w:val="0"/>
-        </w:rPr>
-      </w:r>
-    </w:p>
-    <w:p>
-      <w:pPr>
-        <w:keepNext w:val="0"/>
-        <w:keepLines w:val="0"/>
-        <w:pageBreakBefore w:val="0"/>
-        <w:widowControl w:val="0"/>
-        <w:numPr>
-          <w:ilvl w:val="0"/>
-          <w:numId w:val="3"/>
-        </w:numPr>
-        <w:pBdr>
-          <w:top w:space="0" w:sz="0" w:val="nil"/>
-          <w:left w:space="0" w:sz="0" w:val="nil"/>
-          <w:bottom w:space="0" w:sz="0" w:val="nil"/>
-          <w:right w:space="0" w:sz="0" w:val="nil"/>
-          <w:between w:space="0" w:sz="0" w:val="nil"/>
-        </w:pBdr>
-        <w:shd w:fill="auto" w:val="clear"/>
-        <w:spacing w:after="0" w:before="0" w:line="240" w:lineRule="auto"/>
-        <w:ind w:left="0" w:right="0" w:firstLine="0"/>
-        <w:jc w:val="both"/>
-        <w:rPr>
-          <w:rFonts w:ascii="Open Sans" w:cs="Open Sans" w:eastAsia="Open Sans" w:hAnsi="Open Sans"/>
-          <w:b w:val="0"/>
-          <w:bCs w:val="0"/>
-          <w:i w:val="0"/>
-          <w:iCs w:val="0"/>
-          <w:smallCaps w:val="0"/>
-          <w:strike w:val="0"/>
-          <w:color w:val="000000"/>
-          <w:sz w:val="20"/>
-          <w:szCs w:val="20"/>
-          <w:u w:val="none"/>
-          <w:shd w:fill="auto" w:val="clear"/>
-          <w:vertAlign w:val="baseline"/>
-        </w:rPr>
-      </w:pPr>
-      <w:r>
-        <w:rPr>
-          <w:rFonts w:ascii="Times New Roman" w:cs="Times New Roman" w:eastAsia="Times New Roman" w:hAnsi="Times New Roman"/>
-          <w:b w:val="0"/>
-          <w:bCs w:val="0"/>
-          <w:i w:val="0"/>
-          <w:iCs w:val="0"/>
-          <w:smallCaps w:val="0"/>
-          <w:strike w:val="0"/>
-          <w:color w:val="000000"/>
-          <w:sz w:val="24"/>
-          <w:szCs w:val="24"/>
-          <w:u w:val="none"/>
-          <w:shd w:fill="auto" w:val="clear"/>
-          <w:vertAlign w:val="baseline"/>
-          <w:rtl w:val="0"/>
-        </w:rPr>
-        <w:t xml:space="preserve">После Переехал в Таллинн.</w:t>
-      </w:r>
-      <w:r>
-        <w:rPr>
-          <w:rtl w:val="0"/>
-        </w:rPr>
-      </w:r>
-    </w:p>
-    <w:p>
-      <w:pPr>
-        <w:keepNext w:val="0"/>
-        <w:keepLines w:val="0"/>
-        <w:pageBreakBefore w:val="0"/>
-        <w:widowControl w:val="0"/>
-        <w:pBdr>
-          <w:top w:space="0" w:sz="0" w:val="nil"/>
-          <w:left w:space="0" w:sz="0" w:val="nil"/>
-          <w:bottom w:space="0" w:sz="0" w:val="nil"/>
-          <w:right w:space="0" w:sz="0" w:val="nil"/>
-          <w:between w:space="0" w:sz="0" w:val="nil"/>
-        </w:pBdr>
-        <w:shd w:fill="auto" w:val="clear"/>
-        <w:spacing w:after="0" w:before="0" w:line="240" w:lineRule="auto"/>
-        <w:ind w:left="0" w:right="0" w:firstLine="0"/>
-        <w:jc w:val="left"/>
-        <w:rPr>
-          <w:rFonts w:ascii="Times New Roman" w:cs="Times New Roman" w:eastAsia="Times New Roman" w:hAnsi="Times New Roman"/>
-          <w:b w:val="0"/>
-          <w:bCs w:val="0"/>
-          <w:i w:val="0"/>
-          <w:iCs w:val="0"/>
-          <w:smallCaps w:val="0"/>
-          <w:strike w:val="0"/>
-          <w:color w:val="000000"/>
-          <w:sz w:val="24"/>
-          <w:szCs w:val="24"/>
-          <w:u w:val="none"/>
-          <w:shd w:fill="auto" w:val="clear"/>
-          <w:vertAlign w:val="baseline"/>
-        </w:rPr>
-      </w:pPr>
-      <w:r>
-        <w:rPr>
-          <w:rtl w:val="0"/>
-        </w:rPr>
-      </w:r>
-    </w:p>
-    <w:p>
-      <w:pPr>
-        <w:keepNext w:val="0"/>
-        <w:keepLines w:val="0"/>
-        <w:pageBreakBefore w:val="0"/>
-        <w:widowControl w:val="0"/>
-        <w:pBdr>
-          <w:top w:space="0" w:sz="0" w:val="nil"/>
-          <w:left w:space="0" w:sz="0" w:val="nil"/>
-          <w:bottom w:space="0" w:sz="0" w:val="nil"/>
-          <w:right w:space="0" w:sz="0" w:val="nil"/>
-          <w:between w:space="0" w:sz="0" w:val="nil"/>
-        </w:pBdr>
-        <w:shd w:fill="auto" w:val="clear"/>
-        <w:spacing w:after="0" w:before="0" w:line="240" w:lineRule="auto"/>
-        <w:ind w:left="0" w:right="0" w:firstLine="0"/>
-        <w:jc w:val="both"/>
-        <w:rPr>
-          <w:rFonts w:ascii="Times New Roman" w:cs="Times New Roman" w:eastAsia="Times New Roman" w:hAnsi="Times New Roman"/>
-          <w:b w:val="0"/>
-          <w:bCs w:val="0"/>
-          <w:i w:val="0"/>
-          <w:iCs w:val="0"/>
-          <w:smallCaps w:val="0"/>
-          <w:strike w:val="0"/>
-          <w:color w:val="000000"/>
-          <w:sz w:val="24"/>
-          <w:szCs w:val="24"/>
-          <w:u w:val="none"/>
-          <w:shd w:fill="auto" w:val="clear"/>
-          <w:vertAlign w:val="baseline"/>
-        </w:rPr>
-      </w:pPr>
-      <w:r>
-        <w:rPr>
-          <w:rtl w:val="0"/>
-        </w:rPr>
-      </w:r>
-    </w:p>
-    <w:p>
-      <w:pPr>
-        <w:keepNext w:val="0"/>
-        <w:keepLines w:val="0"/>
-        <w:pageBreakBefore w:val="0"/>
-        <w:widowControl w:val="0"/>
-        <w:pBdr>
-          <w:top w:space="0" w:sz="0" w:val="nil"/>
-          <w:left w:space="0" w:sz="0" w:val="nil"/>
-          <w:bottom w:space="0" w:sz="0" w:val="nil"/>
-          <w:right w:space="0" w:sz="0" w:val="nil"/>
-          <w:between w:space="0" w:sz="0" w:val="nil"/>
-        </w:pBdr>
-        <w:shd w:fill="auto" w:val="clear"/>
-        <w:spacing w:after="0" w:before="0" w:line="240" w:lineRule="auto"/>
-        <w:ind w:left="0" w:right="0" w:firstLine="0"/>
-        <w:jc w:val="both"/>
-        <w:rPr>
-          <w:rFonts w:ascii="Open Sans" w:cs="Open Sans" w:eastAsia="Open Sans" w:hAnsi="Open Sans"/>
-          <w:b w:val="0"/>
-          <w:bCs w:val="0"/>
-          <w:i w:val="0"/>
-          <w:iCs w:val="0"/>
-          <w:smallCaps w:val="0"/>
-          <w:strike w:val="0"/>
-          <w:color w:val="000000"/>
-          <w:sz w:val="20"/>
-          <w:szCs w:val="20"/>
-          <w:u w:val="none"/>
-          <w:shd w:fill="auto" w:val="clear"/>
-          <w:vertAlign w:val="baseline"/>
-        </w:rPr>
-      </w:pPr>
-      <w:r>
-        <w:rPr>
-          <w:rFonts w:ascii="Times New Roman" w:cs="Times New Roman" w:eastAsia="Times New Roman" w:hAnsi="Times New Roman"/>
-          <w:b w:val="1"/>
-          <w:bCs w:val="1"/>
-          <w:i w:val="0"/>
-          <w:iCs w:val="0"/>
-          <w:smallCaps w:val="0"/>
-          <w:strike w:val="0"/>
-          <w:color w:val="000000"/>
-          <w:sz w:val="24"/>
-          <w:szCs w:val="24"/>
-          <w:u w:val="none"/>
-          <w:shd w:fill="auto" w:val="clear"/>
-          <w:vertAlign w:val="baseline"/>
-          <w:rtl w:val="0"/>
-        </w:rPr>
-        <w:t xml:space="preserve">▪ PHP Разработчик – Titanium Systems</w:t>
-      </w:r>
-      <w:r>
-        <w:rPr>
-          <w:rtl w:val="0"/>
-        </w:rPr>
-      </w:r>
-    </w:p>
-    <w:p>
-      <w:pPr>
-        <w:keepNext w:val="0"/>
-        <w:keepLines w:val="0"/>
-        <w:pageBreakBefore w:val="0"/>
-        <w:widowControl w:val="0"/>
-        <w:pBdr>
-          <w:top w:space="0" w:sz="0" w:val="nil"/>
-          <w:left w:space="0" w:sz="0" w:val="nil"/>
-          <w:bottom w:space="0" w:sz="0" w:val="nil"/>
-          <w:right w:space="0" w:sz="0" w:val="nil"/>
-          <w:between w:space="0" w:sz="0" w:val="nil"/>
-        </w:pBdr>
-        <w:shd w:fill="auto" w:val="clear"/>
-        <w:spacing w:after="0" w:before="0" w:line="240" w:lineRule="auto"/>
-        <w:ind w:left="0" w:right="0" w:firstLine="0"/>
-        <w:jc w:val="both"/>
-        <w:rPr>
-          <w:rFonts w:ascii="Open Sans" w:cs="Open Sans" w:eastAsia="Open Sans" w:hAnsi="Open Sans"/>
-          <w:b w:val="0"/>
-          <w:bCs w:val="0"/>
-          <w:i w:val="0"/>
-          <w:iCs w:val="0"/>
-          <w:smallCaps w:val="0"/>
-          <w:strike w:val="0"/>
-          <w:color w:val="000000"/>
-          <w:sz w:val="20"/>
-          <w:szCs w:val="20"/>
-          <w:u w:val="none"/>
-          <w:shd w:fill="auto" w:val="clear"/>
-          <w:vertAlign w:val="baseline"/>
-        </w:rPr>
-      </w:pPr>
-      <w:r>
-        <w:rPr>
-          <w:rFonts w:ascii="Times New Roman" w:cs="Times New Roman" w:eastAsia="Times New Roman" w:hAnsi="Times New Roman"/>
-          <w:b w:val="1"/>
-          <w:bCs w:val="1"/>
-          <w:i w:val="0"/>
-          <w:iCs w:val="0"/>
-          <w:smallCaps w:val="0"/>
-          <w:strike w:val="0"/>
-          <w:color w:val="000000"/>
-          <w:sz w:val="24"/>
-          <w:szCs w:val="24"/>
-          <w:u w:val="none"/>
-          <w:shd w:fill="auto" w:val="clear"/>
-          <w:vertAlign w:val="baseline"/>
-          <w:rtl w:val="0"/>
-        </w:rPr>
-        <w:t xml:space="preserve">Ноябрь 2006 – Декабрь 2007</w:t>
-      </w:r>
-      <w:r>
-        <w:rPr>
-          <w:rtl w:val="0"/>
-        </w:rPr>
-      </w:r>
-    </w:p>
-    <w:p>
-      <w:pPr>
-        <w:keepNext w:val="0"/>
-        <w:keepLines w:val="0"/>
-        <w:pageBreakBefore w:val="0"/>
-        <w:widowControl w:val="0"/>
-        <w:pBdr>
-          <w:top w:space="0" w:sz="0" w:val="nil"/>
-          <w:left w:space="0" w:sz="0" w:val="nil"/>
-          <w:bottom w:space="0" w:sz="0" w:val="nil"/>
-          <w:right w:space="0" w:sz="0" w:val="nil"/>
-          <w:between w:space="0" w:sz="0" w:val="nil"/>
-        </w:pBdr>
-        <w:shd w:fill="auto" w:val="clear"/>
-        <w:spacing w:after="0" w:before="0" w:line="240" w:lineRule="auto"/>
-        <w:ind w:left="0" w:right="0" w:firstLine="0"/>
-        <w:jc w:val="both"/>
-        <w:rPr>
-          <w:rFonts w:ascii="Times New Roman" w:cs="Times New Roman" w:eastAsia="Times New Roman" w:hAnsi="Times New Roman"/>
-          <w:b w:val="0"/>
-          <w:bCs w:val="0"/>
-          <w:i w:val="0"/>
-          <w:iCs w:val="0"/>
-          <w:smallCaps w:val="0"/>
-          <w:strike w:val="0"/>
-          <w:color w:val="000000"/>
-          <w:sz w:val="24"/>
-          <w:szCs w:val="24"/>
-          <w:u w:val="none"/>
-          <w:shd w:fill="auto" w:val="clear"/>
-          <w:vertAlign w:val="baseline"/>
-        </w:rPr>
-      </w:pPr>
-      <w:r>
-        <w:rPr>
-          <w:rtl w:val="0"/>
-        </w:rPr>
-      </w:r>
-    </w:p>
-    <w:p>
-      <w:pPr>
-        <w:keepNext w:val="0"/>
-        <w:keepLines w:val="0"/>
-        <w:pageBreakBefore w:val="0"/>
-        <w:widowControl w:val="0"/>
-        <w:pBdr>
-          <w:top w:space="0" w:sz="0" w:val="nil"/>
-          <w:left w:space="0" w:sz="0" w:val="nil"/>
-          <w:bottom w:space="0" w:sz="0" w:val="nil"/>
-          <w:right w:space="0" w:sz="0" w:val="nil"/>
-          <w:between w:space="0" w:sz="0" w:val="nil"/>
-        </w:pBdr>
-        <w:shd w:fill="auto" w:val="clear"/>
-        <w:spacing w:after="0" w:before="0" w:line="240" w:lineRule="auto"/>
-        <w:ind w:left="0" w:right="0" w:firstLine="0"/>
-        <w:jc w:val="both"/>
-        <w:rPr>
-          <w:rFonts w:ascii="Open Sans" w:cs="Open Sans" w:eastAsia="Open Sans" w:hAnsi="Open Sans"/>
-          <w:b w:val="0"/>
-          <w:bCs w:val="0"/>
-          <w:i w:val="0"/>
-          <w:iCs w:val="0"/>
-          <w:smallCaps w:val="0"/>
-          <w:strike w:val="0"/>
-          <w:color w:val="000000"/>
-          <w:sz w:val="20"/>
-          <w:szCs w:val="20"/>
-          <w:u w:val="none"/>
-          <w:shd w:fill="auto" w:val="clear"/>
-          <w:vertAlign w:val="baseline"/>
-        </w:rPr>
-      </w:pPr>
-      <w:r>
-        <w:rPr>
-          <w:rFonts w:ascii="Times New Roman" w:cs="Times New Roman" w:eastAsia="Times New Roman" w:hAnsi="Times New Roman"/>
-          <w:b w:val="0"/>
-          <w:bCs w:val="0"/>
-          <w:i w:val="0"/>
-          <w:iCs w:val="0"/>
-          <w:smallCaps w:val="0"/>
-          <w:strike w:val="0"/>
-          <w:color w:val="000000"/>
-          <w:sz w:val="24"/>
-          <w:szCs w:val="24"/>
-          <w:u w:val="none"/>
-          <w:shd w:fill="auto" w:val="clear"/>
-          <w:vertAlign w:val="baseline"/>
-          <w:rtl w:val="0"/>
-        </w:rPr>
-        <w:t xml:space="preserve">В 2006 работал как PHP Разработчик в Titanium Systems, Estonia.</w:t>
-      </w:r>
-      <w:r>
-        <w:rPr>
-          <w:rtl w:val="0"/>
-        </w:rPr>
-      </w:r>
-    </w:p>
-    <w:p>
-      <w:pPr>
-        <w:keepNext w:val="0"/>
-        <w:keepLines w:val="0"/>
-        <w:pageBreakBefore w:val="0"/>
-        <w:widowControl w:val="0"/>
-        <w:numPr>
-          <w:ilvl w:val="0"/>
-          <w:numId w:val="4"/>
-        </w:numPr>
-        <w:pBdr>
-          <w:top w:space="0" w:sz="0" w:val="nil"/>
-          <w:left w:space="0" w:sz="0" w:val="nil"/>
-          <w:bottom w:space="0" w:sz="0" w:val="nil"/>
-          <w:right w:space="0" w:sz="0" w:val="nil"/>
-          <w:between w:space="0" w:sz="0" w:val="nil"/>
-        </w:pBdr>
-        <w:shd w:fill="auto" w:val="clear"/>
-        <w:spacing w:after="0" w:before="0" w:line="240" w:lineRule="auto"/>
-        <w:ind w:left="0" w:right="0" w:firstLine="0"/>
-        <w:jc w:val="both"/>
-        <w:rPr>
-          <w:rFonts w:ascii="Open Sans" w:cs="Open Sans" w:eastAsia="Open Sans" w:hAnsi="Open Sans"/>
-          <w:b w:val="0"/>
-          <w:bCs w:val="0"/>
-          <w:i w:val="0"/>
-          <w:iCs w:val="0"/>
-          <w:smallCaps w:val="0"/>
-          <w:strike w:val="0"/>
-          <w:color w:val="000000"/>
-          <w:sz w:val="20"/>
-          <w:szCs w:val="20"/>
-          <w:u w:val="none"/>
-          <w:shd w:fill="auto" w:val="clear"/>
-          <w:vertAlign w:val="baseline"/>
-        </w:rPr>
-      </w:pPr>
-      <w:r>
-        <w:rPr>
-          <w:rFonts w:ascii="Times New Roman" w:cs="Times New Roman" w:eastAsia="Times New Roman" w:hAnsi="Times New Roman"/>
-          <w:b w:val="0"/>
-          <w:bCs w:val="0"/>
-          <w:i w:val="0"/>
-          <w:iCs w:val="0"/>
-          <w:smallCaps w:val="0"/>
-          <w:strike w:val="0"/>
-          <w:color w:val="000000"/>
-          <w:sz w:val="24"/>
-          <w:szCs w:val="24"/>
-          <w:u w:val="none"/>
-          <w:shd w:fill="auto" w:val="clear"/>
-          <w:vertAlign w:val="baseline"/>
-          <w:rtl w:val="0"/>
-        </w:rPr>
-        <w:t xml:space="preserve">Был ответственен за Разработку Административного Back-End Интернет-Страницы Аренды машин.</w:t>
-      </w:r>
-      <w:r>
-        <w:rPr>
-          <w:rtl w:val="0"/>
-        </w:rPr>
-      </w:r>
-    </w:p>
-    <w:p>
-      <w:pPr>
-        <w:keepNext w:val="0"/>
-        <w:keepLines w:val="0"/>
-        <w:pageBreakBefore w:val="0"/>
-        <w:widowControl w:val="0"/>
-        <w:numPr>
-          <w:ilvl w:val="0"/>
-          <w:numId w:val="4"/>
-        </w:numPr>
-        <w:pBdr>
-          <w:top w:space="0" w:sz="0" w:val="nil"/>
-          <w:left w:space="0" w:sz="0" w:val="nil"/>
-          <w:bottom w:space="0" w:sz="0" w:val="nil"/>
-          <w:right w:space="0" w:sz="0" w:val="nil"/>
-          <w:between w:space="0" w:sz="0" w:val="nil"/>
-        </w:pBdr>
-        <w:shd w:fill="auto" w:val="clear"/>
-        <w:spacing w:after="0" w:before="0" w:line="240" w:lineRule="auto"/>
-        <w:ind w:left="0" w:right="0" w:firstLine="0"/>
-        <w:jc w:val="both"/>
-        <w:rPr>
-          <w:rFonts w:ascii="Open Sans" w:cs="Open Sans" w:eastAsia="Open Sans" w:hAnsi="Open Sans"/>
-          <w:b w:val="0"/>
-          <w:bCs w:val="0"/>
-          <w:i w:val="0"/>
-          <w:iCs w:val="0"/>
-          <w:smallCaps w:val="0"/>
-          <w:strike w:val="0"/>
-          <w:color w:val="000000"/>
-          <w:sz w:val="20"/>
-          <w:szCs w:val="20"/>
-          <w:u w:val="none"/>
-          <w:shd w:fill="auto" w:val="clear"/>
-          <w:vertAlign w:val="baseline"/>
-        </w:rPr>
-      </w:pPr>
-      <w:r>
-        <w:rPr>
-          <w:rFonts w:ascii="Times New Roman" w:cs="Times New Roman" w:eastAsia="Times New Roman" w:hAnsi="Times New Roman"/>
-          <w:b w:val="0"/>
-          <w:bCs w:val="0"/>
-          <w:i w:val="0"/>
-          <w:iCs w:val="0"/>
-          <w:smallCaps w:val="0"/>
-          <w:strike w:val="0"/>
-          <w:color w:val="000000"/>
-          <w:sz w:val="24"/>
-          <w:szCs w:val="24"/>
-          <w:u w:val="none"/>
-          <w:shd w:fill="auto" w:val="clear"/>
-          <w:vertAlign w:val="baseline"/>
-          <w:rtl w:val="0"/>
-        </w:rPr>
-        <w:t xml:space="preserve">Протестировал Разрабатываемое ПО.</w:t>
-      </w:r>
-      <w:r>
-        <w:rPr>
-          <w:rtl w:val="0"/>
-        </w:rPr>
-      </w:r>
-    </w:p>
-    <w:p>
-      <w:pPr>
-        <w:keepNext w:val="0"/>
-        <w:keepLines w:val="0"/>
-        <w:pageBreakBefore w:val="0"/>
-        <w:widowControl w:val="0"/>
-        <w:pBdr>
-          <w:top w:space="0" w:sz="0" w:val="nil"/>
-          <w:left w:space="0" w:sz="0" w:val="nil"/>
-          <w:bottom w:space="0" w:sz="0" w:val="nil"/>
-          <w:right w:space="0" w:sz="0" w:val="nil"/>
-          <w:between w:space="0" w:sz="0" w:val="nil"/>
-        </w:pBdr>
-        <w:shd w:fill="auto" w:val="clear"/>
-        <w:spacing w:after="0" w:before="0" w:line="240" w:lineRule="auto"/>
-        <w:ind w:left="0" w:right="0" w:firstLine="0"/>
-        <w:jc w:val="both"/>
-        <w:rPr>
-          <w:rFonts w:ascii="Times New Roman" w:cs="Times New Roman" w:eastAsia="Times New Roman" w:hAnsi="Times New Roman"/>
-          <w:b w:val="0"/>
-          <w:bCs w:val="0"/>
-          <w:i w:val="0"/>
-          <w:iCs w:val="0"/>
-          <w:smallCaps w:val="0"/>
-          <w:strike w:val="0"/>
-          <w:color w:val="000000"/>
-          <w:sz w:val="24"/>
-          <w:szCs w:val="24"/>
-          <w:u w:val="none"/>
-          <w:shd w:fill="auto" w:val="clear"/>
-          <w:vertAlign w:val="baseline"/>
-        </w:rPr>
-      </w:pPr>
-      <w:r>
-        <w:rPr>
-          <w:rtl w:val="0"/>
-        </w:rPr>
-      </w:r>
-    </w:p>
-    <w:p>
-      <w:pPr>
-        <w:keepNext w:val="0"/>
-        <w:keepLines w:val="0"/>
-        <w:pageBreakBefore w:val="0"/>
-        <w:widowControl w:val="0"/>
-        <w:pBdr>
-          <w:top w:space="0" w:sz="0" w:val="nil"/>
-          <w:left w:space="0" w:sz="0" w:val="nil"/>
-          <w:bottom w:space="0" w:sz="0" w:val="nil"/>
-          <w:right w:space="0" w:sz="0" w:val="nil"/>
-          <w:between w:space="0" w:sz="0" w:val="nil"/>
-        </w:pBdr>
-        <w:shd w:fill="auto" w:val="clear"/>
-        <w:spacing w:after="0" w:before="0" w:line="240" w:lineRule="auto"/>
-        <w:ind w:left="0" w:right="0" w:firstLine="0"/>
-        <w:jc w:val="both"/>
-        <w:rPr>
-          <w:rFonts w:ascii="Open Sans" w:cs="Open Sans" w:eastAsia="Open Sans" w:hAnsi="Open Sans"/>
-          <w:b w:val="0"/>
-          <w:bCs w:val="0"/>
-          <w:i w:val="0"/>
-          <w:iCs w:val="0"/>
-          <w:smallCaps w:val="0"/>
-          <w:strike w:val="0"/>
-          <w:color w:val="000000"/>
-          <w:sz w:val="20"/>
-          <w:szCs w:val="20"/>
-          <w:u w:val="none"/>
-          <w:shd w:fill="auto" w:val="clear"/>
-          <w:vertAlign w:val="baseline"/>
-        </w:rPr>
-      </w:pPr>
-      <w:r>
-        <w:rPr>
-          <w:rFonts w:ascii="Times New Roman" w:cs="Times New Roman" w:eastAsia="Times New Roman" w:hAnsi="Times New Roman"/>
-          <w:b w:val="1"/>
-          <w:bCs w:val="1"/>
-          <w:i w:val="0"/>
-          <w:iCs w:val="0"/>
-          <w:smallCaps w:val="0"/>
-          <w:strike w:val="0"/>
-          <w:color w:val="000000"/>
-          <w:sz w:val="24"/>
-          <w:szCs w:val="24"/>
-          <w:u w:val="none"/>
-          <w:shd w:fill="auto" w:val="clear"/>
-          <w:vertAlign w:val="baseline"/>
-          <w:rtl w:val="0"/>
-        </w:rPr>
-        <w:t xml:space="preserve">▪ Обрабртка Изображений – Evotec Technologies</w:t>
-      </w:r>
-      <w:r>
-        <w:rPr>
-          <w:rtl w:val="0"/>
-        </w:rPr>
-      </w:r>
-    </w:p>
-    <w:p>
-      <w:pPr>
-        <w:keepNext w:val="0"/>
-        <w:keepLines w:val="0"/>
-        <w:pageBreakBefore w:val="0"/>
-        <w:widowControl w:val="0"/>
-        <w:pBdr>
-          <w:top w:space="0" w:sz="0" w:val="nil"/>
-          <w:left w:space="0" w:sz="0" w:val="nil"/>
-          <w:bottom w:space="0" w:sz="0" w:val="nil"/>
-          <w:right w:space="0" w:sz="0" w:val="nil"/>
-          <w:between w:space="0" w:sz="0" w:val="nil"/>
-        </w:pBdr>
-        <w:shd w:fill="auto" w:val="clear"/>
-        <w:spacing w:after="0" w:before="0" w:line="240" w:lineRule="auto"/>
-        <w:ind w:left="0" w:right="0" w:firstLine="0"/>
-        <w:jc w:val="both"/>
-        <w:rPr>
-          <w:rFonts w:ascii="Open Sans" w:cs="Open Sans" w:eastAsia="Open Sans" w:hAnsi="Open Sans"/>
-          <w:b w:val="0"/>
-          <w:bCs w:val="0"/>
-          <w:i w:val="0"/>
-          <w:iCs w:val="0"/>
-          <w:smallCaps w:val="0"/>
-          <w:strike w:val="0"/>
-          <w:color w:val="000000"/>
-          <w:sz w:val="20"/>
-          <w:szCs w:val="20"/>
-          <w:u w:val="none"/>
-          <w:shd w:fill="auto" w:val="clear"/>
-          <w:vertAlign w:val="baseline"/>
-        </w:rPr>
-      </w:pPr>
-      <w:r>
-        <w:rPr>
-          <w:rFonts w:ascii="Times New Roman" w:cs="Times New Roman" w:eastAsia="Times New Roman" w:hAnsi="Times New Roman"/>
-          <w:b w:val="1"/>
-          <w:bCs w:val="1"/>
-          <w:i w:val="0"/>
-          <w:iCs w:val="0"/>
-          <w:smallCaps w:val="0"/>
-          <w:strike w:val="0"/>
-          <w:color w:val="000000"/>
-          <w:sz w:val="24"/>
-          <w:szCs w:val="24"/>
-          <w:u w:val="none"/>
-          <w:shd w:fill="auto" w:val="clear"/>
-          <w:vertAlign w:val="baseline"/>
-          <w:rtl w:val="0"/>
-        </w:rPr>
-        <w:t xml:space="preserve">Декабрь 2003 – Май 2006</w:t>
-      </w:r>
-      <w:r>
-        <w:rPr>
-          <w:rtl w:val="0"/>
-        </w:rPr>
-      </w:r>
-    </w:p>
-    <w:p>
-      <w:pPr>
-        <w:keepNext w:val="0"/>
-        <w:keepLines w:val="0"/>
-        <w:pageBreakBefore w:val="0"/>
-        <w:widowControl w:val="0"/>
-        <w:pBdr>
-          <w:top w:space="0" w:sz="0" w:val="nil"/>
-          <w:left w:space="0" w:sz="0" w:val="nil"/>
-          <w:bottom w:space="0" w:sz="0" w:val="nil"/>
-          <w:right w:space="0" w:sz="0" w:val="nil"/>
-          <w:between w:space="0" w:sz="0" w:val="nil"/>
-        </w:pBdr>
-        <w:shd w:fill="auto" w:val="clear"/>
-        <w:spacing w:after="0" w:before="0" w:line="240" w:lineRule="auto"/>
-        <w:ind w:left="0" w:right="0" w:firstLine="0"/>
-        <w:jc w:val="both"/>
-        <w:rPr>
-          <w:rFonts w:ascii="Times New Roman" w:cs="Times New Roman" w:eastAsia="Times New Roman" w:hAnsi="Times New Roman"/>
-          <w:b w:val="0"/>
-          <w:bCs w:val="0"/>
-          <w:i w:val="0"/>
-          <w:iCs w:val="0"/>
-          <w:smallCaps w:val="0"/>
-          <w:strike w:val="0"/>
-          <w:color w:val="000000"/>
-          <w:sz w:val="24"/>
-          <w:szCs w:val="24"/>
-          <w:u w:val="none"/>
-          <w:shd w:fill="auto" w:val="clear"/>
-          <w:vertAlign w:val="baseline"/>
-        </w:rPr>
-      </w:pPr>
-      <w:r>
-        <w:rPr>
-          <w:rtl w:val="0"/>
-        </w:rPr>
-      </w:r>
-    </w:p>
-    <w:p>
-      <w:pPr>
-        <w:keepNext w:val="0"/>
-        <w:keepLines w:val="0"/>
-        <w:pageBreakBefore w:val="0"/>
-        <w:widowControl w:val="0"/>
-        <w:pBdr>
-          <w:top w:space="0" w:sz="0" w:val="nil"/>
-          <w:left w:space="0" w:sz="0" w:val="nil"/>
-          <w:bottom w:space="0" w:sz="0" w:val="nil"/>
-          <w:right w:space="0" w:sz="0" w:val="nil"/>
-          <w:between w:space="0" w:sz="0" w:val="nil"/>
-        </w:pBdr>
-        <w:shd w:fill="auto" w:val="clear"/>
-        <w:spacing w:after="0" w:before="0" w:line="240" w:lineRule="auto"/>
-        <w:ind w:left="0" w:right="0" w:firstLine="0"/>
-        <w:jc w:val="both"/>
-        <w:rPr>
-          <w:rFonts w:ascii="Open Sans" w:cs="Open Sans" w:eastAsia="Open Sans" w:hAnsi="Open Sans"/>
-          <w:b w:val="0"/>
-          <w:bCs w:val="0"/>
-          <w:i w:val="0"/>
-          <w:iCs w:val="0"/>
-          <w:smallCaps w:val="0"/>
-          <w:strike w:val="0"/>
-          <w:color w:val="000000"/>
-          <w:sz w:val="20"/>
-          <w:szCs w:val="20"/>
-          <w:u w:val="none"/>
-          <w:shd w:fill="auto" w:val="clear"/>
-          <w:vertAlign w:val="baseline"/>
-        </w:rPr>
-      </w:pPr>
-      <w:r>
-        <w:rPr>
-          <w:rFonts w:ascii="Times New Roman" w:cs="Times New Roman" w:eastAsia="Times New Roman" w:hAnsi="Times New Roman"/>
-          <w:b w:val="0"/>
-          <w:bCs w:val="0"/>
-          <w:i w:val="0"/>
-          <w:iCs w:val="0"/>
-          <w:smallCaps w:val="0"/>
-          <w:strike w:val="0"/>
-          <w:color w:val="000000"/>
-          <w:sz w:val="24"/>
-          <w:szCs w:val="24"/>
-          <w:u w:val="none"/>
-          <w:shd w:fill="auto" w:val="clear"/>
-          <w:vertAlign w:val="baseline"/>
-          <w:rtl w:val="0"/>
-        </w:rPr>
-        <w:t xml:space="preserve">В 2003 работал как Разработчик ПО для обработки изображений в Evotec Technologies, Немецкая Фирма.</w:t>
-      </w:r>
-      <w:r>
-        <w:rPr>
-          <w:rtl w:val="0"/>
-        </w:rPr>
-      </w:r>
-    </w:p>
-    <w:p>
-      <w:pPr>
-        <w:keepNext w:val="0"/>
-        <w:keepLines w:val="0"/>
-        <w:pageBreakBefore w:val="0"/>
-        <w:widowControl w:val="0"/>
-        <w:numPr>
-          <w:ilvl w:val="0"/>
-          <w:numId w:val="5"/>
-        </w:numPr>
-        <w:pBdr>
-          <w:top w:space="0" w:sz="0" w:val="nil"/>
-          <w:left w:space="0" w:sz="0" w:val="nil"/>
-          <w:bottom w:space="0" w:sz="0" w:val="nil"/>
-          <w:right w:space="0" w:sz="0" w:val="nil"/>
-          <w:between w:space="0" w:sz="0" w:val="nil"/>
-        </w:pBdr>
-        <w:shd w:fill="auto" w:val="clear"/>
-        <w:spacing w:after="0" w:before="0" w:line="240" w:lineRule="auto"/>
-        <w:ind w:left="0" w:right="0" w:firstLine="0"/>
-        <w:jc w:val="both"/>
-        <w:rPr>
-          <w:rFonts w:ascii="Open Sans" w:cs="Open Sans" w:eastAsia="Open Sans" w:hAnsi="Open Sans"/>
-          <w:b w:val="0"/>
-          <w:bCs w:val="0"/>
-          <w:i w:val="0"/>
-          <w:iCs w:val="0"/>
-          <w:smallCaps w:val="0"/>
-          <w:strike w:val="0"/>
-          <w:color w:val="000000"/>
-          <w:sz w:val="20"/>
-          <w:szCs w:val="20"/>
-          <w:u w:val="none"/>
-          <w:shd w:fill="auto" w:val="clear"/>
-          <w:vertAlign w:val="baseline"/>
-        </w:rPr>
-      </w:pPr>
-      <w:r>
-        <w:rPr>
-          <w:rFonts w:ascii="Times New Roman" w:cs="Times New Roman" w:eastAsia="Times New Roman" w:hAnsi="Times New Roman"/>
-          <w:b w:val="0"/>
-          <w:bCs w:val="0"/>
-          <w:i w:val="0"/>
-          <w:iCs w:val="0"/>
-          <w:smallCaps w:val="0"/>
-          <w:strike w:val="0"/>
-          <w:color w:val="000000"/>
-          <w:sz w:val="24"/>
-          <w:szCs w:val="24"/>
-          <w:u w:val="none"/>
-          <w:shd w:fill="auto" w:val="clear"/>
-          <w:vertAlign w:val="baseline"/>
-          <w:rtl w:val="0"/>
-        </w:rPr>
-        <w:t xml:space="preserve">Был ответственен за Разработку Скриптов Обработки Изображений.</w:t>
-      </w:r>
-      <w:r>
-        <w:rPr>
-          <w:rtl w:val="0"/>
-        </w:rPr>
-      </w:r>
-    </w:p>
-    <w:p>
-      <w:pPr>
-        <w:keepNext w:val="0"/>
-        <w:keepLines w:val="0"/>
-        <w:pageBreakBefore w:val="0"/>
-        <w:widowControl w:val="0"/>
-        <w:numPr>
-          <w:ilvl w:val="0"/>
-          <w:numId w:val="5"/>
-        </w:numPr>
-        <w:pBdr>
-          <w:top w:space="0" w:sz="0" w:val="nil"/>
-          <w:left w:space="0" w:sz="0" w:val="nil"/>
-          <w:bottom w:space="0" w:sz="0" w:val="nil"/>
-          <w:right w:space="0" w:sz="0" w:val="nil"/>
-          <w:between w:space="0" w:sz="0" w:val="nil"/>
-        </w:pBdr>
-        <w:shd w:fill="auto" w:val="clear"/>
-        <w:spacing w:after="0" w:before="0" w:line="240" w:lineRule="auto"/>
-        <w:ind w:left="0" w:right="0" w:firstLine="0"/>
-        <w:jc w:val="both"/>
-        <w:rPr>
-          <w:rFonts w:ascii="Open Sans" w:cs="Open Sans" w:eastAsia="Open Sans" w:hAnsi="Open Sans"/>
-          <w:b w:val="0"/>
-          <w:bCs w:val="0"/>
-          <w:i w:val="0"/>
-          <w:iCs w:val="0"/>
-          <w:smallCaps w:val="0"/>
-          <w:strike w:val="0"/>
-          <w:color w:val="000000"/>
-          <w:sz w:val="20"/>
-          <w:szCs w:val="20"/>
-          <w:u w:val="none"/>
-          <w:shd w:fill="auto" w:val="clear"/>
-          <w:vertAlign w:val="baseline"/>
-        </w:rPr>
-      </w:pPr>
-      <w:r>
-        <w:rPr>
-          <w:rFonts w:ascii="Times New Roman" w:cs="Times New Roman" w:eastAsia="Times New Roman" w:hAnsi="Times New Roman"/>
-          <w:b w:val="0"/>
-          <w:bCs w:val="0"/>
-          <w:i w:val="0"/>
-          <w:iCs w:val="0"/>
-          <w:smallCaps w:val="0"/>
-          <w:strike w:val="0"/>
-          <w:color w:val="000000"/>
-          <w:sz w:val="24"/>
-          <w:szCs w:val="24"/>
-          <w:u w:val="none"/>
-          <w:shd w:fill="auto" w:val="clear"/>
-          <w:vertAlign w:val="baseline"/>
-          <w:rtl w:val="0"/>
-        </w:rPr>
-        <w:t xml:space="preserve">Реализовал много статистических алгоритмов визуализаций используя Acapella Язык Программирования.</w:t>
-      </w:r>
-      <w:r>
-        <w:rPr>
-          <w:rtl w:val="0"/>
-        </w:rPr>
-      </w:r>
-    </w:p>
-    <w:p>
-      <w:pPr>
-        <w:keepNext w:val="0"/>
-        <w:keepLines w:val="0"/>
-        <w:pageBreakBefore w:val="0"/>
-        <w:widowControl w:val="0"/>
-        <w:numPr>
-          <w:ilvl w:val="0"/>
-          <w:numId w:val="5"/>
-        </w:numPr>
-        <w:pBdr>
-          <w:top w:space="0" w:sz="0" w:val="nil"/>
-          <w:left w:space="0" w:sz="0" w:val="nil"/>
-          <w:bottom w:space="0" w:sz="0" w:val="nil"/>
-          <w:right w:space="0" w:sz="0" w:val="nil"/>
-          <w:between w:space="0" w:sz="0" w:val="nil"/>
-        </w:pBdr>
-        <w:shd w:fill="auto" w:val="clear"/>
-        <w:spacing w:after="0" w:before="0" w:line="240" w:lineRule="auto"/>
-        <w:ind w:left="0" w:right="0" w:firstLine="0"/>
-        <w:jc w:val="both"/>
-        <w:rPr>
-          <w:rFonts w:ascii="Open Sans" w:cs="Open Sans" w:eastAsia="Open Sans" w:hAnsi="Open Sans"/>
-          <w:b w:val="0"/>
-          <w:bCs w:val="0"/>
-          <w:i w:val="0"/>
-          <w:iCs w:val="0"/>
-          <w:smallCaps w:val="0"/>
-          <w:strike w:val="0"/>
-          <w:color w:val="000000"/>
-          <w:sz w:val="20"/>
-          <w:szCs w:val="20"/>
-          <w:u w:val="none"/>
-          <w:shd w:fill="auto" w:val="clear"/>
-          <w:vertAlign w:val="baseline"/>
-        </w:rPr>
-      </w:pPr>
-      <w:r>
-        <w:rPr>
-          <w:rFonts w:ascii="Times New Roman" w:cs="Times New Roman" w:eastAsia="Times New Roman" w:hAnsi="Times New Roman"/>
-          <w:b w:val="0"/>
-          <w:bCs w:val="0"/>
-          <w:i w:val="0"/>
-          <w:iCs w:val="0"/>
-          <w:smallCaps w:val="0"/>
-          <w:strike w:val="0"/>
-          <w:color w:val="000000"/>
-          <w:sz w:val="24"/>
-          <w:szCs w:val="24"/>
-          <w:u w:val="none"/>
-          <w:shd w:fill="auto" w:val="clear"/>
-          <w:vertAlign w:val="baseline"/>
-          <w:rtl w:val="0"/>
-        </w:rPr>
-        <w:t xml:space="preserve">Протестировал Разрабатываемое ПО.</w:t>
-      </w:r>
-      <w:r>
-        <w:rPr>
-          <w:rtl w:val="0"/>
-        </w:rPr>
-      </w:r>
-    </w:p>
-    <w:p>
-      <w:pPr>
-        <w:keepNext w:val="0"/>
-        <w:keepLines w:val="0"/>
-        <w:pageBreakBefore w:val="0"/>
-        <w:widowControl w:val="0"/>
-        <w:pBdr>
-          <w:top w:space="0" w:sz="0" w:val="nil"/>
-          <w:left w:space="0" w:sz="0" w:val="nil"/>
-          <w:bottom w:space="0" w:sz="0" w:val="nil"/>
-          <w:right w:space="0" w:sz="0" w:val="nil"/>
-          <w:between w:space="0" w:sz="0" w:val="nil"/>
-        </w:pBdr>
-        <w:shd w:fill="auto" w:val="clear"/>
-        <w:spacing w:after="0" w:before="0" w:line="240" w:lineRule="auto"/>
-        <w:ind w:left="0" w:right="0" w:firstLine="0"/>
-        <w:jc w:val="both"/>
-        <w:rPr>
-          <w:rFonts w:ascii="Times New Roman" w:cs="Times New Roman" w:eastAsia="Times New Roman" w:hAnsi="Times New Roman"/>
-          <w:b w:val="0"/>
-          <w:bCs w:val="0"/>
-          <w:i w:val="0"/>
-          <w:iCs w:val="0"/>
-          <w:smallCaps w:val="0"/>
-          <w:strike w:val="0"/>
-          <w:color w:val="000000"/>
-          <w:sz w:val="24"/>
-          <w:szCs w:val="24"/>
-          <w:u w:val="none"/>
-          <w:shd w:fill="auto" w:val="clear"/>
-          <w:vertAlign w:val="baseline"/>
-        </w:rPr>
-      </w:pPr>
-      <w:r>
-        <w:rPr>
-          <w:rtl w:val="0"/>
-        </w:rPr>
-      </w:r>
-    </w:p>
-    <w:p>
-      <w:pPr>
-        <w:keepNext w:val="0"/>
-        <w:keepLines w:val="0"/>
-        <w:pageBreakBefore w:val="0"/>
-        <w:widowControl w:val="0"/>
-        <w:pBdr>
-          <w:top w:space="0" w:sz="0" w:val="nil"/>
-          <w:left w:space="0" w:sz="0" w:val="nil"/>
-          <w:bottom w:space="0" w:sz="0" w:val="nil"/>
-          <w:right w:space="0" w:sz="0" w:val="nil"/>
-          <w:between w:space="0" w:sz="0" w:val="nil"/>
-        </w:pBdr>
-        <w:shd w:fill="auto" w:val="clear"/>
-        <w:spacing w:after="0" w:before="0" w:line="240" w:lineRule="auto"/>
-        <w:ind w:left="0" w:right="0" w:firstLine="0"/>
-        <w:jc w:val="both"/>
-        <w:rPr>
-          <w:rFonts w:ascii="Open Sans" w:cs="Open Sans" w:eastAsia="Open Sans" w:hAnsi="Open Sans"/>
-          <w:b w:val="0"/>
-          <w:bCs w:val="0"/>
-          <w:i w:val="0"/>
-          <w:iCs w:val="0"/>
-          <w:smallCaps w:val="0"/>
-          <w:strike w:val="0"/>
-          <w:color w:val="000000"/>
-          <w:sz w:val="20"/>
-          <w:szCs w:val="20"/>
-          <w:u w:val="none"/>
-          <w:shd w:fill="auto" w:val="clear"/>
-          <w:vertAlign w:val="baseline"/>
-        </w:rPr>
-      </w:pPr>
-      <w:r>
-        <w:rPr>
-          <w:rFonts w:ascii="Times New Roman" w:cs="Times New Roman" w:eastAsia="Times New Roman" w:hAnsi="Times New Roman"/>
-          <w:b w:val="1"/>
-          <w:bCs w:val="1"/>
-          <w:i w:val="0"/>
-          <w:iCs w:val="0"/>
-          <w:smallCaps w:val="0"/>
-          <w:strike w:val="0"/>
-          <w:color w:val="000000"/>
-          <w:sz w:val="24"/>
-          <w:szCs w:val="24"/>
-          <w:u w:val="none"/>
-          <w:shd w:fill="auto" w:val="clear"/>
-          <w:vertAlign w:val="baseline"/>
-          <w:rtl w:val="0"/>
-        </w:rPr>
-        <w:t xml:space="preserve">Публикации:</w:t>
-      </w:r>
-      <w:r>
-        <w:rPr>
-          <w:rFonts w:ascii="Times New Roman" w:cs="Times New Roman" w:eastAsia="Times New Roman" w:hAnsi="Times New Roman"/>
-          <w:b w:val="0"/>
-          <w:bCs w:val="0"/>
-          <w:i w:val="0"/>
-          <w:iCs w:val="0"/>
-          <w:smallCaps w:val="0"/>
-          <w:strike w:val="0"/>
-          <w:color w:val="000000"/>
-          <w:sz w:val="24"/>
-          <w:szCs w:val="24"/>
-          <w:u w:val="none"/>
-          <w:shd w:fill="auto" w:val="clear"/>
-          <w:vertAlign w:val="baseline"/>
-          <w:rtl w:val="0"/>
-        </w:rPr>
-        <w:tab/>
-      </w:r>
-      <w:r>
-        <w:rPr>
-          <w:rtl w:val="0"/>
-        </w:rPr>
-      </w:r>
-    </w:p>
-    <w:p>
-      <w:pPr>
-        <w:keepNext w:val="0"/>
-        <w:keepLines w:val="0"/>
-        <w:pageBreakBefore w:val="0"/>
-        <w:widowControl w:val="0"/>
-        <w:pBdr>
-          <w:top w:space="0" w:sz="0" w:val="nil"/>
-          <w:left w:space="0" w:sz="0" w:val="nil"/>
-          <w:bottom w:space="0" w:sz="0" w:val="nil"/>
-          <w:right w:space="0" w:sz="0" w:val="nil"/>
-          <w:between w:space="0" w:sz="0" w:val="nil"/>
-        </w:pBdr>
-        <w:shd w:fill="auto" w:val="clear"/>
-        <w:spacing w:after="0" w:before="0" w:line="240" w:lineRule="auto"/>
-        <w:ind w:left="0" w:right="0" w:firstLine="0"/>
-        <w:jc w:val="both"/>
-        <w:rPr>
-          <w:rFonts w:ascii="Times New Roman" w:cs="Times New Roman" w:eastAsia="Times New Roman" w:hAnsi="Times New Roman"/>
-          <w:b w:val="0"/>
-          <w:bCs w:val="0"/>
-          <w:i w:val="0"/>
-          <w:iCs w:val="0"/>
-          <w:smallCaps w:val="0"/>
-          <w:strike w:val="0"/>
-          <w:color w:val="000000"/>
-          <w:sz w:val="24"/>
-          <w:szCs w:val="24"/>
-          <w:u w:val="none"/>
-          <w:shd w:fill="auto" w:val="clear"/>
-          <w:vertAlign w:val="baseline"/>
-        </w:rPr>
-      </w:pPr>
-      <w:r>
-        <w:rPr>
-          <w:rtl w:val="0"/>
-        </w:rPr>
-      </w:r>
-    </w:p>
-    <w:p>
-      <w:pPr>
-        <w:keepNext w:val="0"/>
-        <w:keepLines w:val="0"/>
-        <w:pageBreakBefore w:val="0"/>
-        <w:widowControl w:val="1"/>
-        <w:numPr>
-          <w:ilvl w:val="0"/>
-          <w:numId w:val="6"/>
-        </w:numPr>
-        <w:pBdr>
-          <w:top w:space="0" w:sz="0" w:val="nil"/>
-          <w:left w:space="0" w:sz="0" w:val="nil"/>
-          <w:bottom w:space="0" w:sz="0" w:val="nil"/>
-          <w:right w:space="0" w:sz="0" w:val="nil"/>
-          <w:between w:space="0" w:sz="0" w:val="nil"/>
-        </w:pBdr>
-        <w:shd w:fill="auto" w:val="clear"/>
-        <w:spacing w:after="0" w:before="0" w:line="240" w:lineRule="auto"/>
-        <w:ind w:left="0" w:right="0" w:firstLine="0"/>
-        <w:jc w:val="left"/>
-        <w:rPr>
-          <w:rFonts w:ascii="Open Sans" w:cs="Open Sans" w:eastAsia="Open Sans" w:hAnsi="Open Sans"/>
-          <w:b w:val="0"/>
-          <w:bCs w:val="0"/>
-          <w:i w:val="0"/>
-          <w:iCs w:val="0"/>
-          <w:smallCaps w:val="0"/>
-          <w:strike w:val="0"/>
-          <w:color w:val="000000"/>
-          <w:sz w:val="20"/>
-          <w:szCs w:val="20"/>
-          <w:u w:val="none"/>
-          <w:shd w:fill="auto" w:val="clear"/>
-          <w:vertAlign w:val="baseline"/>
-        </w:rPr>
-      </w:pPr>
-      <w:r>
-        <w:rPr>
-          <w:rFonts w:ascii="Times New Roman" w:cs="Times New Roman" w:eastAsia="Times New Roman" w:hAnsi="Times New Roman"/>
-          <w:b w:val="0"/>
-          <w:bCs w:val="0"/>
-          <w:i w:val="0"/>
-          <w:iCs w:val="0"/>
-          <w:smallCaps w:val="0"/>
-          <w:strike w:val="0"/>
-          <w:color w:val="000000"/>
-          <w:sz w:val="24"/>
-          <w:szCs w:val="24"/>
-          <w:u w:val="none"/>
-          <w:shd w:fill="auto" w:val="clear"/>
-          <w:vertAlign w:val="baseline"/>
-          <w:rtl w:val="0"/>
-        </w:rPr>
-        <w:t xml:space="preserve">Repinski, Urmas (2012). Model-based Verification with Error Localization and Error Correction for C Designs. Программные продукты и системы, No 100, pp. 221 - 229.</w:t>
-      </w:r>
-      <w:r>
-        <w:rPr>
-          <w:rtl w:val="0"/>
-        </w:rPr>
-      </w:r>
-    </w:p>
-    <w:p>
-      <w:pPr>
-        <w:keepNext w:val="0"/>
-        <w:keepLines w:val="0"/>
-        <w:pageBreakBefore w:val="0"/>
-        <w:widowControl w:val="1"/>
-        <w:numPr>
-          <w:ilvl w:val="0"/>
-          <w:numId w:val="6"/>
-        </w:numPr>
-        <w:pBdr>
-          <w:top w:space="0" w:sz="0" w:val="nil"/>
-          <w:left w:space="0" w:sz="0" w:val="nil"/>
-          <w:bottom w:space="0" w:sz="0" w:val="nil"/>
-          <w:right w:space="0" w:sz="0" w:val="nil"/>
-          <w:between w:space="0" w:sz="0" w:val="nil"/>
-        </w:pBdr>
-        <w:shd w:fill="auto" w:val="clear"/>
-        <w:spacing w:after="0" w:before="0" w:line="240" w:lineRule="auto"/>
-        <w:ind w:left="0" w:right="0" w:firstLine="0"/>
-        <w:jc w:val="left"/>
-        <w:rPr>
-          <w:rFonts w:ascii="Open Sans" w:cs="Open Sans" w:eastAsia="Open Sans" w:hAnsi="Open Sans"/>
-          <w:b w:val="0"/>
-          <w:bCs w:val="0"/>
-          <w:i w:val="0"/>
-          <w:iCs w:val="0"/>
-          <w:smallCaps w:val="0"/>
-          <w:strike w:val="0"/>
-          <w:color w:val="000000"/>
-          <w:sz w:val="20"/>
-          <w:szCs w:val="20"/>
-          <w:u w:val="none"/>
-          <w:shd w:fill="auto" w:val="clear"/>
-          <w:vertAlign w:val="baseline"/>
-        </w:rPr>
-      </w:pPr>
-      <w:r>
-        <w:rPr>
-          <w:rFonts w:ascii="Times New Roman" w:cs="Times New Roman" w:eastAsia="Times New Roman" w:hAnsi="Times New Roman"/>
-          <w:b w:val="0"/>
-          <w:bCs w:val="0"/>
-          <w:i w:val="0"/>
-          <w:iCs w:val="0"/>
-          <w:smallCaps w:val="0"/>
-          <w:strike w:val="0"/>
-          <w:color w:val="000000"/>
-          <w:sz w:val="24"/>
-          <w:szCs w:val="24"/>
-          <w:u w:val="none"/>
-          <w:shd w:fill="auto" w:val="clear"/>
-          <w:vertAlign w:val="baseline"/>
-          <w:rtl w:val="0"/>
-        </w:rPr>
-        <w:t xml:space="preserve">Репинский, Урмас (2012). Нахождение и исправление ошибок в С дизайнах. Программные продукты и системы, N 100, стр. 229 - 237.</w:t>
-      </w:r>
-      <w:r>
-        <w:rPr>
-          <w:rtl w:val="0"/>
-        </w:rPr>
-      </w:r>
-    </w:p>
-    <w:p>
-      <w:pPr>
-        <w:keepNext w:val="0"/>
-        <w:keepLines w:val="0"/>
-        <w:pageBreakBefore w:val="0"/>
-        <w:widowControl w:val="1"/>
-        <w:numPr>
-          <w:ilvl w:val="0"/>
-          <w:numId w:val="6"/>
-        </w:numPr>
-        <w:pBdr>
-          <w:top w:space="0" w:sz="0" w:val="nil"/>
-          <w:left w:space="0" w:sz="0" w:val="nil"/>
-          <w:bottom w:space="0" w:sz="0" w:val="nil"/>
-          <w:right w:space="0" w:sz="0" w:val="nil"/>
-          <w:between w:space="0" w:sz="0" w:val="nil"/>
-        </w:pBdr>
-        <w:shd w:fill="auto" w:val="clear"/>
-        <w:spacing w:after="0" w:before="0" w:line="240" w:lineRule="auto"/>
-        <w:ind w:left="0" w:right="0" w:firstLine="0"/>
-        <w:jc w:val="left"/>
-        <w:rPr>
-          <w:rFonts w:ascii="Open Sans" w:cs="Open Sans" w:eastAsia="Open Sans" w:hAnsi="Open Sans"/>
-          <w:b w:val="0"/>
-          <w:bCs w:val="0"/>
-          <w:i w:val="0"/>
-          <w:iCs w:val="0"/>
-          <w:smallCaps w:val="0"/>
-          <w:strike w:val="0"/>
-          <w:color w:val="000000"/>
-          <w:sz w:val="20"/>
-          <w:szCs w:val="20"/>
-          <w:u w:val="none"/>
-          <w:shd w:fill="auto" w:val="clear"/>
-          <w:vertAlign w:val="baseline"/>
-        </w:rPr>
-      </w:pPr>
-      <w:r>
-        <w:rPr>
-          <w:rFonts w:ascii="Times New Roman" w:cs="Times New Roman" w:eastAsia="Times New Roman" w:hAnsi="Times New Roman"/>
-          <w:b w:val="0"/>
-          <w:bCs w:val="0"/>
-          <w:i w:val="0"/>
-          <w:iCs w:val="0"/>
-          <w:smallCaps w:val="0"/>
-          <w:strike w:val="0"/>
-          <w:color w:val="000000"/>
-          <w:sz w:val="24"/>
-          <w:szCs w:val="24"/>
-          <w:u w:val="none"/>
-          <w:shd w:fill="auto" w:val="clear"/>
-          <w:vertAlign w:val="baseline"/>
-          <w:rtl w:val="0"/>
-        </w:rPr>
-        <w:t xml:space="preserve">Repinski, Urmas; Raik, Jaan (2013). Comparison of Model-Based Error Localization Algorithms for C Designs. East-West Design &amp; Test Symposium, (1 - 4). IEEE Computer Society Press.</w:t>
-      </w:r>
-      <w:r>
-        <w:rPr>
-          <w:rtl w:val="0"/>
-        </w:rPr>
-      </w:r>
-    </w:p>
-    <w:p>
-      <w:pPr>
-        <w:keepNext w:val="0"/>
-        <w:keepLines w:val="0"/>
-        <w:pageBreakBefore w:val="0"/>
-        <w:widowControl w:val="1"/>
-        <w:numPr>
-          <w:ilvl w:val="0"/>
-          <w:numId w:val="6"/>
-        </w:numPr>
-        <w:pBdr>
-          <w:top w:space="0" w:sz="0" w:val="nil"/>
-          <w:left w:space="0" w:sz="0" w:val="nil"/>
-          <w:bottom w:space="0" w:sz="0" w:val="nil"/>
-          <w:right w:space="0" w:sz="0" w:val="nil"/>
-          <w:between w:space="0" w:sz="0" w:val="nil"/>
-        </w:pBdr>
-        <w:shd w:fill="auto" w:val="clear"/>
-        <w:spacing w:after="0" w:before="0" w:line="240" w:lineRule="auto"/>
-        <w:ind w:left="0" w:right="0" w:firstLine="0"/>
-        <w:jc w:val="left"/>
-        <w:rPr>
-          <w:rFonts w:ascii="Open Sans" w:cs="Open Sans" w:eastAsia="Open Sans" w:hAnsi="Open Sans"/>
-          <w:b w:val="0"/>
-          <w:bCs w:val="0"/>
-          <w:i w:val="0"/>
-          <w:iCs w:val="0"/>
-          <w:smallCaps w:val="0"/>
-          <w:strike w:val="0"/>
-          <w:color w:val="000000"/>
-          <w:sz w:val="20"/>
-          <w:szCs w:val="20"/>
-          <w:u w:val="none"/>
-          <w:shd w:fill="auto" w:val="clear"/>
-          <w:vertAlign w:val="baseline"/>
-        </w:rPr>
-      </w:pPr>
-      <w:r>
-        <w:rPr>
-          <w:rFonts w:ascii="Times New Roman" w:cs="Times New Roman" w:eastAsia="Times New Roman" w:hAnsi="Times New Roman"/>
-          <w:b w:val="0"/>
-          <w:bCs w:val="0"/>
-          <w:i w:val="0"/>
-          <w:iCs w:val="0"/>
-          <w:smallCaps w:val="0"/>
-          <w:strike w:val="0"/>
-          <w:color w:val="000000"/>
-          <w:sz w:val="24"/>
-          <w:szCs w:val="24"/>
-          <w:u w:val="none"/>
-          <w:shd w:fill="auto" w:val="clear"/>
-          <w:vertAlign w:val="baseline"/>
-          <w:rtl w:val="0"/>
-        </w:rPr>
-        <w:t xml:space="preserve">Bloem, Roderick; Drechsler, Rolf; Fey, Goerschwin; Finder, Alexander; Hofferek, Georg; Koenighofer, Robert; Raik, Jaan; Repinski, Urmas; Suelflow, Andre (2012). FoREnSiC - An Automatic Debugging Environment for C Programs. Haifa Verification Conference (1 - 6). IBM Research Labs, Haifa, Israel: IBM</w:t>
-      </w:r>
-      <w:r>
-        <w:rPr>
-          <w:rtl w:val="0"/>
-        </w:rPr>
-      </w:r>
-    </w:p>
-    <w:p>
-      <w:pPr>
-        <w:keepNext w:val="0"/>
-        <w:keepLines w:val="0"/>
-        <w:pageBreakBefore w:val="0"/>
-        <w:widowControl w:val="0"/>
-        <w:pBdr>
-          <w:top w:space="0" w:sz="0" w:val="nil"/>
-          <w:left w:space="0" w:sz="0" w:val="nil"/>
-          <w:bottom w:space="0" w:sz="0" w:val="nil"/>
-          <w:right w:space="0" w:sz="0" w:val="nil"/>
-          <w:between w:space="0" w:sz="0" w:val="nil"/>
-        </w:pBdr>
-        <w:shd w:fill="auto" w:val="clear"/>
-        <w:spacing w:after="0" w:before="0" w:line="240" w:lineRule="auto"/>
-        <w:ind w:left="0" w:right="0" w:firstLine="0"/>
-        <w:jc w:val="both"/>
-        <w:rPr>
-          <w:rFonts w:ascii="Times New Roman" w:cs="Times New Roman" w:eastAsia="Times New Roman" w:hAnsi="Times New Roman"/>
-          <w:b w:val="0"/>
-          <w:bCs w:val="0"/>
-          <w:i w:val="0"/>
-          <w:iCs w:val="0"/>
-          <w:smallCaps w:val="0"/>
-          <w:strike w:val="0"/>
-          <w:color w:val="000000"/>
-          <w:sz w:val="24"/>
-          <w:szCs w:val="24"/>
-          <w:u w:val="none"/>
-          <w:shd w:fill="auto" w:val="clear"/>
-          <w:vertAlign w:val="baseline"/>
-        </w:rPr>
-      </w:pPr>
-      <w:r>
-        <w:rPr>
-          <w:rtl w:val="0"/>
-        </w:rPr>
-      </w:r>
-    </w:p>
-    <w:p>
-      <w:pPr>
-        <w:keepNext w:val="0"/>
-        <w:keepLines w:val="0"/>
-        <w:pageBreakBefore w:val="0"/>
-        <w:widowControl w:val="0"/>
-        <w:pBdr>
-          <w:top w:space="0" w:sz="0" w:val="nil"/>
-          <w:left w:space="0" w:sz="0" w:val="nil"/>
-          <w:bottom w:space="0" w:sz="0" w:val="nil"/>
-          <w:right w:space="0" w:sz="0" w:val="nil"/>
-          <w:between w:space="0" w:sz="0" w:val="nil"/>
-        </w:pBdr>
-        <w:shd w:fill="auto" w:val="clear"/>
-        <w:spacing w:after="0" w:before="0" w:line="240" w:lineRule="auto"/>
-        <w:ind w:left="0" w:right="0" w:firstLine="0"/>
-        <w:jc w:val="both"/>
-        <w:rPr>
-          <w:rFonts w:ascii="Open Sans" w:cs="Open Sans" w:eastAsia="Open Sans" w:hAnsi="Open Sans"/>
-          <w:b w:val="0"/>
-          <w:bCs w:val="0"/>
-          <w:i w:val="0"/>
-          <w:iCs w:val="0"/>
-          <w:smallCaps w:val="0"/>
-          <w:strike w:val="0"/>
-          <w:color w:val="000000"/>
-          <w:sz w:val="20"/>
-          <w:szCs w:val="20"/>
-          <w:u w:val="none"/>
-          <w:shd w:fill="auto" w:val="clear"/>
-          <w:vertAlign w:val="baseline"/>
-        </w:rPr>
-      </w:pPr>
-      <w:r>
-        <w:rPr>
-          <w:rFonts w:ascii="Times New Roman" w:cs="Times New Roman" w:eastAsia="Times New Roman" w:hAnsi="Times New Roman"/>
-          <w:b w:val="1"/>
-          <w:bCs w:val="1"/>
-          <w:i w:val="0"/>
-          <w:iCs w:val="0"/>
-          <w:smallCaps w:val="0"/>
-          <w:strike w:val="0"/>
-          <w:color w:val="000000"/>
-          <w:sz w:val="24"/>
-          <w:szCs w:val="24"/>
-          <w:u w:val="none"/>
-          <w:shd w:fill="auto" w:val="clear"/>
-          <w:vertAlign w:val="baseline"/>
-          <w:rtl w:val="0"/>
-        </w:rPr>
-        <w:t xml:space="preserve">Языки:</w:t>
-      </w:r>
-      <w:r>
-        <w:rPr>
-          <w:rtl w:val="0"/>
-        </w:rPr>
-      </w:r>
-    </w:p>
-    <w:p>
-      <w:pPr>
-        <w:keepNext w:val="0"/>
-        <w:keepLines w:val="0"/>
-        <w:pageBreakBefore w:val="0"/>
-        <w:widowControl w:val="0"/>
-        <w:pBdr>
-          <w:top w:space="0" w:sz="0" w:val="nil"/>
-          <w:left w:space="0" w:sz="0" w:val="nil"/>
-          <w:bottom w:space="0" w:sz="0" w:val="nil"/>
-          <w:right w:space="0" w:sz="0" w:val="nil"/>
-          <w:between w:space="0" w:sz="0" w:val="nil"/>
-        </w:pBdr>
-        <w:shd w:fill="auto" w:val="clear"/>
-        <w:spacing w:after="0" w:before="0" w:line="240" w:lineRule="auto"/>
-        <w:ind w:left="0" w:right="0" w:firstLine="0"/>
-        <w:jc w:val="both"/>
-        <w:rPr>
-          <w:rFonts w:ascii="Times New Roman" w:cs="Times New Roman" w:eastAsia="Times New Roman" w:hAnsi="Times New Roman"/>
-          <w:b w:val="0"/>
-          <w:bCs w:val="0"/>
-          <w:i w:val="0"/>
-          <w:iCs w:val="0"/>
-          <w:smallCaps w:val="0"/>
-          <w:strike w:val="0"/>
-          <w:color w:val="000000"/>
-          <w:sz w:val="24"/>
-          <w:szCs w:val="24"/>
-          <w:u w:val="none"/>
-          <w:shd w:fill="auto" w:val="clear"/>
-          <w:vertAlign w:val="baseline"/>
-        </w:rPr>
-      </w:pPr>
-      <w:r>
-        <w:rPr>
-          <w:rtl w:val="0"/>
-        </w:rPr>
-      </w:r>
-    </w:p>
-    <w:p>
-      <w:pPr>
-        <w:keepNext w:val="0"/>
-        <w:keepLines w:val="0"/>
-        <w:pageBreakBefore w:val="0"/>
-        <w:widowControl w:val="0"/>
-        <w:numPr>
-          <w:ilvl w:val="0"/>
-          <w:numId w:val="7"/>
-        </w:numPr>
-        <w:pBdr>
-          <w:top w:space="0" w:sz="0" w:val="nil"/>
-          <w:left w:space="0" w:sz="0" w:val="nil"/>
-          <w:bottom w:space="0" w:sz="0" w:val="nil"/>
-          <w:right w:space="0" w:sz="0" w:val="nil"/>
-          <w:between w:space="0" w:sz="0" w:val="nil"/>
-        </w:pBdr>
-        <w:shd w:fill="auto" w:val="clear"/>
-        <w:spacing w:after="0" w:before="0" w:line="240" w:lineRule="auto"/>
-        <w:ind w:left="0" w:right="0" w:firstLine="0"/>
-        <w:jc w:val="both"/>
-        <w:rPr>
-          <w:rFonts w:ascii="Open Sans" w:cs="Open Sans" w:eastAsia="Open Sans" w:hAnsi="Open Sans"/>
-          <w:b w:val="0"/>
-          <w:bCs w:val="0"/>
-          <w:i w:val="0"/>
-          <w:iCs w:val="0"/>
-          <w:smallCaps w:val="0"/>
-          <w:strike w:val="0"/>
-          <w:color w:val="000000"/>
-          <w:sz w:val="20"/>
-          <w:szCs w:val="20"/>
-          <w:u w:val="none"/>
-          <w:shd w:fill="auto" w:val="clear"/>
-          <w:vertAlign w:val="baseline"/>
-        </w:rPr>
-      </w:pPr>
-      <w:r>
-        <w:rPr>
-          <w:rFonts w:ascii="Times New Roman" w:cs="Times New Roman" w:eastAsia="Times New Roman" w:hAnsi="Times New Roman"/>
-          <w:b w:val="0"/>
-          <w:bCs w:val="0"/>
-          <w:i w:val="0"/>
-          <w:iCs w:val="0"/>
-          <w:smallCaps w:val="0"/>
-          <w:strike w:val="0"/>
-          <w:color w:val="000000"/>
-          <w:sz w:val="24"/>
-          <w:szCs w:val="24"/>
-          <w:u w:val="none"/>
-          <w:shd w:fill="auto" w:val="clear"/>
-          <w:vertAlign w:val="baseline"/>
-          <w:rtl w:val="0"/>
-        </w:rPr>
-        <w:t xml:space="preserve">Русский - родной</w:t>
-      </w:r>
-      <w:r>
-        <w:rPr>
-          <w:rtl w:val="0"/>
-        </w:rPr>
-      </w:r>
-    </w:p>
-    <w:p>
-      <w:pPr>
-        <w:keepNext w:val="0"/>
-        <w:keepLines w:val="0"/>
-        <w:pageBreakBefore w:val="0"/>
-        <w:widowControl w:val="0"/>
-        <w:numPr>
-          <w:ilvl w:val="0"/>
-          <w:numId w:val="7"/>
-        </w:numPr>
-        <w:pBdr>
-          <w:top w:space="0" w:sz="0" w:val="nil"/>
-          <w:left w:space="0" w:sz="0" w:val="nil"/>
-          <w:bottom w:space="0" w:sz="0" w:val="nil"/>
-          <w:right w:space="0" w:sz="0" w:val="nil"/>
-          <w:between w:space="0" w:sz="0" w:val="nil"/>
-        </w:pBdr>
-        <w:shd w:fill="auto" w:val="clear"/>
-        <w:spacing w:after="100" w:before="100" w:line="240" w:lineRule="auto"/>
-        <w:ind w:left="0" w:right="0" w:firstLine="0"/>
-        <w:jc w:val="left"/>
-        <w:rPr>
-          <w:rFonts w:ascii="Times New Roman" w:cs="Times New Roman" w:eastAsia="Times New Roman" w:hAnsi="Times New Roman"/>
-          <w:b w:val="0"/>
-          <w:bCs w:val="0"/>
-          <w:i w:val="0"/>
-          <w:iCs w:val="0"/>
-          <w:smallCaps w:val="0"/>
-          <w:strike w:val="0"/>
-          <w:color w:val="000000"/>
-          <w:sz w:val="24"/>
-          <w:szCs w:val="24"/>
-          <w:u w:val="none"/>
-          <w:shd w:fill="auto" w:val="clear"/>
-          <w:vertAlign w:val="baseline"/>
-        </w:rPr>
-      </w:pPr>
-      <w:r>
-        <w:rPr>
-          <w:rFonts w:ascii="Times New Roman" w:cs="Times New Roman" w:eastAsia="Times New Roman" w:hAnsi="Times New Roman"/>
-          <w:b w:val="0"/>
-          <w:bCs w:val="0"/>
-          <w:i w:val="0"/>
-          <w:iCs w:val="0"/>
-          <w:smallCaps w:val="0"/>
-          <w:strike w:val="0"/>
-          <w:color w:val="000000"/>
-          <w:sz w:val="24"/>
-          <w:szCs w:val="24"/>
-          <w:u w:val="none"/>
-          <w:shd w:fill="auto" w:val="clear"/>
-          <w:vertAlign w:val="baseline"/>
-          <w:rtl w:val="0"/>
-        </w:rPr>
-        <w:t xml:space="preserve">Английский – разговорный – очень хорошо, чтение – очень хорошо, письмо – очень хорошо</w:t>
-      </w:r>
-    </w:p>
-    <w:p>
-      <w:pPr>
-        <w:keepNext w:val="0"/>
-        <w:keepLines w:val="0"/>
-        <w:pageBreakBefore w:val="0"/>
-        <w:widowControl w:val="0"/>
-        <w:numPr>
-          <w:ilvl w:val="0"/>
-          <w:numId w:val="7"/>
+          <w:numId w:val="9"/>
         </w:numPr>
         <w:pBdr>
           <w:top w:space="0" w:sz="0" w:val="nil"/>
@@ -7943,6 +7943,244 @@
       </w:pPr>
       <w:rPr>
         <w:rFonts w:ascii="Noto Sans Symbols" w:cs="Noto Sans Symbols" w:eastAsia="Noto Sans Symbols" w:hAnsi="Noto Sans Symbols"/>
+        <w:vertAlign w:val="baseline"/>
+      </w:rPr>
+    </w:lvl>
+    <w:lvl w:ilvl="1">
+      <w:start w:val="0"/>
+      <w:numFmt w:val="bullet"/>
+      <w:lvlText w:val="−"/>
+      <w:lvlJc w:val="left"/>
+      <w:pPr>
+        <w:ind w:left="0" w:firstLine="0"/>
+      </w:pPr>
+      <w:rPr>
+        <w:rFonts w:ascii="Noto Sans Symbols" w:cs="Noto Sans Symbols" w:eastAsia="Noto Sans Symbols" w:hAnsi="Noto Sans Symbols"/>
+        <w:vertAlign w:val="baseline"/>
+      </w:rPr>
+    </w:lvl>
+    <w:lvl w:ilvl="2">
+      <w:start w:val="0"/>
+      <w:numFmt w:val="bullet"/>
+      <w:lvlText w:val="−"/>
+      <w:lvlJc w:val="left"/>
+      <w:pPr>
+        <w:ind w:left="0" w:firstLine="0"/>
+      </w:pPr>
+      <w:rPr>
+        <w:rFonts w:ascii="Noto Sans Symbols" w:cs="Noto Sans Symbols" w:eastAsia="Noto Sans Symbols" w:hAnsi="Noto Sans Symbols"/>
+        <w:vertAlign w:val="baseline"/>
+      </w:rPr>
+    </w:lvl>
+    <w:lvl w:ilvl="3">
+      <w:start w:val="0"/>
+      <w:numFmt w:val="bullet"/>
+      <w:lvlText w:val="−"/>
+      <w:lvlJc w:val="left"/>
+      <w:pPr>
+        <w:ind w:left="0" w:firstLine="0"/>
+      </w:pPr>
+      <w:rPr>
+        <w:rFonts w:ascii="Noto Sans Symbols" w:cs="Noto Sans Symbols" w:eastAsia="Noto Sans Symbols" w:hAnsi="Noto Sans Symbols"/>
+        <w:vertAlign w:val="baseline"/>
+      </w:rPr>
+    </w:lvl>
+    <w:lvl w:ilvl="4">
+      <w:start w:val="0"/>
+      <w:numFmt w:val="bullet"/>
+      <w:lvlText w:val="−"/>
+      <w:lvlJc w:val="left"/>
+      <w:pPr>
+        <w:ind w:left="0" w:firstLine="0"/>
+      </w:pPr>
+      <w:rPr>
+        <w:rFonts w:ascii="Noto Sans Symbols" w:cs="Noto Sans Symbols" w:eastAsia="Noto Sans Symbols" w:hAnsi="Noto Sans Symbols"/>
+        <w:vertAlign w:val="baseline"/>
+      </w:rPr>
+    </w:lvl>
+    <w:lvl w:ilvl="5">
+      <w:start w:val="0"/>
+      <w:numFmt w:val="bullet"/>
+      <w:lvlText w:val="−"/>
+      <w:lvlJc w:val="left"/>
+      <w:pPr>
+        <w:ind w:left="0" w:firstLine="0"/>
+      </w:pPr>
+      <w:rPr>
+        <w:rFonts w:ascii="Noto Sans Symbols" w:cs="Noto Sans Symbols" w:eastAsia="Noto Sans Symbols" w:hAnsi="Noto Sans Symbols"/>
+        <w:vertAlign w:val="baseline"/>
+      </w:rPr>
+    </w:lvl>
+    <w:lvl w:ilvl="6">
+      <w:start w:val="0"/>
+      <w:numFmt w:val="bullet"/>
+      <w:lvlText w:val="−"/>
+      <w:lvlJc w:val="left"/>
+      <w:pPr>
+        <w:ind w:left="0" w:firstLine="0"/>
+      </w:pPr>
+      <w:rPr>
+        <w:rFonts w:ascii="Noto Sans Symbols" w:cs="Noto Sans Symbols" w:eastAsia="Noto Sans Symbols" w:hAnsi="Noto Sans Symbols"/>
+        <w:vertAlign w:val="baseline"/>
+      </w:rPr>
+    </w:lvl>
+    <w:lvl w:ilvl="7">
+      <w:start w:val="0"/>
+      <w:numFmt w:val="bullet"/>
+      <w:lvlText w:val="−"/>
+      <w:lvlJc w:val="left"/>
+      <w:pPr>
+        <w:ind w:left="0" w:firstLine="0"/>
+      </w:pPr>
+      <w:rPr>
+        <w:rFonts w:ascii="Noto Sans Symbols" w:cs="Noto Sans Symbols" w:eastAsia="Noto Sans Symbols" w:hAnsi="Noto Sans Symbols"/>
+        <w:vertAlign w:val="baseline"/>
+      </w:rPr>
+    </w:lvl>
+    <w:lvl w:ilvl="8">
+      <w:start w:val="0"/>
+      <w:numFmt w:val="bullet"/>
+      <w:lvlText w:val="−"/>
+      <w:lvlJc w:val="left"/>
+      <w:pPr>
+        <w:ind w:left="0" w:firstLine="0"/>
+      </w:pPr>
+      <w:rPr>
+        <w:rFonts w:ascii="Noto Sans Symbols" w:cs="Noto Sans Symbols" w:eastAsia="Noto Sans Symbols" w:hAnsi="Noto Sans Symbols"/>
+        <w:vertAlign w:val="baseline"/>
+      </w:rPr>
+    </w:lvl>
+  </w:abstractNum>
+  <w:abstractNum w:abstractNumId="4">
+    <w:lvl w:ilvl="0">
+      <w:start w:val="0"/>
+      <w:numFmt w:val="bullet"/>
+      <w:lvlText w:val="−"/>
+      <w:lvlJc w:val="left"/>
+      <w:pPr>
+        <w:ind w:left="0" w:firstLine="0"/>
+      </w:pPr>
+      <w:rPr>
+        <w:rFonts w:ascii="Noto Sans Symbols" w:cs="Noto Sans Symbols" w:eastAsia="Noto Sans Symbols" w:hAnsi="Noto Sans Symbols"/>
+        <w:vertAlign w:val="baseline"/>
+      </w:rPr>
+    </w:lvl>
+    <w:lvl w:ilvl="1">
+      <w:start w:val="0"/>
+      <w:numFmt w:val="bullet"/>
+      <w:lvlText w:val="−"/>
+      <w:lvlJc w:val="left"/>
+      <w:pPr>
+        <w:ind w:left="0" w:firstLine="0"/>
+      </w:pPr>
+      <w:rPr>
+        <w:rFonts w:ascii="Noto Sans Symbols" w:cs="Noto Sans Symbols" w:eastAsia="Noto Sans Symbols" w:hAnsi="Noto Sans Symbols"/>
+        <w:vertAlign w:val="baseline"/>
+      </w:rPr>
+    </w:lvl>
+    <w:lvl w:ilvl="2">
+      <w:start w:val="0"/>
+      <w:numFmt w:val="bullet"/>
+      <w:lvlText w:val="−"/>
+      <w:lvlJc w:val="left"/>
+      <w:pPr>
+        <w:ind w:left="0" w:firstLine="0"/>
+      </w:pPr>
+      <w:rPr>
+        <w:rFonts w:ascii="Noto Sans Symbols" w:cs="Noto Sans Symbols" w:eastAsia="Noto Sans Symbols" w:hAnsi="Noto Sans Symbols"/>
+        <w:vertAlign w:val="baseline"/>
+      </w:rPr>
+    </w:lvl>
+    <w:lvl w:ilvl="3">
+      <w:start w:val="0"/>
+      <w:numFmt w:val="bullet"/>
+      <w:lvlText w:val="−"/>
+      <w:lvlJc w:val="left"/>
+      <w:pPr>
+        <w:ind w:left="0" w:firstLine="0"/>
+      </w:pPr>
+      <w:rPr>
+        <w:rFonts w:ascii="Noto Sans Symbols" w:cs="Noto Sans Symbols" w:eastAsia="Noto Sans Symbols" w:hAnsi="Noto Sans Symbols"/>
+        <w:vertAlign w:val="baseline"/>
+      </w:rPr>
+    </w:lvl>
+    <w:lvl w:ilvl="4">
+      <w:start w:val="0"/>
+      <w:numFmt w:val="bullet"/>
+      <w:lvlText w:val="−"/>
+      <w:lvlJc w:val="left"/>
+      <w:pPr>
+        <w:ind w:left="0" w:firstLine="0"/>
+      </w:pPr>
+      <w:rPr>
+        <w:rFonts w:ascii="Noto Sans Symbols" w:cs="Noto Sans Symbols" w:eastAsia="Noto Sans Symbols" w:hAnsi="Noto Sans Symbols"/>
+        <w:vertAlign w:val="baseline"/>
+      </w:rPr>
+    </w:lvl>
+    <w:lvl w:ilvl="5">
+      <w:start w:val="0"/>
+      <w:numFmt w:val="bullet"/>
+      <w:lvlText w:val="−"/>
+      <w:lvlJc w:val="left"/>
+      <w:pPr>
+        <w:ind w:left="0" w:firstLine="0"/>
+      </w:pPr>
+      <w:rPr>
+        <w:rFonts w:ascii="Noto Sans Symbols" w:cs="Noto Sans Symbols" w:eastAsia="Noto Sans Symbols" w:hAnsi="Noto Sans Symbols"/>
+        <w:vertAlign w:val="baseline"/>
+      </w:rPr>
+    </w:lvl>
+    <w:lvl w:ilvl="6">
+      <w:start w:val="0"/>
+      <w:numFmt w:val="bullet"/>
+      <w:lvlText w:val="−"/>
+      <w:lvlJc w:val="left"/>
+      <w:pPr>
+        <w:ind w:left="0" w:firstLine="0"/>
+      </w:pPr>
+      <w:rPr>
+        <w:rFonts w:ascii="Noto Sans Symbols" w:cs="Noto Sans Symbols" w:eastAsia="Noto Sans Symbols" w:hAnsi="Noto Sans Symbols"/>
+        <w:vertAlign w:val="baseline"/>
+      </w:rPr>
+    </w:lvl>
+    <w:lvl w:ilvl="7">
+      <w:start w:val="0"/>
+      <w:numFmt w:val="bullet"/>
+      <w:lvlText w:val="−"/>
+      <w:lvlJc w:val="left"/>
+      <w:pPr>
+        <w:ind w:left="0" w:firstLine="0"/>
+      </w:pPr>
+      <w:rPr>
+        <w:rFonts w:ascii="Noto Sans Symbols" w:cs="Noto Sans Symbols" w:eastAsia="Noto Sans Symbols" w:hAnsi="Noto Sans Symbols"/>
+        <w:vertAlign w:val="baseline"/>
+      </w:rPr>
+    </w:lvl>
+    <w:lvl w:ilvl="8">
+      <w:start w:val="0"/>
+      <w:numFmt w:val="bullet"/>
+      <w:lvlText w:val="−"/>
+      <w:lvlJc w:val="left"/>
+      <w:pPr>
+        <w:ind w:left="0" w:firstLine="0"/>
+      </w:pPr>
+      <w:rPr>
+        <w:rFonts w:ascii="Noto Sans Symbols" w:cs="Noto Sans Symbols" w:eastAsia="Noto Sans Symbols" w:hAnsi="Noto Sans Symbols"/>
+        <w:vertAlign w:val="baseline"/>
+      </w:rPr>
+    </w:lvl>
+  </w:abstractNum>
+  <w:abstractNum w:abstractNumId="5">
+    <w:lvl w:ilvl="0">
+      <w:start w:val="0"/>
+      <w:numFmt w:val="bullet"/>
+      <w:lvlText w:val="−"/>
+      <w:lvlJc w:val="left"/>
+      <w:pPr>
+        <w:ind w:left="0" w:firstLine="0"/>
+      </w:pPr>
+      <w:rPr>
+        <w:rFonts w:ascii="Noto Sans Symbols" w:cs="Noto Sans Symbols" w:eastAsia="Noto Sans Symbols" w:hAnsi="Noto Sans Symbols"/>
         <w:strike w:val="0"/>
         <w:vertAlign w:val="baseline"/>
       </w:rPr>
@@ -8060,7 +8298,7 @@
       </w:rPr>
     </w:lvl>
   </w:abstractNum>
-  <w:abstractNum w:abstractNumId="4">
+  <w:abstractNum w:abstractNumId="6">
     <w:lvl w:ilvl="0">
       <w:start w:val="0"/>
       <w:numFmt w:val="bullet"/>
@@ -8188,7 +8426,7 @@
       </w:rPr>
     </w:lvl>
   </w:abstractNum>
-  <w:abstractNum w:abstractNumId="5">
+  <w:abstractNum w:abstractNumId="7">
     <w:lvl w:ilvl="0">
       <w:start w:val="0"/>
       <w:numFmt w:val="bullet"/>
@@ -8307,7 +8545,7 @@
       </w:rPr>
     </w:lvl>
   </w:abstractNum>
-  <w:abstractNum w:abstractNumId="6">
+  <w:abstractNum w:abstractNumId="8">
     <w:lvl w:ilvl="0">
       <w:start w:val="1"/>
       <w:numFmt w:val="decimal"/>
@@ -8417,7 +8655,7 @@
       </w:rPr>
     </w:lvl>
   </w:abstractNum>
-  <w:abstractNum w:abstractNumId="7">
+  <w:abstractNum w:abstractNumId="9">
     <w:lvl w:ilvl="0">
       <w:start w:val="0"/>
       <w:numFmt w:val="bullet"/>
@@ -8530,7 +8768,7 @@
       </w:rPr>
     </w:lvl>
   </w:abstractNum>
-  <w:abstractNum w:abstractNumId="8">
+  <w:abstractNum w:abstractNumId="10">
     <w:lvl w:ilvl="0">
       <w:start w:val="0"/>
       <w:numFmt w:val="bullet"/>
@@ -8654,244 +8892,6 @@
       <w:rPr>
         <w:rFonts w:ascii="Noto Sans Symbols" w:cs="Noto Sans Symbols" w:eastAsia="Noto Sans Symbols" w:hAnsi="Noto Sans Symbols"/>
         <w:strike w:val="0"/>
-        <w:vertAlign w:val="baseline"/>
-      </w:rPr>
-    </w:lvl>
-  </w:abstractNum>
-  <w:abstractNum w:abstractNumId="9">
-    <w:lvl w:ilvl="0">
-      <w:start w:val="0"/>
-      <w:numFmt w:val="bullet"/>
-      <w:lvlText w:val="−"/>
-      <w:lvlJc w:val="left"/>
-      <w:pPr>
-        <w:ind w:left="0" w:firstLine="0"/>
-      </w:pPr>
-      <w:rPr>
-        <w:rFonts w:ascii="Noto Sans Symbols" w:cs="Noto Sans Symbols" w:eastAsia="Noto Sans Symbols" w:hAnsi="Noto Sans Symbols"/>
-        <w:vertAlign w:val="baseline"/>
-      </w:rPr>
-    </w:lvl>
-    <w:lvl w:ilvl="1">
-      <w:start w:val="0"/>
-      <w:numFmt w:val="bullet"/>
-      <w:lvlText w:val="−"/>
-      <w:lvlJc w:val="left"/>
-      <w:pPr>
-        <w:ind w:left="0" w:firstLine="0"/>
-      </w:pPr>
-      <w:rPr>
-        <w:rFonts w:ascii="Noto Sans Symbols" w:cs="Noto Sans Symbols" w:eastAsia="Noto Sans Symbols" w:hAnsi="Noto Sans Symbols"/>
-        <w:vertAlign w:val="baseline"/>
-      </w:rPr>
-    </w:lvl>
-    <w:lvl w:ilvl="2">
-      <w:start w:val="0"/>
-      <w:numFmt w:val="bullet"/>
-      <w:lvlText w:val="−"/>
-      <w:lvlJc w:val="left"/>
-      <w:pPr>
-        <w:ind w:left="0" w:firstLine="0"/>
-      </w:pPr>
-      <w:rPr>
-        <w:rFonts w:ascii="Noto Sans Symbols" w:cs="Noto Sans Symbols" w:eastAsia="Noto Sans Symbols" w:hAnsi="Noto Sans Symbols"/>
-        <w:vertAlign w:val="baseline"/>
-      </w:rPr>
-    </w:lvl>
-    <w:lvl w:ilvl="3">
-      <w:start w:val="0"/>
-      <w:numFmt w:val="bullet"/>
-      <w:lvlText w:val="−"/>
-      <w:lvlJc w:val="left"/>
-      <w:pPr>
-        <w:ind w:left="0" w:firstLine="0"/>
-      </w:pPr>
-      <w:rPr>
-        <w:rFonts w:ascii="Noto Sans Symbols" w:cs="Noto Sans Symbols" w:eastAsia="Noto Sans Symbols" w:hAnsi="Noto Sans Symbols"/>
-        <w:vertAlign w:val="baseline"/>
-      </w:rPr>
-    </w:lvl>
-    <w:lvl w:ilvl="4">
-      <w:start w:val="0"/>
-      <w:numFmt w:val="bullet"/>
-      <w:lvlText w:val="−"/>
-      <w:lvlJc w:val="left"/>
-      <w:pPr>
-        <w:ind w:left="0" w:firstLine="0"/>
-      </w:pPr>
-      <w:rPr>
-        <w:rFonts w:ascii="Noto Sans Symbols" w:cs="Noto Sans Symbols" w:eastAsia="Noto Sans Symbols" w:hAnsi="Noto Sans Symbols"/>
-        <w:vertAlign w:val="baseline"/>
-      </w:rPr>
-    </w:lvl>
-    <w:lvl w:ilvl="5">
-      <w:start w:val="0"/>
-      <w:numFmt w:val="bullet"/>
-      <w:lvlText w:val="−"/>
-      <w:lvlJc w:val="left"/>
-      <w:pPr>
-        <w:ind w:left="0" w:firstLine="0"/>
-      </w:pPr>
-      <w:rPr>
-        <w:rFonts w:ascii="Noto Sans Symbols" w:cs="Noto Sans Symbols" w:eastAsia="Noto Sans Symbols" w:hAnsi="Noto Sans Symbols"/>
-        <w:vertAlign w:val="baseline"/>
-      </w:rPr>
-    </w:lvl>
-    <w:lvl w:ilvl="6">
-      <w:start w:val="0"/>
-      <w:numFmt w:val="bullet"/>
-      <w:lvlText w:val="−"/>
-      <w:lvlJc w:val="left"/>
-      <w:pPr>
-        <w:ind w:left="0" w:firstLine="0"/>
-      </w:pPr>
-      <w:rPr>
-        <w:rFonts w:ascii="Noto Sans Symbols" w:cs="Noto Sans Symbols" w:eastAsia="Noto Sans Symbols" w:hAnsi="Noto Sans Symbols"/>
-        <w:vertAlign w:val="baseline"/>
-      </w:rPr>
-    </w:lvl>
-    <w:lvl w:ilvl="7">
-      <w:start w:val="0"/>
-      <w:numFmt w:val="bullet"/>
-      <w:lvlText w:val="−"/>
-      <w:lvlJc w:val="left"/>
-      <w:pPr>
-        <w:ind w:left="0" w:firstLine="0"/>
-      </w:pPr>
-      <w:rPr>
-        <w:rFonts w:ascii="Noto Sans Symbols" w:cs="Noto Sans Symbols" w:eastAsia="Noto Sans Symbols" w:hAnsi="Noto Sans Symbols"/>
-        <w:vertAlign w:val="baseline"/>
-      </w:rPr>
-    </w:lvl>
-    <w:lvl w:ilvl="8">
-      <w:start w:val="0"/>
-      <w:numFmt w:val="bullet"/>
-      <w:lvlText w:val="−"/>
-      <w:lvlJc w:val="left"/>
-      <w:pPr>
-        <w:ind w:left="0" w:firstLine="0"/>
-      </w:pPr>
-      <w:rPr>
-        <w:rFonts w:ascii="Noto Sans Symbols" w:cs="Noto Sans Symbols" w:eastAsia="Noto Sans Symbols" w:hAnsi="Noto Sans Symbols"/>
-        <w:vertAlign w:val="baseline"/>
-      </w:rPr>
-    </w:lvl>
-  </w:abstractNum>
-  <w:abstractNum w:abstractNumId="10">
-    <w:lvl w:ilvl="0">
-      <w:start w:val="0"/>
-      <w:numFmt w:val="bullet"/>
-      <w:lvlText w:val="−"/>
-      <w:lvlJc w:val="left"/>
-      <w:pPr>
-        <w:ind w:left="0" w:firstLine="0"/>
-      </w:pPr>
-      <w:rPr>
-        <w:rFonts w:ascii="Noto Sans Symbols" w:cs="Noto Sans Symbols" w:eastAsia="Noto Sans Symbols" w:hAnsi="Noto Sans Symbols"/>
-        <w:vertAlign w:val="baseline"/>
-      </w:rPr>
-    </w:lvl>
-    <w:lvl w:ilvl="1">
-      <w:start w:val="0"/>
-      <w:numFmt w:val="bullet"/>
-      <w:lvlText w:val="−"/>
-      <w:lvlJc w:val="left"/>
-      <w:pPr>
-        <w:ind w:left="0" w:firstLine="0"/>
-      </w:pPr>
-      <w:rPr>
-        <w:rFonts w:ascii="Noto Sans Symbols" w:cs="Noto Sans Symbols" w:eastAsia="Noto Sans Symbols" w:hAnsi="Noto Sans Symbols"/>
-        <w:vertAlign w:val="baseline"/>
-      </w:rPr>
-    </w:lvl>
-    <w:lvl w:ilvl="2">
-      <w:start w:val="0"/>
-      <w:numFmt w:val="bullet"/>
-      <w:lvlText w:val="−"/>
-      <w:lvlJc w:val="left"/>
-      <w:pPr>
-        <w:ind w:left="0" w:firstLine="0"/>
-      </w:pPr>
-      <w:rPr>
-        <w:rFonts w:ascii="Noto Sans Symbols" w:cs="Noto Sans Symbols" w:eastAsia="Noto Sans Symbols" w:hAnsi="Noto Sans Symbols"/>
-        <w:vertAlign w:val="baseline"/>
-      </w:rPr>
-    </w:lvl>
-    <w:lvl w:ilvl="3">
-      <w:start w:val="0"/>
-      <w:numFmt w:val="bullet"/>
-      <w:lvlText w:val="−"/>
-      <w:lvlJc w:val="left"/>
-      <w:pPr>
-        <w:ind w:left="0" w:firstLine="0"/>
-      </w:pPr>
-      <w:rPr>
-        <w:rFonts w:ascii="Noto Sans Symbols" w:cs="Noto Sans Symbols" w:eastAsia="Noto Sans Symbols" w:hAnsi="Noto Sans Symbols"/>
-        <w:vertAlign w:val="baseline"/>
-      </w:rPr>
-    </w:lvl>
-    <w:lvl w:ilvl="4">
-      <w:start w:val="0"/>
-      <w:numFmt w:val="bullet"/>
-      <w:lvlText w:val="−"/>
-      <w:lvlJc w:val="left"/>
-      <w:pPr>
-        <w:ind w:left="0" w:firstLine="0"/>
-      </w:pPr>
-      <w:rPr>
-        <w:rFonts w:ascii="Noto Sans Symbols" w:cs="Noto Sans Symbols" w:eastAsia="Noto Sans Symbols" w:hAnsi="Noto Sans Symbols"/>
-        <w:vertAlign w:val="baseline"/>
-      </w:rPr>
-    </w:lvl>
-    <w:lvl w:ilvl="5">
-      <w:start w:val="0"/>
-      <w:numFmt w:val="bullet"/>
-      <w:lvlText w:val="−"/>
-      <w:lvlJc w:val="left"/>
-      <w:pPr>
-        <w:ind w:left="0" w:firstLine="0"/>
-      </w:pPr>
-      <w:rPr>
-        <w:rFonts w:ascii="Noto Sans Symbols" w:cs="Noto Sans Symbols" w:eastAsia="Noto Sans Symbols" w:hAnsi="Noto Sans Symbols"/>
-        <w:vertAlign w:val="baseline"/>
-      </w:rPr>
-    </w:lvl>
-    <w:lvl w:ilvl="6">
-      <w:start w:val="0"/>
-      <w:numFmt w:val="bullet"/>
-      <w:lvlText w:val="−"/>
-      <w:lvlJc w:val="left"/>
-      <w:pPr>
-        <w:ind w:left="0" w:firstLine="0"/>
-      </w:pPr>
-      <w:rPr>
-        <w:rFonts w:ascii="Noto Sans Symbols" w:cs="Noto Sans Symbols" w:eastAsia="Noto Sans Symbols" w:hAnsi="Noto Sans Symbols"/>
-        <w:vertAlign w:val="baseline"/>
-      </w:rPr>
-    </w:lvl>
-    <w:lvl w:ilvl="7">
-      <w:start w:val="0"/>
-      <w:numFmt w:val="bullet"/>
-      <w:lvlText w:val="−"/>
-      <w:lvlJc w:val="left"/>
-      <w:pPr>
-        <w:ind w:left="0" w:firstLine="0"/>
-      </w:pPr>
-      <w:rPr>
-        <w:rFonts w:ascii="Noto Sans Symbols" w:cs="Noto Sans Symbols" w:eastAsia="Noto Sans Symbols" w:hAnsi="Noto Sans Symbols"/>
-        <w:vertAlign w:val="baseline"/>
-      </w:rPr>
-    </w:lvl>
-    <w:lvl w:ilvl="8">
-      <w:start w:val="0"/>
-      <w:numFmt w:val="bullet"/>
-      <w:lvlText w:val="−"/>
-      <w:lvlJc w:val="left"/>
-      <w:pPr>
-        <w:ind w:left="0" w:firstLine="0"/>
-      </w:pPr>
-      <w:rPr>
-        <w:rFonts w:ascii="Noto Sans Symbols" w:cs="Noto Sans Symbols" w:eastAsia="Noto Sans Symbols" w:hAnsi="Noto Sans Symbols"/>
         <w:vertAlign w:val="baseline"/>
       </w:rPr>
     </w:lvl>
@@ -9195,6 +9195,20 @@
       <w:sz w:val="72"/>
       <w:szCs w:val="72"/>
     </w:rPr>
+  </w:style>
+  <w:style w:type="table" w:styleId="TableNormal" w:default="1">
+    <w:name w:val="TableNormal"/>
+    <w:tblPr>
+      <w:tblCellMar>
+        <w:top w:w="100.0" w:type="dxa"/>
+        <w:left w:w="100.0" w:type="dxa"/>
+        <w:bottom w:w="100.0" w:type="dxa"/>
+        <w:right w:w="100.0" w:type="dxa"/>
+      </w:tblCellMar>
+    </w:tblPr>
+  </w:style>
+  <w:style w:type="paragraph" w:styleId="Normal" w:default="1">
+    <w:name w:val="normal"/>
   </w:style>
   <w:style w:type="table" w:styleId="TableNormal" w:default="1">
     <w:name w:val="TableNormal"/>
